--- a/white_canyon_pyproject.docx
+++ b/white_canyon_pyproject.docx
@@ -314,6 +314,95 @@
       <w:r>
         <w:t xml:space="preserve"> are</w:t>
       </w:r>
+      <w:r>
+        <w:t xml:space="preserve"> the median (</w:t>
+      </w:r>
+      <w:r>
+        <w:t xml:space="preserve">3) and </w:t>
+      </w:r>
+      <w:r>
+        <w:t>IQR (</w:t>
+      </w:r>
+      <w:r>
+        <w:t xml:space="preserve">2). </w:t>
+      </w:r>
+      <w:r>
+        <w:t>As seen in Figure 1, our data is unimodal and</w:t>
+      </w:r>
+      <w:r>
+        <w:t xml:space="preserve"> </w:t>
+      </w:r>
+      <w:r>
+        <w:t>right skewed</w:t>
+      </w:r>
+      <w:r>
+        <w:t xml:space="preserve">, which is what has led me to this decision. </w:t>
+      </w:r>
+      <w:r>
+        <w:t xml:space="preserve">Similarly, for </w:t>
+      </w:r>
+      <w:r>
+        <w:rPr>
+          <w:b/>
+          <w:bCs/>
+        </w:rPr>
+        <w:t>age</w:t>
+      </w:r>
+      <w:r>
+        <w:rPr>
+          <w:b/>
+          <w:bCs/>
+        </w:rPr>
+        <w:t xml:space="preserve"> </w:t>
+      </w:r>
+      <w:r>
+        <w:t xml:space="preserve">and </w:t>
+      </w:r>
+      <w:proofErr w:type="spellStart"/>
+      <w:r>
+        <w:rPr>
+          <w:b/>
+          <w:bCs/>
+        </w:rPr>
+        <w:t>chldidel</w:t>
+      </w:r>
+      <w:proofErr w:type="spellEnd"/>
+      <w:r>
+        <w:t>, the median (45</w:t>
+      </w:r>
+      <w:r>
+        <w:t xml:space="preserve"> &amp; </w:t>
+      </w:r>
+      <w:r>
+        <w:t>2</w:t>
+      </w:r>
+      <w:r>
+        <w:t>) and IQR (29</w:t>
+      </w:r>
+      <w:r>
+        <w:t xml:space="preserve"> &amp; 1</w:t>
+      </w:r>
+      <w:r>
+        <w:t>) will be the best measures of central tendency and dispersion</w:t>
+      </w:r>
+      <w:r>
+        <w:t xml:space="preserve">. This is also due to our data being unimodal and </w:t>
+      </w:r>
+      <w:r>
+        <w:t>right skewed</w:t>
+      </w:r>
+      <w:r>
+        <w:t xml:space="preserve"> (see Figur</w:t>
+      </w:r>
+      <w:r>
+        <w:t>es 3 &amp; 5</w:t>
+      </w:r>
+      <w:r>
+        <w:t>).</w:t>
+      </w:r>
+      <w:r>
+        <w:t xml:space="preserve"> </w:t>
+      </w:r>
     </w:p>
     <w:p/>
     <w:p>
@@ -331,6 +420,208 @@
         <w:t>Code Snippet</w:t>
       </w:r>
     </w:p>
+    <w:p>
+      <w:r>
+        <w:drawing>
+          <wp:inline distT="0" distB="0" distL="0" distR="0" wp14:anchorId="19D4DFC9" wp14:editId="41EF8E9E">
+            <wp:extent cx="3175342" cy="5225096"/>
+            <wp:effectExtent l="0" t="0" r="6350" b="0"/>
+            <wp:docPr id="473088420" name="Picture 1"/>
+            <wp:cNvGraphicFramePr>
+              <a:graphicFrameLocks xmlns:a="http://schemas.openxmlformats.org/drawingml/2006/main" noChangeAspect="1"/>
+            </wp:cNvGraphicFramePr>
+            <a:graphic xmlns:a="http://schemas.openxmlformats.org/drawingml/2006/main">
+              <a:graphicData uri="http://schemas.openxmlformats.org/drawingml/2006/picture">
+                <pic:pic xmlns:pic="http://schemas.openxmlformats.org/drawingml/2006/picture">
+                  <pic:nvPicPr>
+                    <pic:cNvPr id="473088420" name="Picture 1"/>
+                    <pic:cNvPicPr/>
+                  </pic:nvPicPr>
+                  <pic:blipFill>
+                    <a:blip r:embed="rId5">
+                      <a:extLst>
+                        <a:ext uri="{28A0092B-C50C-407E-A947-70E740481C1C}">
+                          <a14:useLocalDpi xmlns:a14="http://schemas.microsoft.com/office/drawing/2010/main" val="0"/>
+                        </a:ext>
+                      </a:extLst>
+                    </a:blip>
+                    <a:stretch>
+                      <a:fillRect/>
+                    </a:stretch>
+                  </pic:blipFill>
+                  <pic:spPr>
+                    <a:xfrm>
+                      <a:off x="0" y="0"/>
+                      <a:ext cx="3175342" cy="5225096"/>
+                    </a:xfrm>
+                    <a:prstGeom prst="rect">
+                      <a:avLst/>
+                    </a:prstGeom>
+                  </pic:spPr>
+                </pic:pic>
+              </a:graphicData>
+            </a:graphic>
+          </wp:inline>
+        </w:drawing>
+      </w:r>
+    </w:p>
+    <w:p/>
+    <w:p/>
+    <w:p>
+      <w:r>
+        <w:rPr>
+          <w:noProof/>
+        </w:rPr>
+        <w:lastRenderedPageBreak/>
+        <w:drawing>
+          <wp:anchor distT="0" distB="0" distL="114300" distR="114300" simplePos="0" relativeHeight="251659264" behindDoc="0" locked="0" layoutInCell="1" allowOverlap="1" wp14:anchorId="52169A6C" wp14:editId="724AD187">
+            <wp:simplePos x="0" y="0"/>
+            <wp:positionH relativeFrom="margin">
+              <wp:align>center</wp:align>
+            </wp:positionH>
+            <wp:positionV relativeFrom="margin">
+              <wp:posOffset>3628288</wp:posOffset>
+            </wp:positionV>
+            <wp:extent cx="6289040" cy="3191510"/>
+            <wp:effectExtent l="0" t="0" r="0" b="8890"/>
+            <wp:wrapSquare wrapText="bothSides"/>
+            <wp:docPr id="633409617" name="Picture 2"/>
+            <wp:cNvGraphicFramePr>
+              <a:graphicFrameLocks xmlns:a="http://schemas.openxmlformats.org/drawingml/2006/main" noChangeAspect="1"/>
+            </wp:cNvGraphicFramePr>
+            <a:graphic xmlns:a="http://schemas.openxmlformats.org/drawingml/2006/main">
+              <a:graphicData uri="http://schemas.openxmlformats.org/drawingml/2006/picture">
+                <pic:pic xmlns:pic="http://schemas.openxmlformats.org/drawingml/2006/picture">
+                  <pic:nvPicPr>
+                    <pic:cNvPr id="0" name="Picture 4"/>
+                    <pic:cNvPicPr>
+                      <a:picLocks noChangeAspect="1" noChangeArrowheads="1"/>
+                    </pic:cNvPicPr>
+                  </pic:nvPicPr>
+                  <pic:blipFill rotWithShape="1">
+                    <a:blip r:embed="rId6" cstate="print">
+                      <a:extLst>
+                        <a:ext uri="{28A0092B-C50C-407E-A947-70E740481C1C}">
+                          <a14:useLocalDpi xmlns:a14="http://schemas.microsoft.com/office/drawing/2010/main" val="0"/>
+                        </a:ext>
+                      </a:extLst>
+                    </a:blip>
+                    <a:srcRect l="8509" t="8983" r="8881" b="8457"/>
+                    <a:stretch>
+                      <a:fillRect/>
+                    </a:stretch>
+                  </pic:blipFill>
+                  <pic:spPr bwMode="auto">
+                    <a:xfrm>
+                      <a:off x="0" y="0"/>
+                      <a:ext cx="6289040" cy="3191510"/>
+                    </a:xfrm>
+                    <a:prstGeom prst="rect">
+                      <a:avLst/>
+                    </a:prstGeom>
+                    <a:noFill/>
+                    <a:ln>
+                      <a:noFill/>
+                    </a:ln>
+                    <a:extLst>
+                      <a:ext uri="{53640926-AAD7-44D8-BBD7-CCE9431645EC}">
+                        <a14:shadowObscured xmlns:a14="http://schemas.microsoft.com/office/drawing/2010/main"/>
+                      </a:ext>
+                    </a:extLst>
+                  </pic:spPr>
+                </pic:pic>
+              </a:graphicData>
+            </a:graphic>
+            <wp14:sizeRelH relativeFrom="margin">
+              <wp14:pctWidth>0</wp14:pctWidth>
+            </wp14:sizeRelH>
+            <wp14:sizeRelV relativeFrom="margin">
+              <wp14:pctHeight>0</wp14:pctHeight>
+            </wp14:sizeRelV>
+          </wp:anchor>
+        </w:drawing>
+      </w:r>
+      <w:r>
+        <w:rPr>
+          <w:noProof/>
+        </w:rPr>
+        <w:drawing>
+          <wp:anchor distT="0" distB="0" distL="114300" distR="114300" simplePos="0" relativeHeight="251658240" behindDoc="0" locked="0" layoutInCell="1" allowOverlap="1" wp14:anchorId="448FF8CD" wp14:editId="2EE7162F">
+            <wp:simplePos x="0" y="0"/>
+            <wp:positionH relativeFrom="margin">
+              <wp:align>center</wp:align>
+            </wp:positionH>
+            <wp:positionV relativeFrom="margin">
+              <wp:posOffset>219050</wp:posOffset>
+            </wp:positionV>
+            <wp:extent cx="6290945" cy="3334385"/>
+            <wp:effectExtent l="0" t="0" r="0" b="0"/>
+            <wp:wrapSquare wrapText="bothSides"/>
+            <wp:docPr id="584843763" name="Picture 1"/>
+            <wp:cNvGraphicFramePr>
+              <a:graphicFrameLocks xmlns:a="http://schemas.openxmlformats.org/drawingml/2006/main" noChangeAspect="1"/>
+            </wp:cNvGraphicFramePr>
+            <a:graphic xmlns:a="http://schemas.openxmlformats.org/drawingml/2006/main">
+              <a:graphicData uri="http://schemas.openxmlformats.org/drawingml/2006/picture">
+                <pic:pic xmlns:pic="http://schemas.openxmlformats.org/drawingml/2006/picture">
+                  <pic:nvPicPr>
+                    <pic:cNvPr id="0" name="Picture 3"/>
+                    <pic:cNvPicPr>
+                      <a:picLocks noChangeAspect="1" noChangeArrowheads="1"/>
+                    </pic:cNvPicPr>
+                  </pic:nvPicPr>
+                  <pic:blipFill rotWithShape="1">
+                    <a:blip r:embed="rId7" cstate="print">
+                      <a:extLst>
+                        <a:ext uri="{28A0092B-C50C-407E-A947-70E740481C1C}">
+                          <a14:useLocalDpi xmlns:a14="http://schemas.microsoft.com/office/drawing/2010/main" val="0"/>
+                        </a:ext>
+                      </a:extLst>
+                    </a:blip>
+                    <a:srcRect l="8755" t="8740" r="8881" b="5307"/>
+                    <a:stretch>
+                      <a:fillRect/>
+                    </a:stretch>
+                  </pic:blipFill>
+                  <pic:spPr bwMode="auto">
+                    <a:xfrm>
+                      <a:off x="0" y="0"/>
+                      <a:ext cx="6290945" cy="3334385"/>
+                    </a:xfrm>
+                    <a:prstGeom prst="rect">
+                      <a:avLst/>
+                    </a:prstGeom>
+                    <a:noFill/>
+                    <a:ln>
+                      <a:noFill/>
+                    </a:ln>
+                    <a:extLst>
+                      <a:ext uri="{53640926-AAD7-44D8-BBD7-CCE9431645EC}">
+                        <a14:shadowObscured xmlns:a14="http://schemas.microsoft.com/office/drawing/2010/main"/>
+                      </a:ext>
+                    </a:extLst>
+                  </pic:spPr>
+                </pic:pic>
+              </a:graphicData>
+            </a:graphic>
+            <wp14:sizeRelH relativeFrom="margin">
+              <wp14:pctWidth>0</wp14:pctWidth>
+            </wp14:sizeRelH>
+            <wp14:sizeRelV relativeFrom="margin">
+              <wp14:pctHeight>0</wp14:pctHeight>
+            </wp14:sizeRelV>
+          </wp:anchor>
+        </w:drawing>
+      </w:r>
+      <w:r>
+        <w:rPr>
+          <w:b/>
+          <w:bCs/>
+        </w:rPr>
+        <w:t>Figures</w:t>
+      </w:r>
+    </w:p>
+    <w:p/>
     <w:p/>
     <w:sectPr>
       <w:pgSz w:w="12240" w:h="15840"/>
@@ -1226,6 +1517,7 @@
   <w:style w:type="character" w:default="1" w:styleId="DefaultParagraphFont">
     <w:name w:val="Default Paragraph Font"/>
     <w:uiPriority w:val="1"/>
+    <w:semiHidden/>
     <w:unhideWhenUsed/>
   </w:style>
   <w:style w:type="table" w:default="1" w:styleId="TableNormal">

--- a/white_canyon_pyproject.docx
+++ b/white_canyon_pyproject.docx
@@ -9,6 +9,61 @@
           <w:bCs/>
         </w:rPr>
       </w:pPr>
+      <w:r>
+        <w:rPr>
+          <w:b/>
+          <w:bCs/>
+          <w:noProof/>
+        </w:rPr>
+        <w:drawing>
+          <wp:inline distT="0" distB="0" distL="0" distR="0" wp14:anchorId="477CEBF0" wp14:editId="2640FCEB">
+            <wp:extent cx="5932805" cy="3013710"/>
+            <wp:effectExtent l="0" t="0" r="0" b="0"/>
+            <wp:docPr id="233472523" name="Picture 1"/>
+            <wp:cNvGraphicFramePr>
+              <a:graphicFrameLocks xmlns:a="http://schemas.openxmlformats.org/drawingml/2006/main" noChangeAspect="1"/>
+            </wp:cNvGraphicFramePr>
+            <a:graphic xmlns:a="http://schemas.openxmlformats.org/drawingml/2006/main">
+              <a:graphicData uri="http://schemas.openxmlformats.org/drawingml/2006/picture">
+                <pic:pic xmlns:pic="http://schemas.openxmlformats.org/drawingml/2006/picture">
+                  <pic:nvPicPr>
+                    <pic:cNvPr id="0" name="Picture 3"/>
+                    <pic:cNvPicPr>
+                      <a:picLocks noChangeAspect="1" noChangeArrowheads="1"/>
+                    </pic:cNvPicPr>
+                  </pic:nvPicPr>
+                  <pic:blipFill>
+                    <a:blip r:embed="rId5" cstate="print">
+                      <a:extLst>
+                        <a:ext uri="{28A0092B-C50C-407E-A947-70E740481C1C}">
+                          <a14:useLocalDpi xmlns:a14="http://schemas.microsoft.com/office/drawing/2010/main" val="0"/>
+                        </a:ext>
+                      </a:extLst>
+                    </a:blip>
+                    <a:srcRect/>
+                    <a:stretch>
+                      <a:fillRect/>
+                    </a:stretch>
+                  </pic:blipFill>
+                  <pic:spPr bwMode="auto">
+                    <a:xfrm>
+                      <a:off x="0" y="0"/>
+                      <a:ext cx="5932805" cy="3013710"/>
+                    </a:xfrm>
+                    <a:prstGeom prst="rect">
+                      <a:avLst/>
+                    </a:prstGeom>
+                    <a:noFill/>
+                    <a:ln>
+                      <a:noFill/>
+                    </a:ln>
+                  </pic:spPr>
+                </pic:pic>
+              </a:graphicData>
+            </a:graphic>
+          </wp:inline>
+        </w:drawing>
+      </w:r>
       <w:r>
         <w:rPr>
           <w:b/>
@@ -222,6 +277,7 @@
     </w:p>
     <w:p>
       <w:r>
+        <w:lastRenderedPageBreak/>
         <w:pict w14:anchorId="63ED0073">
           <v:rect id="_x0000_i1026" style="width:0;height:1.5pt" o:hralign="center" o:hrstd="t" o:hr="t" fillcolor="#a0a0a0" stroked="f"/>
         </w:pict>
@@ -286,142 +342,271 @@
         <w:t>Results</w:t>
       </w:r>
     </w:p>
+    <w:p>
+      <w:r>
+        <w:drawing>
+          <wp:inline distT="0" distB="0" distL="0" distR="0" wp14:anchorId="7BDB7295" wp14:editId="2CC7C261">
+            <wp:extent cx="4229690" cy="3324689"/>
+            <wp:effectExtent l="0" t="0" r="0" b="9525"/>
+            <wp:docPr id="1216270519" name="Picture 1"/>
+            <wp:cNvGraphicFramePr>
+              <a:graphicFrameLocks xmlns:a="http://schemas.openxmlformats.org/drawingml/2006/main" noChangeAspect="1"/>
+            </wp:cNvGraphicFramePr>
+            <a:graphic xmlns:a="http://schemas.openxmlformats.org/drawingml/2006/main">
+              <a:graphicData uri="http://schemas.openxmlformats.org/drawingml/2006/picture">
+                <pic:pic xmlns:pic="http://schemas.openxmlformats.org/drawingml/2006/picture">
+                  <pic:nvPicPr>
+                    <pic:cNvPr id="1216270519" name=""/>
+                    <pic:cNvPicPr/>
+                  </pic:nvPicPr>
+                  <pic:blipFill>
+                    <a:blip r:embed="rId6"/>
+                    <a:stretch>
+                      <a:fillRect/>
+                    </a:stretch>
+                  </pic:blipFill>
+                  <pic:spPr>
+                    <a:xfrm>
+                      <a:off x="0" y="0"/>
+                      <a:ext cx="4229690" cy="3324689"/>
+                    </a:xfrm>
+                    <a:prstGeom prst="rect">
+                      <a:avLst/>
+                    </a:prstGeom>
+                  </pic:spPr>
+                </pic:pic>
+              </a:graphicData>
+            </a:graphic>
+          </wp:inline>
+        </w:drawing>
+      </w:r>
+    </w:p>
     <w:p/>
+    <w:p>
+      <w:r>
+        <w:rPr>
+          <w:b/>
+          <w:bCs/>
+        </w:rPr>
+        <w:t>Discussion</w:t>
+      </w:r>
+    </w:p>
+    <w:p>
+      <w:r>
+        <w:t xml:space="preserve">The best representation of central tendency and dispersion for </w:t>
+      </w:r>
+      <w:proofErr w:type="spellStart"/>
+      <w:r>
+        <w:rPr>
+          <w:b/>
+          <w:bCs/>
+        </w:rPr>
+        <w:t>tvhours</w:t>
+      </w:r>
+      <w:proofErr w:type="spellEnd"/>
+      <w:r>
+        <w:t xml:space="preserve"> are</w:t>
+      </w:r>
+      <w:r>
+        <w:t xml:space="preserve"> the median (</w:t>
+      </w:r>
+      <w:r>
+        <w:t xml:space="preserve">3) and </w:t>
+      </w:r>
+      <w:r>
+        <w:t>IQR (</w:t>
+      </w:r>
+      <w:r>
+        <w:t xml:space="preserve">2). </w:t>
+      </w:r>
+      <w:r>
+        <w:t xml:space="preserve">As seen in </w:t>
+      </w:r>
+      <w:r>
+        <w:rPr>
+          <w:b/>
+          <w:bCs/>
+        </w:rPr>
+        <w:t>Figure 1</w:t>
+      </w:r>
+      <w:r>
+        <w:t>, our data is unimodal and</w:t>
+      </w:r>
+      <w:r>
+        <w:t xml:space="preserve"> </w:t>
+      </w:r>
+      <w:r>
+        <w:t>positively</w:t>
+      </w:r>
+      <w:r>
+        <w:t xml:space="preserve"> skewed</w:t>
+      </w:r>
+      <w:r>
+        <w:t xml:space="preserve">, which is what has led me to this decision. </w:t>
+      </w:r>
+      <w:r>
+        <w:t xml:space="preserve">Similarly, for </w:t>
+      </w:r>
+      <w:r>
+        <w:rPr>
+          <w:b/>
+          <w:bCs/>
+        </w:rPr>
+        <w:t>age</w:t>
+      </w:r>
+      <w:r>
+        <w:rPr>
+          <w:b/>
+          <w:bCs/>
+        </w:rPr>
+        <w:t xml:space="preserve"> </w:t>
+      </w:r>
+      <w:r>
+        <w:t xml:space="preserve">and </w:t>
+      </w:r>
+      <w:proofErr w:type="spellStart"/>
+      <w:r>
+        <w:rPr>
+          <w:b/>
+          <w:bCs/>
+        </w:rPr>
+        <w:t>chldidel</w:t>
+      </w:r>
+      <w:proofErr w:type="spellEnd"/>
+      <w:r>
+        <w:t>, the median</w:t>
+      </w:r>
+      <w:r>
+        <w:t>s</w:t>
+      </w:r>
+      <w:r>
+        <w:t xml:space="preserve"> (45</w:t>
+      </w:r>
+      <w:r>
+        <w:t xml:space="preserve"> &amp; </w:t>
+      </w:r>
+      <w:r>
+        <w:t>2</w:t>
+      </w:r>
+      <w:r>
+        <w:t>) and IQR</w:t>
+      </w:r>
+      <w:r>
+        <w:t>s</w:t>
+      </w:r>
+      <w:r>
+        <w:t xml:space="preserve"> (29</w:t>
+      </w:r>
+      <w:r>
+        <w:t xml:space="preserve"> &amp; 1</w:t>
+      </w:r>
+      <w:r>
+        <w:t>) will be the best measures of central tendency and dispersion</w:t>
+      </w:r>
+      <w:r>
+        <w:t xml:space="preserve">. This is also due to our data being unimodal and </w:t>
+      </w:r>
+      <w:r>
+        <w:t>positively</w:t>
+      </w:r>
+      <w:r>
+        <w:t xml:space="preserve"> skewed</w:t>
+      </w:r>
+      <w:r>
+        <w:t xml:space="preserve"> (see </w:t>
+      </w:r>
+      <w:r>
+        <w:rPr>
+          <w:b/>
+          <w:bCs/>
+        </w:rPr>
+        <w:t>Figur</w:t>
+      </w:r>
+      <w:r>
+        <w:rPr>
+          <w:b/>
+          <w:bCs/>
+        </w:rPr>
+        <w:t>es 3 &amp; 5</w:t>
+      </w:r>
+      <w:r>
+        <w:t>).</w:t>
+      </w:r>
+      <w:r>
+        <w:t xml:space="preserve"> </w:t>
+      </w:r>
+    </w:p>
     <w:p/>
     <w:p>
+      <w:pPr>
+        <w:rPr>
+          <w:b/>
+          <w:bCs/>
+        </w:rPr>
+      </w:pPr>
+      <w:r>
+        <w:rPr>
+          <w:b/>
+          <w:bCs/>
+        </w:rPr>
+        <w:t>Code Snippet</w:t>
+      </w:r>
+    </w:p>
+    <w:p>
+      <w:pPr>
+        <w:rPr>
+          <w:b/>
+          <w:bCs/>
+        </w:rPr>
+      </w:pPr>
       <w:r>
         <w:rPr>
           <w:b/>
           <w:bCs/>
         </w:rPr>
         <w:lastRenderedPageBreak/>
-        <w:t>Discussion</w:t>
-      </w:r>
-    </w:p>
-    <w:p>
-      <w:r>
-        <w:t xml:space="preserve">The best representation of central tendency and dispersion for </w:t>
-      </w:r>
-      <w:proofErr w:type="spellStart"/>
-      <w:r>
-        <w:rPr>
-          <w:b/>
-          <w:bCs/>
-        </w:rPr>
-        <w:t>tvhours</w:t>
-      </w:r>
-      <w:proofErr w:type="spellEnd"/>
-      <w:r>
-        <w:t xml:space="preserve"> are</w:t>
-      </w:r>
-      <w:r>
-        <w:t xml:space="preserve"> the median (</w:t>
-      </w:r>
-      <w:r>
-        <w:t xml:space="preserve">3) and </w:t>
-      </w:r>
-      <w:r>
-        <w:t>IQR (</w:t>
-      </w:r>
-      <w:r>
-        <w:t xml:space="preserve">2). </w:t>
-      </w:r>
-      <w:r>
-        <w:t>As seen in Figure 1, our data is unimodal and</w:t>
-      </w:r>
-      <w:r>
-        <w:t xml:space="preserve"> </w:t>
-      </w:r>
-      <w:r>
-        <w:t>right skewed</w:t>
-      </w:r>
-      <w:r>
-        <w:t xml:space="preserve">, which is what has led me to this decision. </w:t>
-      </w:r>
-      <w:r>
-        <w:t xml:space="preserve">Similarly, for </w:t>
-      </w:r>
-      <w:r>
-        <w:rPr>
-          <w:b/>
-          <w:bCs/>
-        </w:rPr>
-        <w:t>age</w:t>
-      </w:r>
-      <w:r>
-        <w:rPr>
-          <w:b/>
-          <w:bCs/>
-        </w:rPr>
-        <w:t xml:space="preserve"> </w:t>
-      </w:r>
-      <w:r>
-        <w:t xml:space="preserve">and </w:t>
-      </w:r>
-      <w:proofErr w:type="spellStart"/>
-      <w:r>
-        <w:rPr>
-          <w:b/>
-          <w:bCs/>
-        </w:rPr>
-        <w:t>chldidel</w:t>
-      </w:r>
-      <w:proofErr w:type="spellEnd"/>
-      <w:r>
-        <w:t>, the median (45</w:t>
-      </w:r>
-      <w:r>
-        <w:t xml:space="preserve"> &amp; </w:t>
-      </w:r>
-      <w:r>
-        <w:t>2</w:t>
-      </w:r>
-      <w:r>
-        <w:t>) and IQR (29</w:t>
-      </w:r>
-      <w:r>
-        <w:t xml:space="preserve"> &amp; 1</w:t>
-      </w:r>
-      <w:r>
-        <w:t>) will be the best measures of central tendency and dispersion</w:t>
-      </w:r>
-      <w:r>
-        <w:t xml:space="preserve">. This is also due to our data being unimodal and </w:t>
-      </w:r>
-      <w:r>
-        <w:t>right skewed</w:t>
-      </w:r>
-      <w:r>
-        <w:t xml:space="preserve"> (see Figur</w:t>
-      </w:r>
-      <w:r>
-        <w:t>es 3 &amp; 5</w:t>
-      </w:r>
-      <w:r>
-        <w:t>).</w:t>
-      </w:r>
-      <w:r>
-        <w:t xml:space="preserve"> </w:t>
-      </w:r>
-    </w:p>
-    <w:p/>
-    <w:p>
-      <w:pPr>
-        <w:rPr>
-          <w:b/>
-          <w:bCs/>
-        </w:rPr>
-      </w:pPr>
-      <w:r>
-        <w:rPr>
-          <w:b/>
-          <w:bCs/>
-        </w:rPr>
-        <w:t>Code Snippet</w:t>
-      </w:r>
-    </w:p>
-    <w:p>
-      <w:r>
+        <w:drawing>
+          <wp:inline distT="0" distB="0" distL="0" distR="0" wp14:anchorId="1DB413AC" wp14:editId="20FA110F">
+            <wp:extent cx="5943600" cy="2740025"/>
+            <wp:effectExtent l="0" t="0" r="0" b="3175"/>
+            <wp:docPr id="1926252815" name="Picture 1"/>
+            <wp:cNvGraphicFramePr>
+              <a:graphicFrameLocks xmlns:a="http://schemas.openxmlformats.org/drawingml/2006/main" noChangeAspect="1"/>
+            </wp:cNvGraphicFramePr>
+            <a:graphic xmlns:a="http://schemas.openxmlformats.org/drawingml/2006/main">
+              <a:graphicData uri="http://schemas.openxmlformats.org/drawingml/2006/picture">
+                <pic:pic xmlns:pic="http://schemas.openxmlformats.org/drawingml/2006/picture">
+                  <pic:nvPicPr>
+                    <pic:cNvPr id="1926252815" name=""/>
+                    <pic:cNvPicPr/>
+                  </pic:nvPicPr>
+                  <pic:blipFill>
+                    <a:blip r:embed="rId7"/>
+                    <a:stretch>
+                      <a:fillRect/>
+                    </a:stretch>
+                  </pic:blipFill>
+                  <pic:spPr>
+                    <a:xfrm>
+                      <a:off x="0" y="0"/>
+                      <a:ext cx="5943600" cy="2740025"/>
+                    </a:xfrm>
+                    <a:prstGeom prst="rect">
+                      <a:avLst/>
+                    </a:prstGeom>
+                  </pic:spPr>
+                </pic:pic>
+              </a:graphicData>
+            </a:graphic>
+          </wp:inline>
+        </w:drawing>
+      </w:r>
+    </w:p>
+    <w:p>
+      <w:r>
+        <w:rPr>
+          <w:noProof/>
+        </w:rPr>
         <w:drawing>
           <wp:inline distT="0" distB="0" distL="0" distR="0" wp14:anchorId="19D4DFC9" wp14:editId="41EF8E9E">
             <wp:extent cx="3175342" cy="5225096"/>
@@ -438,7 +623,7 @@
                     <pic:cNvPicPr/>
                   </pic:nvPicPr>
                   <pic:blipFill>
-                    <a:blip r:embed="rId5">
+                    <a:blip r:embed="rId8">
                       <a:extLst>
                         <a:ext uri="{28A0092B-C50C-407E-A947-70E740481C1C}">
                           <a14:useLocalDpi xmlns:a14="http://schemas.microsoft.com/office/drawing/2010/main" val="0"/>
@@ -472,15 +657,14 @@
         <w:rPr>
           <w:noProof/>
         </w:rPr>
-        <w:lastRenderedPageBreak/>
         <w:drawing>
-          <wp:anchor distT="0" distB="0" distL="114300" distR="114300" simplePos="0" relativeHeight="251659264" behindDoc="0" locked="0" layoutInCell="1" allowOverlap="1" wp14:anchorId="52169A6C" wp14:editId="724AD187">
+          <wp:anchor distT="0" distB="0" distL="114300" distR="114300" simplePos="0" relativeHeight="251659264" behindDoc="0" locked="0" layoutInCell="1" allowOverlap="1" wp14:anchorId="52169A6C" wp14:editId="56D9C704">
             <wp:simplePos x="0" y="0"/>
-            <wp:positionH relativeFrom="margin">
+            <wp:positionH relativeFrom="page">
               <wp:align>center</wp:align>
             </wp:positionH>
             <wp:positionV relativeFrom="margin">
-              <wp:posOffset>3628288</wp:posOffset>
+              <wp:posOffset>4482973</wp:posOffset>
             </wp:positionV>
             <wp:extent cx="6289040" cy="3191510"/>
             <wp:effectExtent l="0" t="0" r="0" b="8890"/>
@@ -493,20 +677,20 @@
               <a:graphicData uri="http://schemas.openxmlformats.org/drawingml/2006/picture">
                 <pic:pic xmlns:pic="http://schemas.openxmlformats.org/drawingml/2006/picture">
                   <pic:nvPicPr>
-                    <pic:cNvPr id="0" name="Picture 4"/>
+                    <pic:cNvPr id="633409617" name="Picture 2"/>
                     <pic:cNvPicPr>
                       <a:picLocks noChangeAspect="1" noChangeArrowheads="1"/>
                     </pic:cNvPicPr>
                   </pic:nvPicPr>
-                  <pic:blipFill rotWithShape="1">
-                    <a:blip r:embed="rId6" cstate="print">
+                  <pic:blipFill>
+                    <a:blip r:embed="rId9" cstate="print">
                       <a:extLst>
                         <a:ext uri="{28A0092B-C50C-407E-A947-70E740481C1C}">
                           <a14:useLocalDpi xmlns:a14="http://schemas.microsoft.com/office/drawing/2010/main" val="0"/>
                         </a:ext>
                       </a:extLst>
                     </a:blip>
-                    <a:srcRect l="8509" t="8983" r="8881" b="8457"/>
+                    <a:srcRect t="34" b="34"/>
                     <a:stretch>
                       <a:fillRect/>
                     </a:stretch>
@@ -546,13 +730,13 @@
           <w:noProof/>
         </w:rPr>
         <w:drawing>
-          <wp:anchor distT="0" distB="0" distL="114300" distR="114300" simplePos="0" relativeHeight="251658240" behindDoc="0" locked="0" layoutInCell="1" allowOverlap="1" wp14:anchorId="448FF8CD" wp14:editId="2EE7162F">
+          <wp:anchor distT="0" distB="0" distL="114300" distR="114300" simplePos="0" relativeHeight="251658240" behindDoc="0" locked="0" layoutInCell="1" allowOverlap="1" wp14:anchorId="448FF8CD" wp14:editId="03CC6043">
             <wp:simplePos x="0" y="0"/>
-            <wp:positionH relativeFrom="margin">
+            <wp:positionH relativeFrom="page">
               <wp:align>center</wp:align>
             </wp:positionH>
             <wp:positionV relativeFrom="margin">
-              <wp:posOffset>219050</wp:posOffset>
+              <wp:posOffset>890956</wp:posOffset>
             </wp:positionV>
             <wp:extent cx="6290945" cy="3334385"/>
             <wp:effectExtent l="0" t="0" r="0" b="0"/>
@@ -565,20 +749,20 @@
               <a:graphicData uri="http://schemas.openxmlformats.org/drawingml/2006/picture">
                 <pic:pic xmlns:pic="http://schemas.openxmlformats.org/drawingml/2006/picture">
                   <pic:nvPicPr>
-                    <pic:cNvPr id="0" name="Picture 3"/>
+                    <pic:cNvPr id="584843763" name="Picture 1"/>
                     <pic:cNvPicPr>
                       <a:picLocks noChangeAspect="1" noChangeArrowheads="1"/>
                     </pic:cNvPicPr>
                   </pic:nvPicPr>
-                  <pic:blipFill rotWithShape="1">
-                    <a:blip r:embed="rId7" cstate="print">
+                  <pic:blipFill>
+                    <a:blip r:embed="rId10" cstate="print">
                       <a:extLst>
                         <a:ext uri="{28A0092B-C50C-407E-A947-70E740481C1C}">
                           <a14:useLocalDpi xmlns:a14="http://schemas.microsoft.com/office/drawing/2010/main" val="0"/>
                         </a:ext>
                       </a:extLst>
                     </a:blip>
-                    <a:srcRect l="8755" t="8740" r="8881" b="5307"/>
+                    <a:srcRect l="2096" r="2096"/>
                     <a:stretch>
                       <a:fillRect/>
                     </a:stretch>
@@ -621,8 +805,2619 @@
         <w:t>Figures</w:t>
       </w:r>
     </w:p>
+    <w:p>
+      <w:r>
+        <w:rPr>
+          <w:noProof/>
+        </w:rPr>
+        <w:lastRenderedPageBreak/>
+        <w:drawing>
+          <wp:inline distT="0" distB="0" distL="0" distR="0" wp14:anchorId="2BAF90CA" wp14:editId="61B69AAE">
+            <wp:extent cx="6282323" cy="3190242"/>
+            <wp:effectExtent l="0" t="0" r="4445" b="0"/>
+            <wp:docPr id="845315666" name="Picture 2"/>
+            <wp:cNvGraphicFramePr>
+              <a:graphicFrameLocks xmlns:a="http://schemas.openxmlformats.org/drawingml/2006/main" noChangeAspect="1"/>
+            </wp:cNvGraphicFramePr>
+            <a:graphic xmlns:a="http://schemas.openxmlformats.org/drawingml/2006/main">
+              <a:graphicData uri="http://schemas.openxmlformats.org/drawingml/2006/picture">
+                <pic:pic xmlns:pic="http://schemas.openxmlformats.org/drawingml/2006/picture">
+                  <pic:nvPicPr>
+                    <pic:cNvPr id="845315666" name="Picture 2"/>
+                    <pic:cNvPicPr>
+                      <a:picLocks noChangeAspect="1" noChangeArrowheads="1"/>
+                    </pic:cNvPicPr>
+                  </pic:nvPicPr>
+                  <pic:blipFill>
+                    <a:blip r:embed="rId11" cstate="print">
+                      <a:extLst>
+                        <a:ext uri="{28A0092B-C50C-407E-A947-70E740481C1C}">
+                          <a14:useLocalDpi xmlns:a14="http://schemas.microsoft.com/office/drawing/2010/main" val="0"/>
+                        </a:ext>
+                      </a:extLst>
+                    </a:blip>
+                    <a:stretch>
+                      <a:fillRect/>
+                    </a:stretch>
+                  </pic:blipFill>
+                  <pic:spPr bwMode="auto">
+                    <a:xfrm>
+                      <a:off x="0" y="0"/>
+                      <a:ext cx="6282323" cy="3190242"/>
+                    </a:xfrm>
+                    <a:prstGeom prst="rect">
+                      <a:avLst/>
+                    </a:prstGeom>
+                    <a:noFill/>
+                    <a:ln>
+                      <a:noFill/>
+                    </a:ln>
+                  </pic:spPr>
+                </pic:pic>
+              </a:graphicData>
+            </a:graphic>
+          </wp:inline>
+        </w:drawing>
+      </w:r>
+    </w:p>
+    <w:p>
+      <w:r>
+        <w:rPr>
+          <w:noProof/>
+        </w:rPr>
+        <w:drawing>
+          <wp:inline distT="0" distB="0" distL="0" distR="0" wp14:anchorId="771145E8" wp14:editId="4F6E9E2A">
+            <wp:extent cx="6282323" cy="3190242"/>
+            <wp:effectExtent l="0" t="0" r="4445" b="0"/>
+            <wp:docPr id="129077679" name="Picture 3"/>
+            <wp:cNvGraphicFramePr>
+              <a:graphicFrameLocks xmlns:a="http://schemas.openxmlformats.org/drawingml/2006/main" noChangeAspect="1"/>
+            </wp:cNvGraphicFramePr>
+            <a:graphic xmlns:a="http://schemas.openxmlformats.org/drawingml/2006/main">
+              <a:graphicData uri="http://schemas.openxmlformats.org/drawingml/2006/picture">
+                <pic:pic xmlns:pic="http://schemas.openxmlformats.org/drawingml/2006/picture">
+                  <pic:nvPicPr>
+                    <pic:cNvPr id="129077679" name="Picture 3"/>
+                    <pic:cNvPicPr>
+                      <a:picLocks noChangeAspect="1" noChangeArrowheads="1"/>
+                    </pic:cNvPicPr>
+                  </pic:nvPicPr>
+                  <pic:blipFill>
+                    <a:blip r:embed="rId12" cstate="print">
+                      <a:extLst>
+                        <a:ext uri="{28A0092B-C50C-407E-A947-70E740481C1C}">
+                          <a14:useLocalDpi xmlns:a14="http://schemas.microsoft.com/office/drawing/2010/main" val="0"/>
+                        </a:ext>
+                      </a:extLst>
+                    </a:blip>
+                    <a:stretch>
+                      <a:fillRect/>
+                    </a:stretch>
+                  </pic:blipFill>
+                  <pic:spPr bwMode="auto">
+                    <a:xfrm>
+                      <a:off x="0" y="0"/>
+                      <a:ext cx="6282323" cy="3190242"/>
+                    </a:xfrm>
+                    <a:prstGeom prst="rect">
+                      <a:avLst/>
+                    </a:prstGeom>
+                    <a:noFill/>
+                    <a:ln>
+                      <a:noFill/>
+                    </a:ln>
+                  </pic:spPr>
+                </pic:pic>
+              </a:graphicData>
+            </a:graphic>
+          </wp:inline>
+        </w:drawing>
+      </w:r>
+    </w:p>
+    <w:p>
+      <w:r>
+        <w:rPr>
+          <w:noProof/>
+        </w:rPr>
+        <w:lastRenderedPageBreak/>
+        <w:drawing>
+          <wp:inline distT="0" distB="0" distL="0" distR="0" wp14:anchorId="27428874" wp14:editId="7D083D20">
+            <wp:extent cx="6282323" cy="3190242"/>
+            <wp:effectExtent l="0" t="0" r="4445" b="0"/>
+            <wp:docPr id="1393958395" name="Picture 4"/>
+            <wp:cNvGraphicFramePr>
+              <a:graphicFrameLocks xmlns:a="http://schemas.openxmlformats.org/drawingml/2006/main" noChangeAspect="1"/>
+            </wp:cNvGraphicFramePr>
+            <a:graphic xmlns:a="http://schemas.openxmlformats.org/drawingml/2006/main">
+              <a:graphicData uri="http://schemas.openxmlformats.org/drawingml/2006/picture">
+                <pic:pic xmlns:pic="http://schemas.openxmlformats.org/drawingml/2006/picture">
+                  <pic:nvPicPr>
+                    <pic:cNvPr id="1393958395" name="Picture 4"/>
+                    <pic:cNvPicPr>
+                      <a:picLocks noChangeAspect="1" noChangeArrowheads="1"/>
+                    </pic:cNvPicPr>
+                  </pic:nvPicPr>
+                  <pic:blipFill>
+                    <a:blip r:embed="rId13" cstate="print">
+                      <a:extLst>
+                        <a:ext uri="{28A0092B-C50C-407E-A947-70E740481C1C}">
+                          <a14:useLocalDpi xmlns:a14="http://schemas.microsoft.com/office/drawing/2010/main" val="0"/>
+                        </a:ext>
+                      </a:extLst>
+                    </a:blip>
+                    <a:stretch>
+                      <a:fillRect/>
+                    </a:stretch>
+                  </pic:blipFill>
+                  <pic:spPr bwMode="auto">
+                    <a:xfrm>
+                      <a:off x="0" y="0"/>
+                      <a:ext cx="6282323" cy="3190242"/>
+                    </a:xfrm>
+                    <a:prstGeom prst="rect">
+                      <a:avLst/>
+                    </a:prstGeom>
+                    <a:noFill/>
+                    <a:ln>
+                      <a:noFill/>
+                    </a:ln>
+                  </pic:spPr>
+                </pic:pic>
+              </a:graphicData>
+            </a:graphic>
+          </wp:inline>
+        </w:drawing>
+      </w:r>
+    </w:p>
+    <w:p>
+      <w:r>
+        <w:rPr>
+          <w:noProof/>
+        </w:rPr>
+        <w:drawing>
+          <wp:inline distT="0" distB="0" distL="0" distR="0" wp14:anchorId="1EC64300" wp14:editId="716D05D5">
+            <wp:extent cx="6282323" cy="3190242"/>
+            <wp:effectExtent l="0" t="0" r="4445" b="0"/>
+            <wp:docPr id="1058948869" name="Picture 5"/>
+            <wp:cNvGraphicFramePr>
+              <a:graphicFrameLocks xmlns:a="http://schemas.openxmlformats.org/drawingml/2006/main" noChangeAspect="1"/>
+            </wp:cNvGraphicFramePr>
+            <a:graphic xmlns:a="http://schemas.openxmlformats.org/drawingml/2006/main">
+              <a:graphicData uri="http://schemas.openxmlformats.org/drawingml/2006/picture">
+                <pic:pic xmlns:pic="http://schemas.openxmlformats.org/drawingml/2006/picture">
+                  <pic:nvPicPr>
+                    <pic:cNvPr id="1058948869" name="Picture 5"/>
+                    <pic:cNvPicPr>
+                      <a:picLocks noChangeAspect="1" noChangeArrowheads="1"/>
+                    </pic:cNvPicPr>
+                  </pic:nvPicPr>
+                  <pic:blipFill>
+                    <a:blip r:embed="rId14" cstate="print">
+                      <a:extLst>
+                        <a:ext uri="{28A0092B-C50C-407E-A947-70E740481C1C}">
+                          <a14:useLocalDpi xmlns:a14="http://schemas.microsoft.com/office/drawing/2010/main" val="0"/>
+                        </a:ext>
+                      </a:extLst>
+                    </a:blip>
+                    <a:stretch>
+                      <a:fillRect/>
+                    </a:stretch>
+                  </pic:blipFill>
+                  <pic:spPr bwMode="auto">
+                    <a:xfrm>
+                      <a:off x="0" y="0"/>
+                      <a:ext cx="6282323" cy="3190242"/>
+                    </a:xfrm>
+                    <a:prstGeom prst="rect">
+                      <a:avLst/>
+                    </a:prstGeom>
+                    <a:noFill/>
+                    <a:ln>
+                      <a:noFill/>
+                    </a:ln>
+                  </pic:spPr>
+                </pic:pic>
+              </a:graphicData>
+            </a:graphic>
+          </wp:inline>
+        </w:drawing>
+      </w:r>
+    </w:p>
+    <w:p>
+      <w:r>
+        <w:pict w14:anchorId="2D418F78">
+          <v:rect id="_x0000_i1032" style="width:0;height:1.5pt" o:hralign="center" o:hrstd="t" o:hr="t" fillcolor="#a0a0a0" stroked="f"/>
+        </w:pict>
+      </w:r>
+    </w:p>
+    <w:p>
+      <w:pPr>
+        <w:rPr>
+          <w:b/>
+          <w:bCs/>
+        </w:rPr>
+      </w:pPr>
+    </w:p>
+    <w:p>
+      <w:pPr>
+        <w:rPr>
+          <w:b/>
+          <w:bCs/>
+        </w:rPr>
+      </w:pPr>
+    </w:p>
+    <w:p>
+      <w:pPr>
+        <w:rPr>
+          <w:b/>
+          <w:bCs/>
+        </w:rPr>
+      </w:pPr>
+    </w:p>
+    <w:p>
+      <w:pPr>
+        <w:rPr>
+          <w:b/>
+          <w:bCs/>
+        </w:rPr>
+      </w:pPr>
+    </w:p>
+    <w:p>
+      <w:pPr>
+        <w:rPr>
+          <w:b/>
+          <w:bCs/>
+        </w:rPr>
+      </w:pPr>
+      <w:r>
+        <w:rPr>
+          <w:b/>
+          <w:bCs/>
+        </w:rPr>
+        <w:lastRenderedPageBreak/>
+        <w:t xml:space="preserve">Section </w:t>
+      </w:r>
+      <w:r>
+        <w:rPr>
+          <w:b/>
+          <w:bCs/>
+        </w:rPr>
+        <w:t>2</w:t>
+      </w:r>
+      <w:r>
+        <w:rPr>
+          <w:b/>
+          <w:bCs/>
+        </w:rPr>
+        <w:t xml:space="preserve">: Univariate </w:t>
+      </w:r>
+      <w:r>
+        <w:rPr>
+          <w:b/>
+          <w:bCs/>
+        </w:rPr>
+        <w:t>Categorical</w:t>
+      </w:r>
+      <w:r>
+        <w:rPr>
+          <w:b/>
+          <w:bCs/>
+        </w:rPr>
+        <w:t xml:space="preserve"> Analysis</w:t>
+      </w:r>
+    </w:p>
+    <w:p>
+      <w:pPr>
+        <w:rPr>
+          <w:b/>
+          <w:bCs/>
+        </w:rPr>
+      </w:pPr>
+      <w:r>
+        <w:rPr>
+          <w:b/>
+          <w:bCs/>
+        </w:rPr>
+        <w:t>Objective</w:t>
+      </w:r>
+    </w:p>
+    <w:p>
+      <w:r>
+        <w:t>Comment on the frequency distribution of each variable, including the mode.</w:t>
+      </w:r>
+    </w:p>
+    <w:p/>
+    <w:p>
+      <w:r>
+        <w:rPr>
+          <w:b/>
+          <w:bCs/>
+        </w:rPr>
+        <w:t>Results</w:t>
+      </w:r>
+    </w:p>
+    <w:p>
+      <w:r>
+        <w:drawing>
+          <wp:inline distT="0" distB="0" distL="0" distR="0" wp14:anchorId="118A725E" wp14:editId="5466E275">
+            <wp:extent cx="5943600" cy="991870"/>
+            <wp:effectExtent l="0" t="0" r="0" b="0"/>
+            <wp:docPr id="1065626172" name="Picture 1"/>
+            <wp:cNvGraphicFramePr>
+              <a:graphicFrameLocks xmlns:a="http://schemas.openxmlformats.org/drawingml/2006/main" noChangeAspect="1"/>
+            </wp:cNvGraphicFramePr>
+            <a:graphic xmlns:a="http://schemas.openxmlformats.org/drawingml/2006/main">
+              <a:graphicData uri="http://schemas.openxmlformats.org/drawingml/2006/picture">
+                <pic:pic xmlns:pic="http://schemas.openxmlformats.org/drawingml/2006/picture">
+                  <pic:nvPicPr>
+                    <pic:cNvPr id="1065626172" name=""/>
+                    <pic:cNvPicPr/>
+                  </pic:nvPicPr>
+                  <pic:blipFill>
+                    <a:blip r:embed="rId15"/>
+                    <a:stretch>
+                      <a:fillRect/>
+                    </a:stretch>
+                  </pic:blipFill>
+                  <pic:spPr>
+                    <a:xfrm>
+                      <a:off x="0" y="0"/>
+                      <a:ext cx="5943600" cy="991870"/>
+                    </a:xfrm>
+                    <a:prstGeom prst="rect">
+                      <a:avLst/>
+                    </a:prstGeom>
+                  </pic:spPr>
+                </pic:pic>
+              </a:graphicData>
+            </a:graphic>
+          </wp:inline>
+        </w:drawing>
+      </w:r>
+    </w:p>
+    <w:p/>
+    <w:p>
+      <w:pPr>
+        <w:rPr>
+          <w:b/>
+          <w:bCs/>
+        </w:rPr>
+      </w:pPr>
+      <w:r>
+        <w:rPr>
+          <w:b/>
+          <w:bCs/>
+        </w:rPr>
+        <w:t>Discussion</w:t>
+      </w:r>
+    </w:p>
+    <w:p>
+      <w:r>
+        <w:t xml:space="preserve">The distribution of </w:t>
+      </w:r>
+      <w:r>
+        <w:rPr>
+          <w:b/>
+          <w:bCs/>
+        </w:rPr>
+        <w:t>degree</w:t>
+      </w:r>
+      <w:r>
+        <w:t xml:space="preserve"> is heavily concentrated </w:t>
+      </w:r>
+      <w:r>
+        <w:t xml:space="preserve">in the </w:t>
+      </w:r>
+      <w:proofErr w:type="spellStart"/>
+      <w:r>
+        <w:t>HighSchool</w:t>
+      </w:r>
+      <w:proofErr w:type="spellEnd"/>
+      <w:r>
+        <w:t xml:space="preserve"> category; accounting for 231 respondents (58.19%).</w:t>
+      </w:r>
+      <w:r>
+        <w:t xml:space="preserve"> The remaining education levels each account for less than 15% of the sample, with </w:t>
+      </w:r>
+      <w:proofErr w:type="spellStart"/>
+      <w:r>
+        <w:t>NotHs</w:t>
+      </w:r>
+      <w:proofErr w:type="spellEnd"/>
+      <w:r>
+        <w:t xml:space="preserve"> </w:t>
+      </w:r>
+      <w:r>
+        <w:t xml:space="preserve">representing 14.11%, Bachelor 13.10%, Graduate 7.56%, and </w:t>
+      </w:r>
+      <w:proofErr w:type="spellStart"/>
+      <w:r>
+        <w:t>JunColl</w:t>
+      </w:r>
+      <w:proofErr w:type="spellEnd"/>
+      <w:r>
+        <w:t xml:space="preserve"> 7.05%.</w:t>
+      </w:r>
+      <w:r>
+        <w:t xml:space="preserve"> This indicates that most respondents have a high school education, meaning our mode is </w:t>
+      </w:r>
+      <w:proofErr w:type="spellStart"/>
+      <w:r>
+        <w:t>HighSchool</w:t>
+      </w:r>
+      <w:proofErr w:type="spellEnd"/>
+      <w:r>
+        <w:t xml:space="preserve"> (231 </w:t>
+      </w:r>
+      <w:r>
+        <w:t>respondents, 58.19%)</w:t>
+      </w:r>
+    </w:p>
+    <w:p>
+      <w:r>
+        <w:t xml:space="preserve">However, the distribution of </w:t>
+      </w:r>
+      <w:proofErr w:type="spellStart"/>
+      <w:r>
+        <w:rPr>
+          <w:b/>
+          <w:bCs/>
+        </w:rPr>
+        <w:t>polparty</w:t>
+      </w:r>
+      <w:proofErr w:type="spellEnd"/>
+      <w:r>
+        <w:t xml:space="preserve"> is </w:t>
+      </w:r>
+      <w:proofErr w:type="gramStart"/>
+      <w:r>
+        <w:t>fairly balanced</w:t>
+      </w:r>
+      <w:proofErr w:type="gramEnd"/>
+      <w:r>
+        <w:t xml:space="preserve"> </w:t>
+      </w:r>
+      <w:r>
+        <w:t xml:space="preserve">among the major categories. The mode is Democrat, with </w:t>
+      </w:r>
+      <w:r>
+        <w:t xml:space="preserve">139 respondents (35.01%), followed closely by Independent </w:t>
+      </w:r>
+      <w:r>
+        <w:t xml:space="preserve">at 137 respondents (34.51%), and Republican at 113 respondents (28.46%). </w:t>
+      </w:r>
+      <w:r>
+        <w:t xml:space="preserve">The smallest group </w:t>
+      </w:r>
+      <w:r>
+        <w:t>from this variable is Other with only 8 respondents and making up only 2.02% of the sample.</w:t>
+      </w:r>
+    </w:p>
+    <w:p>
+      <w:r>
+        <w:t xml:space="preserve">Finally, the distribution of </w:t>
+      </w:r>
+      <w:proofErr w:type="spellStart"/>
+      <w:r>
+        <w:rPr>
+          <w:b/>
+          <w:bCs/>
+        </w:rPr>
+        <w:t>cappun</w:t>
+      </w:r>
+      <w:proofErr w:type="spellEnd"/>
+      <w:r>
+        <w:t xml:space="preserve"> is extremely skewed </w:t>
+      </w:r>
+      <w:r>
+        <w:t xml:space="preserve">among the two categories. Our mode and largest category </w:t>
+      </w:r>
+      <w:proofErr w:type="gramStart"/>
+      <w:r>
+        <w:t>is</w:t>
+      </w:r>
+      <w:proofErr w:type="gramEnd"/>
+      <w:r>
+        <w:t xml:space="preserve"> Favor, making up 74.06% of </w:t>
+      </w:r>
+      <w:r>
+        <w:t>the sample and 294 of the respondents. The smaller of the two groups is Oppose, with only 103 respondents and accounting for 25.94% of our sample.</w:t>
+      </w:r>
+    </w:p>
     <w:p/>
     <w:p/>
+    <w:p/>
+    <w:p/>
+    <w:p/>
+    <w:p/>
+    <w:p>
+      <w:pPr>
+        <w:rPr>
+          <w:b/>
+          <w:bCs/>
+        </w:rPr>
+      </w:pPr>
+      <w:r>
+        <w:rPr>
+          <w:b/>
+          <w:bCs/>
+        </w:rPr>
+        <w:t>Code Snippet</w:t>
+      </w:r>
+    </w:p>
+    <w:p>
+      <w:r>
+        <w:drawing>
+          <wp:inline distT="0" distB="0" distL="0" distR="0" wp14:anchorId="0327897E" wp14:editId="659A2840">
+            <wp:extent cx="3445459" cy="3197387"/>
+            <wp:effectExtent l="0" t="0" r="3175" b="3175"/>
+            <wp:docPr id="190270896" name="Picture 1"/>
+            <wp:cNvGraphicFramePr>
+              <a:graphicFrameLocks xmlns:a="http://schemas.openxmlformats.org/drawingml/2006/main" noChangeAspect="1"/>
+            </wp:cNvGraphicFramePr>
+            <a:graphic xmlns:a="http://schemas.openxmlformats.org/drawingml/2006/main">
+              <a:graphicData uri="http://schemas.openxmlformats.org/drawingml/2006/picture">
+                <pic:pic xmlns:pic="http://schemas.openxmlformats.org/drawingml/2006/picture">
+                  <pic:nvPicPr>
+                    <pic:cNvPr id="190270896" name=""/>
+                    <pic:cNvPicPr/>
+                  </pic:nvPicPr>
+                  <pic:blipFill>
+                    <a:blip r:embed="rId16"/>
+                    <a:stretch>
+                      <a:fillRect/>
+                    </a:stretch>
+                  </pic:blipFill>
+                  <pic:spPr>
+                    <a:xfrm>
+                      <a:off x="0" y="0"/>
+                      <a:ext cx="3470410" cy="3220542"/>
+                    </a:xfrm>
+                    <a:prstGeom prst="rect">
+                      <a:avLst/>
+                    </a:prstGeom>
+                  </pic:spPr>
+                </pic:pic>
+              </a:graphicData>
+            </a:graphic>
+          </wp:inline>
+        </w:drawing>
+      </w:r>
+    </w:p>
+    <w:p>
+      <w:r>
+        <w:drawing>
+          <wp:inline distT="0" distB="0" distL="0" distR="0" wp14:anchorId="7AD06D70" wp14:editId="6979BB6C">
+            <wp:extent cx="4403750" cy="3656143"/>
+            <wp:effectExtent l="0" t="0" r="0" b="1905"/>
+            <wp:docPr id="999968694" name="Picture 1"/>
+            <wp:cNvGraphicFramePr>
+              <a:graphicFrameLocks xmlns:a="http://schemas.openxmlformats.org/drawingml/2006/main" noChangeAspect="1"/>
+            </wp:cNvGraphicFramePr>
+            <a:graphic xmlns:a="http://schemas.openxmlformats.org/drawingml/2006/main">
+              <a:graphicData uri="http://schemas.openxmlformats.org/drawingml/2006/picture">
+                <pic:pic xmlns:pic="http://schemas.openxmlformats.org/drawingml/2006/picture">
+                  <pic:nvPicPr>
+                    <pic:cNvPr id="999968694" name=""/>
+                    <pic:cNvPicPr/>
+                  </pic:nvPicPr>
+                  <pic:blipFill>
+                    <a:blip r:embed="rId17"/>
+                    <a:stretch>
+                      <a:fillRect/>
+                    </a:stretch>
+                  </pic:blipFill>
+                  <pic:spPr>
+                    <a:xfrm>
+                      <a:off x="0" y="0"/>
+                      <a:ext cx="4476990" cy="3716949"/>
+                    </a:xfrm>
+                    <a:prstGeom prst="rect">
+                      <a:avLst/>
+                    </a:prstGeom>
+                  </pic:spPr>
+                </pic:pic>
+              </a:graphicData>
+            </a:graphic>
+          </wp:inline>
+        </w:drawing>
+      </w:r>
+    </w:p>
+    <w:p>
+      <w:r>
+        <w:lastRenderedPageBreak/>
+        <w:drawing>
+          <wp:inline distT="0" distB="0" distL="0" distR="0" wp14:anchorId="422D6B1A" wp14:editId="76D79773">
+            <wp:extent cx="4389120" cy="1674055"/>
+            <wp:effectExtent l="0" t="0" r="0" b="2540"/>
+            <wp:docPr id="1697605334" name="Picture 1"/>
+            <wp:cNvGraphicFramePr>
+              <a:graphicFrameLocks xmlns:a="http://schemas.openxmlformats.org/drawingml/2006/main" noChangeAspect="1"/>
+            </wp:cNvGraphicFramePr>
+            <a:graphic xmlns:a="http://schemas.openxmlformats.org/drawingml/2006/main">
+              <a:graphicData uri="http://schemas.openxmlformats.org/drawingml/2006/picture">
+                <pic:pic xmlns:pic="http://schemas.openxmlformats.org/drawingml/2006/picture">
+                  <pic:nvPicPr>
+                    <pic:cNvPr id="1697605334" name=""/>
+                    <pic:cNvPicPr/>
+                  </pic:nvPicPr>
+                  <pic:blipFill>
+                    <a:blip r:embed="rId18"/>
+                    <a:stretch>
+                      <a:fillRect/>
+                    </a:stretch>
+                  </pic:blipFill>
+                  <pic:spPr>
+                    <a:xfrm>
+                      <a:off x="0" y="0"/>
+                      <a:ext cx="4401816" cy="1678898"/>
+                    </a:xfrm>
+                    <a:prstGeom prst="rect">
+                      <a:avLst/>
+                    </a:prstGeom>
+                  </pic:spPr>
+                </pic:pic>
+              </a:graphicData>
+            </a:graphic>
+          </wp:inline>
+        </w:drawing>
+      </w:r>
+    </w:p>
+    <w:p/>
+    <w:p>
+      <w:r>
+        <w:rPr>
+          <w:b/>
+          <w:bCs/>
+        </w:rPr>
+        <w:t>Figures</w:t>
+      </w:r>
+    </w:p>
+    <w:p>
+      <w:r>
+        <w:rPr>
+          <w:noProof/>
+        </w:rPr>
+        <w:drawing>
+          <wp:inline distT="0" distB="0" distL="0" distR="0" wp14:anchorId="512E0066" wp14:editId="12AC30AB">
+            <wp:extent cx="4014520" cy="3657600"/>
+            <wp:effectExtent l="0" t="0" r="5080" b="0"/>
+            <wp:docPr id="717697800" name="Picture 6"/>
+            <wp:cNvGraphicFramePr>
+              <a:graphicFrameLocks xmlns:a="http://schemas.openxmlformats.org/drawingml/2006/main" noChangeAspect="1"/>
+            </wp:cNvGraphicFramePr>
+            <a:graphic xmlns:a="http://schemas.openxmlformats.org/drawingml/2006/main">
+              <a:graphicData uri="http://schemas.openxmlformats.org/drawingml/2006/picture">
+                <pic:pic xmlns:pic="http://schemas.openxmlformats.org/drawingml/2006/picture">
+                  <pic:nvPicPr>
+                    <pic:cNvPr id="717697800" name="Picture 6"/>
+                    <pic:cNvPicPr>
+                      <a:picLocks noChangeAspect="1" noChangeArrowheads="1"/>
+                    </pic:cNvPicPr>
+                  </pic:nvPicPr>
+                  <pic:blipFill rotWithShape="1">
+                    <a:blip r:embed="rId19">
+                      <a:extLst>
+                        <a:ext uri="{28A0092B-C50C-407E-A947-70E740481C1C}">
+                          <a14:useLocalDpi xmlns:a14="http://schemas.microsoft.com/office/drawing/2010/main" val="0"/>
+                        </a:ext>
+                      </a:extLst>
+                    </a:blip>
+                    <a:srcRect l="29546" t="6202" r="27180" b="16158"/>
+                    <a:stretch>
+                      <a:fillRect/>
+                    </a:stretch>
+                  </pic:blipFill>
+                  <pic:spPr bwMode="auto">
+                    <a:xfrm>
+                      <a:off x="0" y="0"/>
+                      <a:ext cx="4014520" cy="3657600"/>
+                    </a:xfrm>
+                    <a:prstGeom prst="rect">
+                      <a:avLst/>
+                    </a:prstGeom>
+                    <a:noFill/>
+                    <a:ln>
+                      <a:noFill/>
+                    </a:ln>
+                    <a:extLst>
+                      <a:ext uri="{53640926-AAD7-44D8-BBD7-CCE9431645EC}">
+                        <a14:shadowObscured xmlns:a14="http://schemas.microsoft.com/office/drawing/2010/main"/>
+                      </a:ext>
+                    </a:extLst>
+                  </pic:spPr>
+                </pic:pic>
+              </a:graphicData>
+            </a:graphic>
+          </wp:inline>
+        </w:drawing>
+      </w:r>
+    </w:p>
+    <w:p>
+      <w:r>
+        <w:rPr>
+          <w:noProof/>
+        </w:rPr>
+        <w:lastRenderedPageBreak/>
+        <w:drawing>
+          <wp:inline distT="0" distB="0" distL="0" distR="0" wp14:anchorId="10FDC365" wp14:editId="2CB41497">
+            <wp:extent cx="5998310" cy="3200400"/>
+            <wp:effectExtent l="0" t="0" r="2540" b="0"/>
+            <wp:docPr id="1428168327" name="Picture 7"/>
+            <wp:cNvGraphicFramePr>
+              <a:graphicFrameLocks xmlns:a="http://schemas.openxmlformats.org/drawingml/2006/main" noChangeAspect="1"/>
+            </wp:cNvGraphicFramePr>
+            <a:graphic xmlns:a="http://schemas.openxmlformats.org/drawingml/2006/main">
+              <a:graphicData uri="http://schemas.openxmlformats.org/drawingml/2006/picture">
+                <pic:pic xmlns:pic="http://schemas.openxmlformats.org/drawingml/2006/picture">
+                  <pic:nvPicPr>
+                    <pic:cNvPr id="0" name="Picture 10"/>
+                    <pic:cNvPicPr>
+                      <a:picLocks noChangeAspect="1" noChangeArrowheads="1"/>
+                    </pic:cNvPicPr>
+                  </pic:nvPicPr>
+                  <pic:blipFill rotWithShape="1">
+                    <a:blip r:embed="rId20" cstate="print">
+                      <a:extLst>
+                        <a:ext uri="{28A0092B-C50C-407E-A947-70E740481C1C}">
+                          <a14:useLocalDpi xmlns:a14="http://schemas.microsoft.com/office/drawing/2010/main" val="0"/>
+                        </a:ext>
+                      </a:extLst>
+                    </a:blip>
+                    <a:srcRect l="8138" t="8012" r="8634" b="4570"/>
+                    <a:stretch>
+                      <a:fillRect/>
+                    </a:stretch>
+                  </pic:blipFill>
+                  <pic:spPr bwMode="auto">
+                    <a:xfrm>
+                      <a:off x="0" y="0"/>
+                      <a:ext cx="5998310" cy="3200400"/>
+                    </a:xfrm>
+                    <a:prstGeom prst="rect">
+                      <a:avLst/>
+                    </a:prstGeom>
+                    <a:noFill/>
+                    <a:ln>
+                      <a:noFill/>
+                    </a:ln>
+                    <a:extLst>
+                      <a:ext uri="{53640926-AAD7-44D8-BBD7-CCE9431645EC}">
+                        <a14:shadowObscured xmlns:a14="http://schemas.microsoft.com/office/drawing/2010/main"/>
+                      </a:ext>
+                    </a:extLst>
+                  </pic:spPr>
+                </pic:pic>
+              </a:graphicData>
+            </a:graphic>
+          </wp:inline>
+        </w:drawing>
+      </w:r>
+    </w:p>
+    <w:p>
+      <w:r>
+        <w:rPr>
+          <w:noProof/>
+        </w:rPr>
+        <w:drawing>
+          <wp:inline distT="0" distB="0" distL="0" distR="0" wp14:anchorId="0730E9AD" wp14:editId="3F2C5C13">
+            <wp:extent cx="4014216" cy="3784871"/>
+            <wp:effectExtent l="0" t="0" r="5715" b="6350"/>
+            <wp:docPr id="1523402303" name="Picture 8"/>
+            <wp:cNvGraphicFramePr>
+              <a:graphicFrameLocks xmlns:a="http://schemas.openxmlformats.org/drawingml/2006/main" noChangeAspect="1"/>
+            </wp:cNvGraphicFramePr>
+            <a:graphic xmlns:a="http://schemas.openxmlformats.org/drawingml/2006/main">
+              <a:graphicData uri="http://schemas.openxmlformats.org/drawingml/2006/picture">
+                <pic:pic xmlns:pic="http://schemas.openxmlformats.org/drawingml/2006/picture">
+                  <pic:nvPicPr>
+                    <pic:cNvPr id="0" name="Picture 11"/>
+                    <pic:cNvPicPr>
+                      <a:picLocks noChangeAspect="1" noChangeArrowheads="1"/>
+                    </pic:cNvPicPr>
+                  </pic:nvPicPr>
+                  <pic:blipFill rotWithShape="1">
+                    <a:blip r:embed="rId21">
+                      <a:extLst>
+                        <a:ext uri="{28A0092B-C50C-407E-A947-70E740481C1C}">
+                          <a14:useLocalDpi xmlns:a14="http://schemas.microsoft.com/office/drawing/2010/main" val="0"/>
+                        </a:ext>
+                      </a:extLst>
+                    </a:blip>
+                    <a:srcRect l="31073" t="7527" r="28115" b="16721"/>
+                    <a:stretch>
+                      <a:fillRect/>
+                    </a:stretch>
+                  </pic:blipFill>
+                  <pic:spPr bwMode="auto">
+                    <a:xfrm>
+                      <a:off x="0" y="0"/>
+                      <a:ext cx="4014216" cy="3784871"/>
+                    </a:xfrm>
+                    <a:prstGeom prst="rect">
+                      <a:avLst/>
+                    </a:prstGeom>
+                    <a:noFill/>
+                    <a:ln>
+                      <a:noFill/>
+                    </a:ln>
+                    <a:extLst>
+                      <a:ext uri="{53640926-AAD7-44D8-BBD7-CCE9431645EC}">
+                        <a14:shadowObscured xmlns:a14="http://schemas.microsoft.com/office/drawing/2010/main"/>
+                      </a:ext>
+                    </a:extLst>
+                  </pic:spPr>
+                </pic:pic>
+              </a:graphicData>
+            </a:graphic>
+          </wp:inline>
+        </w:drawing>
+      </w:r>
+    </w:p>
+    <w:p>
+      <w:r>
+        <w:rPr>
+          <w:noProof/>
+        </w:rPr>
+        <w:lastRenderedPageBreak/>
+        <w:drawing>
+          <wp:inline distT="0" distB="0" distL="0" distR="0" wp14:anchorId="3AEC2C01" wp14:editId="4B99A163">
+            <wp:extent cx="5998464" cy="3256187"/>
+            <wp:effectExtent l="0" t="0" r="2540" b="1905"/>
+            <wp:docPr id="367024971" name="Picture 9"/>
+            <wp:cNvGraphicFramePr>
+              <a:graphicFrameLocks xmlns:a="http://schemas.openxmlformats.org/drawingml/2006/main" noChangeAspect="1"/>
+            </wp:cNvGraphicFramePr>
+            <a:graphic xmlns:a="http://schemas.openxmlformats.org/drawingml/2006/main">
+              <a:graphicData uri="http://schemas.openxmlformats.org/drawingml/2006/picture">
+                <pic:pic xmlns:pic="http://schemas.openxmlformats.org/drawingml/2006/picture">
+                  <pic:nvPicPr>
+                    <pic:cNvPr id="0" name="Picture 12"/>
+                    <pic:cNvPicPr>
+                      <a:picLocks noChangeAspect="1" noChangeArrowheads="1"/>
+                    </pic:cNvPicPr>
+                  </pic:nvPicPr>
+                  <pic:blipFill rotWithShape="1">
+                    <a:blip r:embed="rId22" cstate="print">
+                      <a:extLst>
+                        <a:ext uri="{28A0092B-C50C-407E-A947-70E740481C1C}">
+                          <a14:useLocalDpi xmlns:a14="http://schemas.microsoft.com/office/drawing/2010/main" val="0"/>
+                        </a:ext>
+                      </a:extLst>
+                    </a:blip>
+                    <a:srcRect l="8509" t="7524" r="9230" b="4569"/>
+                    <a:stretch>
+                      <a:fillRect/>
+                    </a:stretch>
+                  </pic:blipFill>
+                  <pic:spPr bwMode="auto">
+                    <a:xfrm>
+                      <a:off x="0" y="0"/>
+                      <a:ext cx="5998464" cy="3256187"/>
+                    </a:xfrm>
+                    <a:prstGeom prst="rect">
+                      <a:avLst/>
+                    </a:prstGeom>
+                    <a:noFill/>
+                    <a:ln>
+                      <a:noFill/>
+                    </a:ln>
+                    <a:extLst>
+                      <a:ext uri="{53640926-AAD7-44D8-BBD7-CCE9431645EC}">
+                        <a14:shadowObscured xmlns:a14="http://schemas.microsoft.com/office/drawing/2010/main"/>
+                      </a:ext>
+                    </a:extLst>
+                  </pic:spPr>
+                </pic:pic>
+              </a:graphicData>
+            </a:graphic>
+          </wp:inline>
+        </w:drawing>
+      </w:r>
+    </w:p>
+    <w:p>
+      <w:r>
+        <w:rPr>
+          <w:noProof/>
+        </w:rPr>
+        <w:drawing>
+          <wp:inline distT="0" distB="0" distL="0" distR="0" wp14:anchorId="2DCA8EAC" wp14:editId="286A2F91">
+            <wp:extent cx="4014216" cy="3278279"/>
+            <wp:effectExtent l="0" t="0" r="5715" b="0"/>
+            <wp:docPr id="1724805181" name="Picture 10"/>
+            <wp:cNvGraphicFramePr>
+              <a:graphicFrameLocks xmlns:a="http://schemas.openxmlformats.org/drawingml/2006/main" noChangeAspect="1"/>
+            </wp:cNvGraphicFramePr>
+            <a:graphic xmlns:a="http://schemas.openxmlformats.org/drawingml/2006/main">
+              <a:graphicData uri="http://schemas.openxmlformats.org/drawingml/2006/picture">
+                <pic:pic xmlns:pic="http://schemas.openxmlformats.org/drawingml/2006/picture">
+                  <pic:nvPicPr>
+                    <pic:cNvPr id="0" name="Picture 13"/>
+                    <pic:cNvPicPr>
+                      <a:picLocks noChangeAspect="1" noChangeArrowheads="1"/>
+                    </pic:cNvPicPr>
+                  </pic:nvPicPr>
+                  <pic:blipFill rotWithShape="1">
+                    <a:blip r:embed="rId23">
+                      <a:extLst>
+                        <a:ext uri="{28A0092B-C50C-407E-A947-70E740481C1C}">
+                          <a14:useLocalDpi xmlns:a14="http://schemas.microsoft.com/office/drawing/2010/main" val="0"/>
+                        </a:ext>
+                      </a:extLst>
+                    </a:blip>
+                    <a:srcRect l="27868" t="8012" r="25156" b="16466"/>
+                    <a:stretch>
+                      <a:fillRect/>
+                    </a:stretch>
+                  </pic:blipFill>
+                  <pic:spPr bwMode="auto">
+                    <a:xfrm>
+                      <a:off x="0" y="0"/>
+                      <a:ext cx="4014216" cy="3278279"/>
+                    </a:xfrm>
+                    <a:prstGeom prst="rect">
+                      <a:avLst/>
+                    </a:prstGeom>
+                    <a:noFill/>
+                    <a:ln>
+                      <a:noFill/>
+                    </a:ln>
+                    <a:extLst>
+                      <a:ext uri="{53640926-AAD7-44D8-BBD7-CCE9431645EC}">
+                        <a14:shadowObscured xmlns:a14="http://schemas.microsoft.com/office/drawing/2010/main"/>
+                      </a:ext>
+                    </a:extLst>
+                  </pic:spPr>
+                </pic:pic>
+              </a:graphicData>
+            </a:graphic>
+          </wp:inline>
+        </w:drawing>
+      </w:r>
+    </w:p>
+    <w:p>
+      <w:r>
+        <w:rPr>
+          <w:noProof/>
+        </w:rPr>
+        <w:lastRenderedPageBreak/>
+        <w:drawing>
+          <wp:inline distT="0" distB="0" distL="0" distR="0" wp14:anchorId="3D508AE8" wp14:editId="1B387B52">
+            <wp:extent cx="5998464" cy="3198347"/>
+            <wp:effectExtent l="0" t="0" r="2540" b="2540"/>
+            <wp:docPr id="479812512" name="Picture 11"/>
+            <wp:cNvGraphicFramePr>
+              <a:graphicFrameLocks xmlns:a="http://schemas.openxmlformats.org/drawingml/2006/main" noChangeAspect="1"/>
+            </wp:cNvGraphicFramePr>
+            <a:graphic xmlns:a="http://schemas.openxmlformats.org/drawingml/2006/main">
+              <a:graphicData uri="http://schemas.openxmlformats.org/drawingml/2006/picture">
+                <pic:pic xmlns:pic="http://schemas.openxmlformats.org/drawingml/2006/picture">
+                  <pic:nvPicPr>
+                    <pic:cNvPr id="0" name="Picture 14"/>
+                    <pic:cNvPicPr>
+                      <a:picLocks noChangeAspect="1" noChangeArrowheads="1"/>
+                    </pic:cNvPicPr>
+                  </pic:nvPicPr>
+                  <pic:blipFill rotWithShape="1">
+                    <a:blip r:embed="rId24" cstate="print">
+                      <a:extLst>
+                        <a:ext uri="{28A0092B-C50C-407E-A947-70E740481C1C}">
+                          <a14:useLocalDpi xmlns:a14="http://schemas.microsoft.com/office/drawing/2010/main" val="0"/>
+                        </a:ext>
+                      </a:extLst>
+                    </a:blip>
+                    <a:srcRect l="8755" t="8741" r="9127" b="5064"/>
+                    <a:stretch>
+                      <a:fillRect/>
+                    </a:stretch>
+                  </pic:blipFill>
+                  <pic:spPr bwMode="auto">
+                    <a:xfrm>
+                      <a:off x="0" y="0"/>
+                      <a:ext cx="5998464" cy="3198347"/>
+                    </a:xfrm>
+                    <a:prstGeom prst="rect">
+                      <a:avLst/>
+                    </a:prstGeom>
+                    <a:noFill/>
+                    <a:ln>
+                      <a:noFill/>
+                    </a:ln>
+                    <a:extLst>
+                      <a:ext uri="{53640926-AAD7-44D8-BBD7-CCE9431645EC}">
+                        <a14:shadowObscured xmlns:a14="http://schemas.microsoft.com/office/drawing/2010/main"/>
+                      </a:ext>
+                    </a:extLst>
+                  </pic:spPr>
+                </pic:pic>
+              </a:graphicData>
+            </a:graphic>
+          </wp:inline>
+        </w:drawing>
+      </w:r>
+    </w:p>
+    <w:p>
+      <w:r>
+        <w:pict w14:anchorId="6051C620">
+          <v:rect id="_x0000_i1039" style="width:0;height:1.5pt" o:hralign="center" o:hrstd="t" o:hr="t" fillcolor="#a0a0a0" stroked="f"/>
+        </w:pict>
+      </w:r>
+    </w:p>
+    <w:p>
+      <w:pPr>
+        <w:rPr>
+          <w:b/>
+          <w:bCs/>
+        </w:rPr>
+      </w:pPr>
+      <w:r>
+        <w:rPr>
+          <w:b/>
+          <w:bCs/>
+        </w:rPr>
+        <w:t xml:space="preserve">Section 3: </w:t>
+      </w:r>
+      <w:r>
+        <w:rPr>
+          <w:b/>
+          <w:bCs/>
+        </w:rPr>
+        <w:t>Bivariate Analysis 2 Categorical</w:t>
+      </w:r>
+    </w:p>
+    <w:p>
+      <w:pPr>
+        <w:rPr>
+          <w:b/>
+          <w:bCs/>
+        </w:rPr>
+      </w:pPr>
+      <w:r>
+        <w:rPr>
+          <w:b/>
+          <w:bCs/>
+        </w:rPr>
+        <w:t>Objective</w:t>
+      </w:r>
+    </w:p>
+    <w:p>
+      <w:r>
+        <w:t>Report on the frequency &amp; percent distribution of the two categorical variables</w:t>
+      </w:r>
+      <w:r>
+        <w:t>.</w:t>
+      </w:r>
+    </w:p>
+    <w:p>
+      <w:r>
+        <w:t>Describe the difference between the graphics &amp; determine which is a better visualization of the relationship between the two variables.</w:t>
+      </w:r>
+    </w:p>
+    <w:p>
+      <w:pPr>
+        <w:rPr>
+          <w:b/>
+          <w:bCs/>
+        </w:rPr>
+      </w:pPr>
+      <w:r>
+        <w:rPr>
+          <w:b/>
+          <w:bCs/>
+        </w:rPr>
+        <w:t>Results</w:t>
+      </w:r>
+    </w:p>
+    <w:p>
+      <w:r>
+        <w:drawing>
+          <wp:inline distT="0" distB="0" distL="0" distR="0" wp14:anchorId="6FB0B628" wp14:editId="69490C66">
+            <wp:extent cx="4029637" cy="1552792"/>
+            <wp:effectExtent l="0" t="0" r="0" b="9525"/>
+            <wp:docPr id="1671244469" name="Picture 1"/>
+            <wp:cNvGraphicFramePr>
+              <a:graphicFrameLocks xmlns:a="http://schemas.openxmlformats.org/drawingml/2006/main" noChangeAspect="1"/>
+            </wp:cNvGraphicFramePr>
+            <a:graphic xmlns:a="http://schemas.openxmlformats.org/drawingml/2006/main">
+              <a:graphicData uri="http://schemas.openxmlformats.org/drawingml/2006/picture">
+                <pic:pic xmlns:pic="http://schemas.openxmlformats.org/drawingml/2006/picture">
+                  <pic:nvPicPr>
+                    <pic:cNvPr id="1671244469" name=""/>
+                    <pic:cNvPicPr/>
+                  </pic:nvPicPr>
+                  <pic:blipFill>
+                    <a:blip r:embed="rId25"/>
+                    <a:stretch>
+                      <a:fillRect/>
+                    </a:stretch>
+                  </pic:blipFill>
+                  <pic:spPr>
+                    <a:xfrm>
+                      <a:off x="0" y="0"/>
+                      <a:ext cx="4029637" cy="1552792"/>
+                    </a:xfrm>
+                    <a:prstGeom prst="rect">
+                      <a:avLst/>
+                    </a:prstGeom>
+                  </pic:spPr>
+                </pic:pic>
+              </a:graphicData>
+            </a:graphic>
+          </wp:inline>
+        </w:drawing>
+      </w:r>
+    </w:p>
+    <w:p>
+      <w:pPr>
+        <w:rPr>
+          <w:b/>
+          <w:bCs/>
+        </w:rPr>
+      </w:pPr>
+      <w:r>
+        <w:rPr>
+          <w:b/>
+          <w:bCs/>
+        </w:rPr>
+        <w:t>Discussion</w:t>
+      </w:r>
+    </w:p>
+    <w:p>
+      <w:r>
+        <w:t xml:space="preserve">In my </w:t>
+      </w:r>
+      <w:r>
+        <w:t xml:space="preserve">two-way </w:t>
+      </w:r>
+      <w:r>
+        <w:t>contingency table</w:t>
+      </w:r>
+      <w:r>
+        <w:t xml:space="preserve">, </w:t>
+      </w:r>
+      <w:r>
+        <w:t>whether</w:t>
+      </w:r>
+      <w:r>
+        <w:t xml:space="preserve"> someone owns a gun </w:t>
+      </w:r>
+      <w:r>
+        <w:t xml:space="preserve">presents a significant difference in their opinion on gun laws. </w:t>
+      </w:r>
+      <w:r>
+        <w:t xml:space="preserve">With 257 respondents not owning </w:t>
+      </w:r>
+      <w:r>
+        <w:t xml:space="preserve">and 140 owning a gun, the distribution is heavily skewed for respondents that do not own a gun. </w:t>
+      </w:r>
+      <w:r>
+        <w:t xml:space="preserve">This may </w:t>
+      </w:r>
+      <w:r>
+        <w:lastRenderedPageBreak/>
+        <w:t xml:space="preserve">cause some difference between our sample and the overall population. However, from our sample, 89.5% of respondents that do not own a gun also </w:t>
+      </w:r>
+      <w:r>
+        <w:t>Favor</w:t>
+      </w:r>
+      <w:r>
+        <w:t xml:space="preserve"> gun laws, while only 10.5% of these same respondents </w:t>
+      </w:r>
+      <w:r>
+        <w:t xml:space="preserve">Oppose gun laws. From the 140 respondents that do own a gun, 69.3% Favor gun laws, </w:t>
+      </w:r>
+      <w:r>
+        <w:t xml:space="preserve">and 30.7% Oppose gun laws. This means that there is roughly a 20% difference </w:t>
+      </w:r>
+      <w:r>
+        <w:t>in</w:t>
+      </w:r>
+      <w:r>
+        <w:t xml:space="preserve"> </w:t>
+      </w:r>
+      <w:proofErr w:type="gramStart"/>
+      <w:r>
+        <w:t>respondents</w:t>
+      </w:r>
+      <w:proofErr w:type="gramEnd"/>
+      <w:r>
+        <w:t xml:space="preserve"> opinion</w:t>
+      </w:r>
+      <w:r>
+        <w:t>s</w:t>
+      </w:r>
+      <w:r>
+        <w:t xml:space="preserve"> on gun laws based on </w:t>
+      </w:r>
+      <w:proofErr w:type="gramStart"/>
+      <w:r>
+        <w:t>whether or not</w:t>
+      </w:r>
+      <w:proofErr w:type="gramEnd"/>
+      <w:r>
+        <w:t xml:space="preserve"> they themselves on a gun.</w:t>
+      </w:r>
+    </w:p>
+    <w:p>
+      <w:r>
+        <w:t xml:space="preserve">The best representation of the relationship between these two variables is </w:t>
+      </w:r>
+      <w:r>
+        <w:t xml:space="preserve">Figure 15. The 100% stacked bar chart gives us a good visual representation of the </w:t>
+      </w:r>
+      <w:r>
+        <w:t>relationship between the proportions of opinions based on our 2 categories</w:t>
+      </w:r>
+      <w:r>
+        <w:t>.</w:t>
+      </w:r>
+    </w:p>
+    <w:p>
+      <w:r>
+        <w:rPr>
+          <w:b/>
+          <w:bCs/>
+        </w:rPr>
+        <w:t>Code Snippet</w:t>
+      </w:r>
+    </w:p>
+    <w:p>
+      <w:r>
+        <w:drawing>
+          <wp:inline distT="0" distB="0" distL="0" distR="0" wp14:anchorId="6C2A7760" wp14:editId="4DD39BAD">
+            <wp:extent cx="3313786" cy="826891"/>
+            <wp:effectExtent l="0" t="0" r="1270" b="0"/>
+            <wp:docPr id="1181755046" name="Picture 1"/>
+            <wp:cNvGraphicFramePr>
+              <a:graphicFrameLocks xmlns:a="http://schemas.openxmlformats.org/drawingml/2006/main" noChangeAspect="1"/>
+            </wp:cNvGraphicFramePr>
+            <a:graphic xmlns:a="http://schemas.openxmlformats.org/drawingml/2006/main">
+              <a:graphicData uri="http://schemas.openxmlformats.org/drawingml/2006/picture">
+                <pic:pic xmlns:pic="http://schemas.openxmlformats.org/drawingml/2006/picture">
+                  <pic:nvPicPr>
+                    <pic:cNvPr id="1181755046" name=""/>
+                    <pic:cNvPicPr/>
+                  </pic:nvPicPr>
+                  <pic:blipFill>
+                    <a:blip r:embed="rId26"/>
+                    <a:stretch>
+                      <a:fillRect/>
+                    </a:stretch>
+                  </pic:blipFill>
+                  <pic:spPr>
+                    <a:xfrm>
+                      <a:off x="0" y="0"/>
+                      <a:ext cx="3341246" cy="833743"/>
+                    </a:xfrm>
+                    <a:prstGeom prst="rect">
+                      <a:avLst/>
+                    </a:prstGeom>
+                  </pic:spPr>
+                </pic:pic>
+              </a:graphicData>
+            </a:graphic>
+          </wp:inline>
+        </w:drawing>
+      </w:r>
+    </w:p>
+    <w:p>
+      <w:r>
+        <w:drawing>
+          <wp:inline distT="0" distB="0" distL="0" distR="0" wp14:anchorId="4F206B8E" wp14:editId="52C236BC">
+            <wp:extent cx="5150367" cy="3306470"/>
+            <wp:effectExtent l="0" t="0" r="0" b="8255"/>
+            <wp:docPr id="1694870552" name="Picture 1"/>
+            <wp:cNvGraphicFramePr>
+              <a:graphicFrameLocks xmlns:a="http://schemas.openxmlformats.org/drawingml/2006/main" noChangeAspect="1"/>
+            </wp:cNvGraphicFramePr>
+            <a:graphic xmlns:a="http://schemas.openxmlformats.org/drawingml/2006/main">
+              <a:graphicData uri="http://schemas.openxmlformats.org/drawingml/2006/picture">
+                <pic:pic xmlns:pic="http://schemas.openxmlformats.org/drawingml/2006/picture">
+                  <pic:nvPicPr>
+                    <pic:cNvPr id="1694870552" name=""/>
+                    <pic:cNvPicPr/>
+                  </pic:nvPicPr>
+                  <pic:blipFill>
+                    <a:blip r:embed="rId27"/>
+                    <a:stretch>
+                      <a:fillRect/>
+                    </a:stretch>
+                  </pic:blipFill>
+                  <pic:spPr>
+                    <a:xfrm>
+                      <a:off x="0" y="0"/>
+                      <a:ext cx="5205845" cy="3342086"/>
+                    </a:xfrm>
+                    <a:prstGeom prst="rect">
+                      <a:avLst/>
+                    </a:prstGeom>
+                  </pic:spPr>
+                </pic:pic>
+              </a:graphicData>
+            </a:graphic>
+          </wp:inline>
+        </w:drawing>
+      </w:r>
+    </w:p>
+    <w:p>
+      <w:r>
+        <w:lastRenderedPageBreak/>
+        <w:drawing>
+          <wp:inline distT="0" distB="0" distL="0" distR="0" wp14:anchorId="79470558" wp14:editId="4EE9243B">
+            <wp:extent cx="5318150" cy="1772716"/>
+            <wp:effectExtent l="0" t="0" r="0" b="0"/>
+            <wp:docPr id="1471966048" name="Picture 1"/>
+            <wp:cNvGraphicFramePr>
+              <a:graphicFrameLocks xmlns:a="http://schemas.openxmlformats.org/drawingml/2006/main" noChangeAspect="1"/>
+            </wp:cNvGraphicFramePr>
+            <a:graphic xmlns:a="http://schemas.openxmlformats.org/drawingml/2006/main">
+              <a:graphicData uri="http://schemas.openxmlformats.org/drawingml/2006/picture">
+                <pic:pic xmlns:pic="http://schemas.openxmlformats.org/drawingml/2006/picture">
+                  <pic:nvPicPr>
+                    <pic:cNvPr id="1471966048" name=""/>
+                    <pic:cNvPicPr/>
+                  </pic:nvPicPr>
+                  <pic:blipFill>
+                    <a:blip r:embed="rId28"/>
+                    <a:stretch>
+                      <a:fillRect/>
+                    </a:stretch>
+                  </pic:blipFill>
+                  <pic:spPr>
+                    <a:xfrm>
+                      <a:off x="0" y="0"/>
+                      <a:ext cx="5353042" cy="1784347"/>
+                    </a:xfrm>
+                    <a:prstGeom prst="rect">
+                      <a:avLst/>
+                    </a:prstGeom>
+                  </pic:spPr>
+                </pic:pic>
+              </a:graphicData>
+            </a:graphic>
+          </wp:inline>
+        </w:drawing>
+      </w:r>
+    </w:p>
+    <w:p>
+      <w:r>
+        <w:rPr>
+          <w:b/>
+          <w:bCs/>
+        </w:rPr>
+        <w:t>Figures</w:t>
+      </w:r>
+    </w:p>
+    <w:p>
+      <w:r>
+        <w:rPr>
+          <w:noProof/>
+        </w:rPr>
+        <w:drawing>
+          <wp:inline distT="0" distB="0" distL="0" distR="0" wp14:anchorId="11E6ED41" wp14:editId="1296D30F">
+            <wp:extent cx="6149920" cy="3200400"/>
+            <wp:effectExtent l="0" t="0" r="3810" b="0"/>
+            <wp:docPr id="1371848942" name="Picture 12"/>
+            <wp:cNvGraphicFramePr>
+              <a:graphicFrameLocks xmlns:a="http://schemas.openxmlformats.org/drawingml/2006/main" noChangeAspect="1"/>
+            </wp:cNvGraphicFramePr>
+            <a:graphic xmlns:a="http://schemas.openxmlformats.org/drawingml/2006/main">
+              <a:graphicData uri="http://schemas.openxmlformats.org/drawingml/2006/picture">
+                <pic:pic xmlns:pic="http://schemas.openxmlformats.org/drawingml/2006/picture">
+                  <pic:nvPicPr>
+                    <pic:cNvPr id="0" name="Picture 16"/>
+                    <pic:cNvPicPr>
+                      <a:picLocks noChangeAspect="1" noChangeArrowheads="1"/>
+                    </pic:cNvPicPr>
+                  </pic:nvPicPr>
+                  <pic:blipFill rotWithShape="1">
+                    <a:blip r:embed="rId29" cstate="print">
+                      <a:extLst>
+                        <a:ext uri="{28A0092B-C50C-407E-A947-70E740481C1C}">
+                          <a14:useLocalDpi xmlns:a14="http://schemas.microsoft.com/office/drawing/2010/main" val="0"/>
+                        </a:ext>
+                      </a:extLst>
+                    </a:blip>
+                    <a:srcRect l="8509" t="7769" r="9250" b="7978"/>
+                    <a:stretch>
+                      <a:fillRect/>
+                    </a:stretch>
+                  </pic:blipFill>
+                  <pic:spPr bwMode="auto">
+                    <a:xfrm>
+                      <a:off x="0" y="0"/>
+                      <a:ext cx="6149920" cy="3200400"/>
+                    </a:xfrm>
+                    <a:prstGeom prst="rect">
+                      <a:avLst/>
+                    </a:prstGeom>
+                    <a:noFill/>
+                    <a:ln>
+                      <a:noFill/>
+                    </a:ln>
+                    <a:extLst>
+                      <a:ext uri="{53640926-AAD7-44D8-BBD7-CCE9431645EC}">
+                        <a14:shadowObscured xmlns:a14="http://schemas.microsoft.com/office/drawing/2010/main"/>
+                      </a:ext>
+                    </a:extLst>
+                  </pic:spPr>
+                </pic:pic>
+              </a:graphicData>
+            </a:graphic>
+          </wp:inline>
+        </w:drawing>
+      </w:r>
+    </w:p>
+    <w:p>
+      <w:r>
+        <w:rPr>
+          <w:noProof/>
+        </w:rPr>
+        <w:lastRenderedPageBreak/>
+        <w:drawing>
+          <wp:inline distT="0" distB="0" distL="0" distR="0" wp14:anchorId="251041EA" wp14:editId="192CFE0C">
+            <wp:extent cx="6153912" cy="3297979"/>
+            <wp:effectExtent l="0" t="0" r="0" b="0"/>
+            <wp:docPr id="1352777937" name="Picture 13"/>
+            <wp:cNvGraphicFramePr>
+              <a:graphicFrameLocks xmlns:a="http://schemas.openxmlformats.org/drawingml/2006/main" noChangeAspect="1"/>
+            </wp:cNvGraphicFramePr>
+            <a:graphic xmlns:a="http://schemas.openxmlformats.org/drawingml/2006/main">
+              <a:graphicData uri="http://schemas.openxmlformats.org/drawingml/2006/picture">
+                <pic:pic xmlns:pic="http://schemas.openxmlformats.org/drawingml/2006/picture">
+                  <pic:nvPicPr>
+                    <pic:cNvPr id="0" name="Picture 17"/>
+                    <pic:cNvPicPr>
+                      <a:picLocks noChangeAspect="1" noChangeArrowheads="1"/>
+                    </pic:cNvPicPr>
+                  </pic:nvPicPr>
+                  <pic:blipFill rotWithShape="1">
+                    <a:blip r:embed="rId30" cstate="print">
+                      <a:extLst>
+                        <a:ext uri="{28A0092B-C50C-407E-A947-70E740481C1C}">
+                          <a14:useLocalDpi xmlns:a14="http://schemas.microsoft.com/office/drawing/2010/main" val="0"/>
+                        </a:ext>
+                      </a:extLst>
+                    </a:blip>
+                    <a:srcRect l="8508" t="7772" r="8634" b="4812"/>
+                    <a:stretch>
+                      <a:fillRect/>
+                    </a:stretch>
+                  </pic:blipFill>
+                  <pic:spPr bwMode="auto">
+                    <a:xfrm>
+                      <a:off x="0" y="0"/>
+                      <a:ext cx="6153912" cy="3297979"/>
+                    </a:xfrm>
+                    <a:prstGeom prst="rect">
+                      <a:avLst/>
+                    </a:prstGeom>
+                    <a:noFill/>
+                    <a:ln>
+                      <a:noFill/>
+                    </a:ln>
+                    <a:extLst>
+                      <a:ext uri="{53640926-AAD7-44D8-BBD7-CCE9431645EC}">
+                        <a14:shadowObscured xmlns:a14="http://schemas.microsoft.com/office/drawing/2010/main"/>
+                      </a:ext>
+                    </a:extLst>
+                  </pic:spPr>
+                </pic:pic>
+              </a:graphicData>
+            </a:graphic>
+          </wp:inline>
+        </w:drawing>
+      </w:r>
+    </w:p>
+    <w:p>
+      <w:r>
+        <w:rPr>
+          <w:noProof/>
+        </w:rPr>
+        <w:drawing>
+          <wp:inline distT="0" distB="0" distL="0" distR="0" wp14:anchorId="76EC2843" wp14:editId="598829DE">
+            <wp:extent cx="6153912" cy="3290170"/>
+            <wp:effectExtent l="0" t="0" r="0" b="5715"/>
+            <wp:docPr id="1910690226" name="Picture 14"/>
+            <wp:cNvGraphicFramePr>
+              <a:graphicFrameLocks xmlns:a="http://schemas.openxmlformats.org/drawingml/2006/main" noChangeAspect="1"/>
+            </wp:cNvGraphicFramePr>
+            <a:graphic xmlns:a="http://schemas.openxmlformats.org/drawingml/2006/main">
+              <a:graphicData uri="http://schemas.openxmlformats.org/drawingml/2006/picture">
+                <pic:pic xmlns:pic="http://schemas.openxmlformats.org/drawingml/2006/picture">
+                  <pic:nvPicPr>
+                    <pic:cNvPr id="0" name="Picture 18"/>
+                    <pic:cNvPicPr>
+                      <a:picLocks noChangeAspect="1" noChangeArrowheads="1"/>
+                    </pic:cNvPicPr>
+                  </pic:nvPicPr>
+                  <pic:blipFill rotWithShape="1">
+                    <a:blip r:embed="rId31" cstate="print">
+                      <a:extLst>
+                        <a:ext uri="{28A0092B-C50C-407E-A947-70E740481C1C}">
+                          <a14:useLocalDpi xmlns:a14="http://schemas.microsoft.com/office/drawing/2010/main" val="0"/>
+                        </a:ext>
+                      </a:extLst>
+                    </a:blip>
+                    <a:srcRect l="8385" t="8497" r="9251" b="4813"/>
+                    <a:stretch>
+                      <a:fillRect/>
+                    </a:stretch>
+                  </pic:blipFill>
+                  <pic:spPr bwMode="auto">
+                    <a:xfrm>
+                      <a:off x="0" y="0"/>
+                      <a:ext cx="6153912" cy="3290170"/>
+                    </a:xfrm>
+                    <a:prstGeom prst="rect">
+                      <a:avLst/>
+                    </a:prstGeom>
+                    <a:noFill/>
+                    <a:ln>
+                      <a:noFill/>
+                    </a:ln>
+                    <a:extLst>
+                      <a:ext uri="{53640926-AAD7-44D8-BBD7-CCE9431645EC}">
+                        <a14:shadowObscured xmlns:a14="http://schemas.microsoft.com/office/drawing/2010/main"/>
+                      </a:ext>
+                    </a:extLst>
+                  </pic:spPr>
+                </pic:pic>
+              </a:graphicData>
+            </a:graphic>
+          </wp:inline>
+        </w:drawing>
+      </w:r>
+    </w:p>
+    <w:p>
+      <w:r>
+        <w:pict w14:anchorId="5A313C30">
+          <v:rect id="_x0000_i1043" style="width:0;height:1.5pt" o:hralign="center" o:hrstd="t" o:hr="t" fillcolor="#a0a0a0" stroked="f"/>
+        </w:pict>
+      </w:r>
+    </w:p>
+    <w:p>
+      <w:pPr>
+        <w:rPr>
+          <w:b/>
+          <w:bCs/>
+        </w:rPr>
+      </w:pPr>
+      <w:r>
+        <w:rPr>
+          <w:b/>
+          <w:bCs/>
+        </w:rPr>
+        <w:t xml:space="preserve">Section 4: </w:t>
+      </w:r>
+      <w:r>
+        <w:rPr>
+          <w:b/>
+          <w:bCs/>
+        </w:rPr>
+        <w:t>Bivariate Analysis 1 Cat 1 Quant</w:t>
+      </w:r>
+    </w:p>
+    <w:p>
+      <w:pPr>
+        <w:rPr>
+          <w:b/>
+          <w:bCs/>
+        </w:rPr>
+      </w:pPr>
+      <w:r>
+        <w:rPr>
+          <w:b/>
+          <w:bCs/>
+        </w:rPr>
+        <w:t>Objective</w:t>
+      </w:r>
+    </w:p>
+    <w:p>
+      <w:r>
+        <w:t>Report on the distributions of the quantitative variables across the different categories</w:t>
+      </w:r>
+      <w:r>
+        <w:t>.</w:t>
+      </w:r>
+    </w:p>
+    <w:p>
+      <w:pPr>
+        <w:rPr>
+          <w:b/>
+          <w:bCs/>
+        </w:rPr>
+      </w:pPr>
+      <w:r>
+        <w:rPr>
+          <w:b/>
+          <w:bCs/>
+        </w:rPr>
+        <w:lastRenderedPageBreak/>
+        <w:t>Results</w:t>
+      </w:r>
+    </w:p>
+    <w:p>
+      <w:r>
+        <w:drawing>
+          <wp:inline distT="0" distB="0" distL="0" distR="0" wp14:anchorId="2013EA6D" wp14:editId="37151A82">
+            <wp:extent cx="4410691" cy="1552792"/>
+            <wp:effectExtent l="0" t="0" r="9525" b="9525"/>
+            <wp:docPr id="170558430" name="Picture 1"/>
+            <wp:cNvGraphicFramePr>
+              <a:graphicFrameLocks xmlns:a="http://schemas.openxmlformats.org/drawingml/2006/main" noChangeAspect="1"/>
+            </wp:cNvGraphicFramePr>
+            <a:graphic xmlns:a="http://schemas.openxmlformats.org/drawingml/2006/main">
+              <a:graphicData uri="http://schemas.openxmlformats.org/drawingml/2006/picture">
+                <pic:pic xmlns:pic="http://schemas.openxmlformats.org/drawingml/2006/picture">
+                  <pic:nvPicPr>
+                    <pic:cNvPr id="170558430" name=""/>
+                    <pic:cNvPicPr/>
+                  </pic:nvPicPr>
+                  <pic:blipFill>
+                    <a:blip r:embed="rId32"/>
+                    <a:stretch>
+                      <a:fillRect/>
+                    </a:stretch>
+                  </pic:blipFill>
+                  <pic:spPr>
+                    <a:xfrm>
+                      <a:off x="0" y="0"/>
+                      <a:ext cx="4410691" cy="1552792"/>
+                    </a:xfrm>
+                    <a:prstGeom prst="rect">
+                      <a:avLst/>
+                    </a:prstGeom>
+                  </pic:spPr>
+                </pic:pic>
+              </a:graphicData>
+            </a:graphic>
+          </wp:inline>
+        </w:drawing>
+      </w:r>
+    </w:p>
+    <w:p>
+      <w:pPr>
+        <w:rPr>
+          <w:b/>
+          <w:bCs/>
+        </w:rPr>
+      </w:pPr>
+      <w:r>
+        <w:rPr>
+          <w:b/>
+          <w:bCs/>
+        </w:rPr>
+        <w:t>Discussion</w:t>
+      </w:r>
+    </w:p>
+    <w:p/>
+    <w:p>
+      <w:pPr>
+        <w:rPr>
+          <w:b/>
+          <w:bCs/>
+        </w:rPr>
+      </w:pPr>
+      <w:r>
+        <w:rPr>
+          <w:b/>
+          <w:bCs/>
+        </w:rPr>
+        <w:t>Code Snippet</w:t>
+      </w:r>
+    </w:p>
+    <w:p>
+      <w:r>
+        <w:drawing>
+          <wp:inline distT="0" distB="0" distL="0" distR="0" wp14:anchorId="45DAF144" wp14:editId="26C1397B">
+            <wp:extent cx="4727710" cy="1697126"/>
+            <wp:effectExtent l="0" t="0" r="0" b="0"/>
+            <wp:docPr id="325161799" name="Picture 1"/>
+            <wp:cNvGraphicFramePr>
+              <a:graphicFrameLocks xmlns:a="http://schemas.openxmlformats.org/drawingml/2006/main" noChangeAspect="1"/>
+            </wp:cNvGraphicFramePr>
+            <a:graphic xmlns:a="http://schemas.openxmlformats.org/drawingml/2006/main">
+              <a:graphicData uri="http://schemas.openxmlformats.org/drawingml/2006/picture">
+                <pic:pic xmlns:pic="http://schemas.openxmlformats.org/drawingml/2006/picture">
+                  <pic:nvPicPr>
+                    <pic:cNvPr id="325161799" name=""/>
+                    <pic:cNvPicPr/>
+                  </pic:nvPicPr>
+                  <pic:blipFill>
+                    <a:blip r:embed="rId33"/>
+                    <a:stretch>
+                      <a:fillRect/>
+                    </a:stretch>
+                  </pic:blipFill>
+                  <pic:spPr>
+                    <a:xfrm>
+                      <a:off x="0" y="0"/>
+                      <a:ext cx="4754696" cy="1706813"/>
+                    </a:xfrm>
+                    <a:prstGeom prst="rect">
+                      <a:avLst/>
+                    </a:prstGeom>
+                  </pic:spPr>
+                </pic:pic>
+              </a:graphicData>
+            </a:graphic>
+          </wp:inline>
+        </w:drawing>
+      </w:r>
+    </w:p>
+    <w:p/>
+    <w:p/>
+    <w:p/>
+    <w:p/>
+    <w:p/>
+    <w:p/>
+    <w:p/>
+    <w:p/>
+    <w:p/>
+    <w:p/>
+    <w:p/>
+    <w:p>
+      <w:pPr>
+        <w:rPr>
+          <w:b/>
+          <w:bCs/>
+        </w:rPr>
+      </w:pPr>
+      <w:r>
+        <w:rPr>
+          <w:b/>
+          <w:bCs/>
+        </w:rPr>
+        <w:lastRenderedPageBreak/>
+        <w:t>Figures</w:t>
+      </w:r>
+    </w:p>
+    <w:p>
+      <w:r>
+        <w:rPr>
+          <w:noProof/>
+        </w:rPr>
+        <w:drawing>
+          <wp:inline distT="0" distB="0" distL="0" distR="0" wp14:anchorId="6414A5E1" wp14:editId="7B029380">
+            <wp:extent cx="6418954" cy="3429000"/>
+            <wp:effectExtent l="0" t="0" r="1270" b="0"/>
+            <wp:docPr id="205280485" name="Picture 15"/>
+            <wp:cNvGraphicFramePr>
+              <a:graphicFrameLocks xmlns:a="http://schemas.openxmlformats.org/drawingml/2006/main" noChangeAspect="1"/>
+            </wp:cNvGraphicFramePr>
+            <a:graphic xmlns:a="http://schemas.openxmlformats.org/drawingml/2006/main">
+              <a:graphicData uri="http://schemas.openxmlformats.org/drawingml/2006/picture">
+                <pic:pic xmlns:pic="http://schemas.openxmlformats.org/drawingml/2006/picture">
+                  <pic:nvPicPr>
+                    <pic:cNvPr id="0" name="Picture 24"/>
+                    <pic:cNvPicPr>
+                      <a:picLocks noChangeAspect="1" noChangeArrowheads="1"/>
+                    </pic:cNvPicPr>
+                  </pic:nvPicPr>
+                  <pic:blipFill rotWithShape="1">
+                    <a:blip r:embed="rId34" cstate="print">
+                      <a:extLst>
+                        <a:ext uri="{28A0092B-C50C-407E-A947-70E740481C1C}">
+                          <a14:useLocalDpi xmlns:a14="http://schemas.microsoft.com/office/drawing/2010/main" val="0"/>
+                        </a:ext>
+                      </a:extLst>
+                    </a:blip>
+                    <a:srcRect l="8877" r="2469" b="6769"/>
+                    <a:stretch>
+                      <a:fillRect/>
+                    </a:stretch>
+                  </pic:blipFill>
+                  <pic:spPr bwMode="auto">
+                    <a:xfrm>
+                      <a:off x="0" y="0"/>
+                      <a:ext cx="6418954" cy="3429000"/>
+                    </a:xfrm>
+                    <a:prstGeom prst="rect">
+                      <a:avLst/>
+                    </a:prstGeom>
+                    <a:noFill/>
+                    <a:ln>
+                      <a:noFill/>
+                    </a:ln>
+                    <a:extLst>
+                      <a:ext uri="{53640926-AAD7-44D8-BBD7-CCE9431645EC}">
+                        <a14:shadowObscured xmlns:a14="http://schemas.microsoft.com/office/drawing/2010/main"/>
+                      </a:ext>
+                    </a:extLst>
+                  </pic:spPr>
+                </pic:pic>
+              </a:graphicData>
+            </a:graphic>
+          </wp:inline>
+        </w:drawing>
+      </w:r>
+    </w:p>
+    <w:p>
+      <w:r>
+        <w:pict w14:anchorId="7074D16E">
+          <v:rect id="_x0000_i1044" style="width:0;height:1.5pt" o:hralign="center" o:hrstd="t" o:hr="t" fillcolor="#a0a0a0" stroked="f"/>
+        </w:pict>
+      </w:r>
+    </w:p>
+    <w:p>
+      <w:pPr>
+        <w:rPr>
+          <w:b/>
+          <w:bCs/>
+        </w:rPr>
+      </w:pPr>
+      <w:r>
+        <w:rPr>
+          <w:b/>
+          <w:bCs/>
+        </w:rPr>
+        <w:t xml:space="preserve">Section 5: </w:t>
+      </w:r>
+      <w:r>
+        <w:rPr>
+          <w:b/>
+          <w:bCs/>
+        </w:rPr>
+        <w:t>Bivariate Analysis 2 Quantitative</w:t>
+      </w:r>
+    </w:p>
+    <w:p>
+      <w:pPr>
+        <w:rPr>
+          <w:b/>
+          <w:bCs/>
+        </w:rPr>
+      </w:pPr>
+      <w:r>
+        <w:rPr>
+          <w:b/>
+          <w:bCs/>
+        </w:rPr>
+        <w:t>Objective</w:t>
+      </w:r>
+    </w:p>
+    <w:p>
+      <w:r>
+        <w:t>Describe the relationship observed between the two chosen quantitative variables</w:t>
+      </w:r>
+      <w:r>
+        <w:t>, based on shape, strength, and direction.</w:t>
+      </w:r>
+    </w:p>
+    <w:p>
+      <w:pPr>
+        <w:rPr>
+          <w:b/>
+          <w:bCs/>
+        </w:rPr>
+      </w:pPr>
+      <w:r>
+        <w:rPr>
+          <w:b/>
+          <w:bCs/>
+        </w:rPr>
+        <w:t>Discussion</w:t>
+      </w:r>
+    </w:p>
+    <w:p>
+      <w:pPr>
+        <w:rPr>
+          <w:b/>
+          <w:bCs/>
+        </w:rPr>
+      </w:pPr>
+    </w:p>
+    <w:p>
+      <w:pPr>
+        <w:rPr>
+          <w:b/>
+          <w:bCs/>
+        </w:rPr>
+      </w:pPr>
+      <w:r>
+        <w:rPr>
+          <w:b/>
+          <w:bCs/>
+        </w:rPr>
+        <w:t>Code Snippet</w:t>
+      </w:r>
+    </w:p>
+    <w:p>
+      <w:pPr>
+        <w:rPr>
+          <w:b/>
+          <w:bCs/>
+        </w:rPr>
+      </w:pPr>
+      <w:r>
+        <w:rPr>
+          <w:b/>
+          <w:bCs/>
+        </w:rPr>
+        <w:drawing>
+          <wp:inline distT="0" distB="0" distL="0" distR="0" wp14:anchorId="7A4583E2" wp14:editId="03C13392">
+            <wp:extent cx="5943600" cy="1224915"/>
+            <wp:effectExtent l="0" t="0" r="0" b="0"/>
+            <wp:docPr id="834831085" name="Picture 1"/>
+            <wp:cNvGraphicFramePr>
+              <a:graphicFrameLocks xmlns:a="http://schemas.openxmlformats.org/drawingml/2006/main" noChangeAspect="1"/>
+            </wp:cNvGraphicFramePr>
+            <a:graphic xmlns:a="http://schemas.openxmlformats.org/drawingml/2006/main">
+              <a:graphicData uri="http://schemas.openxmlformats.org/drawingml/2006/picture">
+                <pic:pic xmlns:pic="http://schemas.openxmlformats.org/drawingml/2006/picture">
+                  <pic:nvPicPr>
+                    <pic:cNvPr id="834831085" name=""/>
+                    <pic:cNvPicPr/>
+                  </pic:nvPicPr>
+                  <pic:blipFill>
+                    <a:blip r:embed="rId35"/>
+                    <a:stretch>
+                      <a:fillRect/>
+                    </a:stretch>
+                  </pic:blipFill>
+                  <pic:spPr>
+                    <a:xfrm>
+                      <a:off x="0" y="0"/>
+                      <a:ext cx="5943600" cy="1224915"/>
+                    </a:xfrm>
+                    <a:prstGeom prst="rect">
+                      <a:avLst/>
+                    </a:prstGeom>
+                  </pic:spPr>
+                </pic:pic>
+              </a:graphicData>
+            </a:graphic>
+          </wp:inline>
+        </w:drawing>
+      </w:r>
+    </w:p>
+    <w:p>
+      <w:pPr>
+        <w:rPr>
+          <w:b/>
+          <w:bCs/>
+        </w:rPr>
+      </w:pPr>
+      <w:r>
+        <w:rPr>
+          <w:b/>
+          <w:bCs/>
+        </w:rPr>
+        <w:t>Figures</w:t>
+      </w:r>
+    </w:p>
+    <w:p>
+      <w:pPr>
+        <w:rPr>
+          <w:b/>
+          <w:bCs/>
+        </w:rPr>
+      </w:pPr>
+      <w:r>
+        <w:rPr>
+          <w:b/>
+          <w:bCs/>
+          <w:noProof/>
+        </w:rPr>
+        <w:lastRenderedPageBreak/>
+        <w:drawing>
+          <wp:inline distT="0" distB="0" distL="0" distR="0" wp14:anchorId="02AD14C3" wp14:editId="26994FD1">
+            <wp:extent cx="6238751" cy="3200400"/>
+            <wp:effectExtent l="0" t="0" r="0" b="0"/>
+            <wp:docPr id="1338591661" name="Picture 16"/>
+            <wp:cNvGraphicFramePr>
+              <a:graphicFrameLocks xmlns:a="http://schemas.openxmlformats.org/drawingml/2006/main" noChangeAspect="1"/>
+            </wp:cNvGraphicFramePr>
+            <a:graphic xmlns:a="http://schemas.openxmlformats.org/drawingml/2006/main">
+              <a:graphicData uri="http://schemas.openxmlformats.org/drawingml/2006/picture">
+                <pic:pic xmlns:pic="http://schemas.openxmlformats.org/drawingml/2006/picture">
+                  <pic:nvPicPr>
+                    <pic:cNvPr id="0" name="Picture 25"/>
+                    <pic:cNvPicPr>
+                      <a:picLocks noChangeAspect="1" noChangeArrowheads="1"/>
+                    </pic:cNvPicPr>
+                  </pic:nvPicPr>
+                  <pic:blipFill rotWithShape="1">
+                    <a:blip r:embed="rId36" cstate="print">
+                      <a:extLst>
+                        <a:ext uri="{28A0092B-C50C-407E-A947-70E740481C1C}">
+                          <a14:useLocalDpi xmlns:a14="http://schemas.microsoft.com/office/drawing/2010/main" val="0"/>
+                        </a:ext>
+                      </a:extLst>
+                    </a:blip>
+                    <a:srcRect l="11594" t="4857" r="2099" b="7984"/>
+                    <a:stretch>
+                      <a:fillRect/>
+                    </a:stretch>
+                  </pic:blipFill>
+                  <pic:spPr bwMode="auto">
+                    <a:xfrm>
+                      <a:off x="0" y="0"/>
+                      <a:ext cx="6238751" cy="3200400"/>
+                    </a:xfrm>
+                    <a:prstGeom prst="rect">
+                      <a:avLst/>
+                    </a:prstGeom>
+                    <a:noFill/>
+                    <a:ln>
+                      <a:noFill/>
+                    </a:ln>
+                    <a:extLst>
+                      <a:ext uri="{53640926-AAD7-44D8-BBD7-CCE9431645EC}">
+                        <a14:shadowObscured xmlns:a14="http://schemas.microsoft.com/office/drawing/2010/main"/>
+                      </a:ext>
+                    </a:extLst>
+                  </pic:spPr>
+                </pic:pic>
+              </a:graphicData>
+            </a:graphic>
+          </wp:inline>
+        </w:drawing>
+      </w:r>
+    </w:p>
+    <w:p>
+      <w:r>
+        <w:pict w14:anchorId="7CC4629C">
+          <v:rect id="_x0000_i1045" style="width:0;height:1.5pt" o:hralign="center" o:hrstd="t" o:hr="t" fillcolor="#a0a0a0" stroked="f"/>
+        </w:pict>
+      </w:r>
+    </w:p>
+    <w:p>
+      <w:pPr>
+        <w:rPr>
+          <w:b/>
+          <w:bCs/>
+        </w:rPr>
+      </w:pPr>
+      <w:r>
+        <w:rPr>
+          <w:b/>
+          <w:bCs/>
+        </w:rPr>
+        <w:t>Section 6: Confidence Interval</w:t>
+      </w:r>
+    </w:p>
+    <w:p>
+      <w:pPr>
+        <w:rPr>
+          <w:b/>
+          <w:bCs/>
+        </w:rPr>
+      </w:pPr>
+      <w:r>
+        <w:rPr>
+          <w:b/>
+          <w:bCs/>
+        </w:rPr>
+        <w:t>Objective</w:t>
+      </w:r>
+    </w:p>
+    <w:p>
+      <w:r>
+        <w:t xml:space="preserve">Construct, </w:t>
+      </w:r>
+      <w:r>
+        <w:t>report, and interpret 90%, 95%, and 99% confidence intervals for a quantitative variable.</w:t>
+      </w:r>
+    </w:p>
+    <w:p>
+      <w:pPr>
+        <w:rPr>
+          <w:b/>
+          <w:bCs/>
+        </w:rPr>
+      </w:pPr>
+      <w:r>
+        <w:rPr>
+          <w:b/>
+          <w:bCs/>
+        </w:rPr>
+        <w:t>Results</w:t>
+      </w:r>
+    </w:p>
+    <w:p>
+      <w:pPr>
+        <w:rPr>
+          <w:b/>
+          <w:bCs/>
+        </w:rPr>
+      </w:pPr>
+      <w:r>
+        <w:rPr>
+          <w:b/>
+          <w:bCs/>
+        </w:rPr>
+        <w:drawing>
+          <wp:inline distT="0" distB="0" distL="0" distR="0" wp14:anchorId="69EACEEF" wp14:editId="7011A42D">
+            <wp:extent cx="2715004" cy="2553056"/>
+            <wp:effectExtent l="0" t="0" r="9525" b="0"/>
+            <wp:docPr id="1059506393" name="Picture 1"/>
+            <wp:cNvGraphicFramePr>
+              <a:graphicFrameLocks xmlns:a="http://schemas.openxmlformats.org/drawingml/2006/main" noChangeAspect="1"/>
+            </wp:cNvGraphicFramePr>
+            <a:graphic xmlns:a="http://schemas.openxmlformats.org/drawingml/2006/main">
+              <a:graphicData uri="http://schemas.openxmlformats.org/drawingml/2006/picture">
+                <pic:pic xmlns:pic="http://schemas.openxmlformats.org/drawingml/2006/picture">
+                  <pic:nvPicPr>
+                    <pic:cNvPr id="1059506393" name=""/>
+                    <pic:cNvPicPr/>
+                  </pic:nvPicPr>
+                  <pic:blipFill>
+                    <a:blip r:embed="rId37"/>
+                    <a:stretch>
+                      <a:fillRect/>
+                    </a:stretch>
+                  </pic:blipFill>
+                  <pic:spPr>
+                    <a:xfrm>
+                      <a:off x="0" y="0"/>
+                      <a:ext cx="2715004" cy="2553056"/>
+                    </a:xfrm>
+                    <a:prstGeom prst="rect">
+                      <a:avLst/>
+                    </a:prstGeom>
+                  </pic:spPr>
+                </pic:pic>
+              </a:graphicData>
+            </a:graphic>
+          </wp:inline>
+        </w:drawing>
+      </w:r>
+    </w:p>
+    <w:p>
+      <w:pPr>
+        <w:rPr>
+          <w:b/>
+          <w:bCs/>
+        </w:rPr>
+      </w:pPr>
+    </w:p>
+    <w:p>
+      <w:pPr>
+        <w:rPr>
+          <w:b/>
+          <w:bCs/>
+        </w:rPr>
+      </w:pPr>
+      <w:r>
+        <w:rPr>
+          <w:b/>
+          <w:bCs/>
+        </w:rPr>
+        <w:lastRenderedPageBreak/>
+        <w:t>Discussion</w:t>
+      </w:r>
+    </w:p>
+    <w:p>
+      <w:r>
+        <w:t>The resulting confidence intervals are as follows:</w:t>
+      </w:r>
+    </w:p>
+    <w:p>
+      <w:r>
+        <w:t>90% - (-0.9988, 7.1902)</w:t>
+      </w:r>
+    </w:p>
+    <w:p>
+      <w:r>
+        <w:t>95% - (</w:t>
+      </w:r>
+      <w:r>
+        <w:t>-1.7867, 7.9781)</w:t>
+      </w:r>
+    </w:p>
+    <w:p>
+      <w:r>
+        <w:t>99% - (-3.3322, 9.5237)</w:t>
+      </w:r>
+    </w:p>
+    <w:p/>
+    <w:p>
+      <w:pPr>
+        <w:rPr>
+          <w:b/>
+          <w:bCs/>
+        </w:rPr>
+      </w:pPr>
+      <w:r>
+        <w:rPr>
+          <w:b/>
+          <w:bCs/>
+        </w:rPr>
+        <w:t>Code Snippet</w:t>
+      </w:r>
+    </w:p>
+    <w:p>
+      <w:pPr>
+        <w:rPr>
+          <w:b/>
+          <w:bCs/>
+        </w:rPr>
+      </w:pPr>
+      <w:r>
+        <w:rPr>
+          <w:b/>
+          <w:bCs/>
+        </w:rPr>
+        <w:drawing>
+          <wp:inline distT="0" distB="0" distL="0" distR="0" wp14:anchorId="6619E269" wp14:editId="40754C79">
+            <wp:extent cx="5943600" cy="768350"/>
+            <wp:effectExtent l="0" t="0" r="0" b="0"/>
+            <wp:docPr id="404210421" name="Picture 1"/>
+            <wp:cNvGraphicFramePr>
+              <a:graphicFrameLocks xmlns:a="http://schemas.openxmlformats.org/drawingml/2006/main" noChangeAspect="1"/>
+            </wp:cNvGraphicFramePr>
+            <a:graphic xmlns:a="http://schemas.openxmlformats.org/drawingml/2006/main">
+              <a:graphicData uri="http://schemas.openxmlformats.org/drawingml/2006/picture">
+                <pic:pic xmlns:pic="http://schemas.openxmlformats.org/drawingml/2006/picture">
+                  <pic:nvPicPr>
+                    <pic:cNvPr id="404210421" name=""/>
+                    <pic:cNvPicPr/>
+                  </pic:nvPicPr>
+                  <pic:blipFill>
+                    <a:blip r:embed="rId38"/>
+                    <a:stretch>
+                      <a:fillRect/>
+                    </a:stretch>
+                  </pic:blipFill>
+                  <pic:spPr>
+                    <a:xfrm>
+                      <a:off x="0" y="0"/>
+                      <a:ext cx="5943600" cy="768350"/>
+                    </a:xfrm>
+                    <a:prstGeom prst="rect">
+                      <a:avLst/>
+                    </a:prstGeom>
+                  </pic:spPr>
+                </pic:pic>
+              </a:graphicData>
+            </a:graphic>
+          </wp:inline>
+        </w:drawing>
+      </w:r>
+    </w:p>
+    <w:p>
+      <w:r>
+        <w:pict w14:anchorId="3395E134">
+          <v:rect id="_x0000_i1046" style="width:0;height:1.5pt" o:hralign="center" o:hrstd="t" o:hr="t" fillcolor="#a0a0a0" stroked="f"/>
+        </w:pict>
+      </w:r>
+    </w:p>
+    <w:p>
+      <w:pPr>
+        <w:rPr>
+          <w:b/>
+          <w:bCs/>
+        </w:rPr>
+      </w:pPr>
+      <w:r>
+        <w:rPr>
+          <w:b/>
+          <w:bCs/>
+        </w:rPr>
+        <w:t>Section 7: Variable Creation</w:t>
+      </w:r>
+    </w:p>
+    <w:p>
+      <w:pPr>
+        <w:rPr>
+          <w:b/>
+          <w:bCs/>
+        </w:rPr>
+      </w:pPr>
+      <w:r>
+        <w:rPr>
+          <w:b/>
+          <w:bCs/>
+        </w:rPr>
+        <w:t>Objective</w:t>
+      </w:r>
+    </w:p>
+    <w:p>
+      <w:r>
+        <w:t>Create a new categorical variable from one of the quantitative variables. Explain why the cut points were chosen.</w:t>
+      </w:r>
+      <w:r>
+        <w:t xml:space="preserve"> </w:t>
+      </w:r>
+    </w:p>
+    <w:p>
+      <w:pPr>
+        <w:rPr>
+          <w:b/>
+          <w:bCs/>
+        </w:rPr>
+      </w:pPr>
+      <w:r>
+        <w:rPr>
+          <w:b/>
+          <w:bCs/>
+        </w:rPr>
+        <w:t>Results</w:t>
+      </w:r>
+    </w:p>
+    <w:p>
+      <w:r>
+        <w:drawing>
+          <wp:inline distT="0" distB="0" distL="0" distR="0" wp14:anchorId="78DDD23C" wp14:editId="70D73A5C">
+            <wp:extent cx="4039164" cy="2095792"/>
+            <wp:effectExtent l="0" t="0" r="0" b="0"/>
+            <wp:docPr id="1162012176" name="Picture 1"/>
+            <wp:cNvGraphicFramePr>
+              <a:graphicFrameLocks xmlns:a="http://schemas.openxmlformats.org/drawingml/2006/main" noChangeAspect="1"/>
+            </wp:cNvGraphicFramePr>
+            <a:graphic xmlns:a="http://schemas.openxmlformats.org/drawingml/2006/main">
+              <a:graphicData uri="http://schemas.openxmlformats.org/drawingml/2006/picture">
+                <pic:pic xmlns:pic="http://schemas.openxmlformats.org/drawingml/2006/picture">
+                  <pic:nvPicPr>
+                    <pic:cNvPr id="1162012176" name=""/>
+                    <pic:cNvPicPr/>
+                  </pic:nvPicPr>
+                  <pic:blipFill>
+                    <a:blip r:embed="rId39"/>
+                    <a:stretch>
+                      <a:fillRect/>
+                    </a:stretch>
+                  </pic:blipFill>
+                  <pic:spPr>
+                    <a:xfrm>
+                      <a:off x="0" y="0"/>
+                      <a:ext cx="4039164" cy="2095792"/>
+                    </a:xfrm>
+                    <a:prstGeom prst="rect">
+                      <a:avLst/>
+                    </a:prstGeom>
+                  </pic:spPr>
+                </pic:pic>
+              </a:graphicData>
+            </a:graphic>
+          </wp:inline>
+        </w:drawing>
+      </w:r>
+    </w:p>
+    <w:p>
+      <w:pPr>
+        <w:rPr>
+          <w:b/>
+          <w:bCs/>
+        </w:rPr>
+      </w:pPr>
+      <w:r>
+        <w:rPr>
+          <w:b/>
+          <w:bCs/>
+        </w:rPr>
+        <w:t>Discussion</w:t>
+      </w:r>
+    </w:p>
+    <w:p>
+      <w:r>
+        <w:t xml:space="preserve">The new categorical variable I have created is </w:t>
+      </w:r>
+      <w:proofErr w:type="spellStart"/>
+      <w:r>
+        <w:t>AgeRange</w:t>
+      </w:r>
+      <w:proofErr w:type="spellEnd"/>
+      <w:r>
+        <w:t xml:space="preserve">, which has 7 categories; </w:t>
+      </w:r>
+      <w:r>
+        <w:t>Under 18, 18-24, 25-34, 35-44, 45-54, 55-64, and 65+.</w:t>
+      </w:r>
+      <w:r>
+        <w:t xml:space="preserve"> Th</w:t>
+      </w:r>
+      <w:r>
+        <w:t xml:space="preserve">e reasoning behind my cut points is that I </w:t>
+      </w:r>
+      <w:r>
+        <w:lastRenderedPageBreak/>
+        <w:t xml:space="preserve">wanted each group to generally fall into a </w:t>
+      </w:r>
+      <w:r>
+        <w:t>10-year</w:t>
+      </w:r>
+      <w:r>
+        <w:t xml:space="preserve"> age range with three exceptions</w:t>
+      </w:r>
+      <w:r>
+        <w:t>; Under 18, 18-24, and 65+.</w:t>
+      </w:r>
+    </w:p>
+    <w:p/>
+    <w:p>
+      <w:pPr>
+        <w:rPr>
+          <w:b/>
+          <w:bCs/>
+        </w:rPr>
+      </w:pPr>
+      <w:r>
+        <w:rPr>
+          <w:b/>
+          <w:bCs/>
+        </w:rPr>
+        <w:t>Code Snippet</w:t>
+      </w:r>
+    </w:p>
+    <w:p>
+      <w:r>
+        <w:drawing>
+          <wp:inline distT="0" distB="0" distL="0" distR="0" wp14:anchorId="48916441" wp14:editId="34A85309">
+            <wp:extent cx="4468427" cy="4301338"/>
+            <wp:effectExtent l="0" t="0" r="8890" b="4445"/>
+            <wp:docPr id="1865499887" name="Picture 1"/>
+            <wp:cNvGraphicFramePr>
+              <a:graphicFrameLocks xmlns:a="http://schemas.openxmlformats.org/drawingml/2006/main" noChangeAspect="1"/>
+            </wp:cNvGraphicFramePr>
+            <a:graphic xmlns:a="http://schemas.openxmlformats.org/drawingml/2006/main">
+              <a:graphicData uri="http://schemas.openxmlformats.org/drawingml/2006/picture">
+                <pic:pic xmlns:pic="http://schemas.openxmlformats.org/drawingml/2006/picture">
+                  <pic:nvPicPr>
+                    <pic:cNvPr id="1865499887" name=""/>
+                    <pic:cNvPicPr/>
+                  </pic:nvPicPr>
+                  <pic:blipFill>
+                    <a:blip r:embed="rId40"/>
+                    <a:stretch>
+                      <a:fillRect/>
+                    </a:stretch>
+                  </pic:blipFill>
+                  <pic:spPr>
+                    <a:xfrm>
+                      <a:off x="0" y="0"/>
+                      <a:ext cx="4474131" cy="4306828"/>
+                    </a:xfrm>
+                    <a:prstGeom prst="rect">
+                      <a:avLst/>
+                    </a:prstGeom>
+                  </pic:spPr>
+                </pic:pic>
+              </a:graphicData>
+            </a:graphic>
+          </wp:inline>
+        </w:drawing>
+      </w:r>
+    </w:p>
+    <w:p>
+      <w:r>
+        <w:pict w14:anchorId="382F66D6">
+          <v:rect id="_x0000_i1047" style="width:0;height:1.5pt" o:hralign="center" o:hrstd="t" o:hr="t" fillcolor="#a0a0a0" stroked="f"/>
+        </w:pict>
+      </w:r>
+    </w:p>
+    <w:p>
+      <w:pPr>
+        <w:rPr>
+          <w:b/>
+          <w:bCs/>
+        </w:rPr>
+      </w:pPr>
+      <w:r>
+        <w:rPr>
+          <w:b/>
+          <w:bCs/>
+        </w:rPr>
+        <w:t xml:space="preserve">Section 8: </w:t>
+      </w:r>
+      <w:r>
+        <w:rPr>
+          <w:b/>
+          <w:bCs/>
+        </w:rPr>
+        <w:t>Sampling</w:t>
+      </w:r>
+    </w:p>
+    <w:p>
+      <w:pPr>
+        <w:rPr>
+          <w:b/>
+          <w:bCs/>
+        </w:rPr>
+      </w:pPr>
+      <w:r>
+        <w:rPr>
+          <w:b/>
+          <w:bCs/>
+        </w:rPr>
+        <w:t>Objective</w:t>
+      </w:r>
+    </w:p>
+    <w:p>
+      <w:pPr>
+        <w:rPr>
+          <w:b/>
+          <w:bCs/>
+        </w:rPr>
+      </w:pPr>
+    </w:p>
+    <w:p>
+      <w:pPr>
+        <w:rPr>
+          <w:b/>
+          <w:bCs/>
+        </w:rPr>
+      </w:pPr>
+      <w:r>
+        <w:rPr>
+          <w:b/>
+          <w:bCs/>
+        </w:rPr>
+        <w:t>Results</w:t>
+      </w:r>
+    </w:p>
+    <w:p>
+      <w:pPr>
+        <w:rPr>
+          <w:b/>
+          <w:bCs/>
+        </w:rPr>
+      </w:pPr>
+    </w:p>
+    <w:p>
+      <w:pPr>
+        <w:rPr>
+          <w:b/>
+          <w:bCs/>
+        </w:rPr>
+      </w:pPr>
+      <w:r>
+        <w:rPr>
+          <w:b/>
+          <w:bCs/>
+        </w:rPr>
+        <w:t>Discussion</w:t>
+      </w:r>
+    </w:p>
+    <w:p>
+      <w:pPr>
+        <w:rPr>
+          <w:b/>
+          <w:bCs/>
+        </w:rPr>
+      </w:pPr>
+    </w:p>
+    <w:p>
+      <w:pPr>
+        <w:rPr>
+          <w:b/>
+          <w:bCs/>
+        </w:rPr>
+      </w:pPr>
+      <w:r>
+        <w:rPr>
+          <w:b/>
+          <w:bCs/>
+        </w:rPr>
+        <w:lastRenderedPageBreak/>
+        <w:t>Code Snippet</w:t>
+      </w:r>
+    </w:p>
+    <w:p>
+      <w:pPr>
+        <w:rPr>
+          <w:b/>
+          <w:bCs/>
+        </w:rPr>
+      </w:pPr>
+    </w:p>
+    <w:p>
+      <w:pPr>
+        <w:rPr>
+          <w:b/>
+          <w:bCs/>
+        </w:rPr>
+      </w:pPr>
+      <w:r>
+        <w:rPr>
+          <w:b/>
+          <w:bCs/>
+        </w:rPr>
+        <w:t>Figures</w:t>
+      </w:r>
+    </w:p>
     <w:sectPr>
       <w:pgSz w:w="12240" w:h="15840"/>
       <w:pgMar w:top="1440" w:right="1440" w:bottom="1440" w:left="1440" w:header="720" w:footer="720" w:gutter="0"/>

--- a/white_canyon_pyproject.docx
+++ b/white_canyon_pyproject.docx
@@ -13,61 +13,6 @@
         <w:rPr>
           <w:b/>
           <w:bCs/>
-          <w:noProof/>
-        </w:rPr>
-        <w:drawing>
-          <wp:inline distT="0" distB="0" distL="0" distR="0" wp14:anchorId="477CEBF0" wp14:editId="2640FCEB">
-            <wp:extent cx="5932805" cy="3013710"/>
-            <wp:effectExtent l="0" t="0" r="0" b="0"/>
-            <wp:docPr id="233472523" name="Picture 1"/>
-            <wp:cNvGraphicFramePr>
-              <a:graphicFrameLocks xmlns:a="http://schemas.openxmlformats.org/drawingml/2006/main" noChangeAspect="1"/>
-            </wp:cNvGraphicFramePr>
-            <a:graphic xmlns:a="http://schemas.openxmlformats.org/drawingml/2006/main">
-              <a:graphicData uri="http://schemas.openxmlformats.org/drawingml/2006/picture">
-                <pic:pic xmlns:pic="http://schemas.openxmlformats.org/drawingml/2006/picture">
-                  <pic:nvPicPr>
-                    <pic:cNvPr id="0" name="Picture 3"/>
-                    <pic:cNvPicPr>
-                      <a:picLocks noChangeAspect="1" noChangeArrowheads="1"/>
-                    </pic:cNvPicPr>
-                  </pic:nvPicPr>
-                  <pic:blipFill>
-                    <a:blip r:embed="rId5" cstate="print">
-                      <a:extLst>
-                        <a:ext uri="{28A0092B-C50C-407E-A947-70E740481C1C}">
-                          <a14:useLocalDpi xmlns:a14="http://schemas.microsoft.com/office/drawing/2010/main" val="0"/>
-                        </a:ext>
-                      </a:extLst>
-                    </a:blip>
-                    <a:srcRect/>
-                    <a:stretch>
-                      <a:fillRect/>
-                    </a:stretch>
-                  </pic:blipFill>
-                  <pic:spPr bwMode="auto">
-                    <a:xfrm>
-                      <a:off x="0" y="0"/>
-                      <a:ext cx="5932805" cy="3013710"/>
-                    </a:xfrm>
-                    <a:prstGeom prst="rect">
-                      <a:avLst/>
-                    </a:prstGeom>
-                    <a:noFill/>
-                    <a:ln>
-                      <a:noFill/>
-                    </a:ln>
-                  </pic:spPr>
-                </pic:pic>
-              </a:graphicData>
-            </a:graphic>
-          </wp:inline>
-        </w:drawing>
-      </w:r>
-      <w:r>
-        <w:rPr>
-          <w:b/>
-          <w:bCs/>
         </w:rPr>
         <w:t>GSS Data Analysis Project</w:t>
       </w:r>
@@ -189,6 +134,21 @@
       </w:r>
       <w:r>
         <w:t>:</w:t>
+      </w:r>
+      <w:r>
+        <w:t xml:space="preserve"> </w:t>
+      </w:r>
+      <w:r>
+        <w:rPr>
+          <w:u w:val="single"/>
+        </w:rPr>
+        <w:t>07/16/2026</w:t>
+      </w:r>
+      <w:r>
+        <w:rPr>
+          <w:u w:val="single"/>
+        </w:rPr>
+        <w:t>__________________________</w:t>
       </w:r>
     </w:p>
     <w:p>
@@ -230,54 +190,23 @@
     </w:p>
     <w:p>
       <w:r>
-        <w:t xml:space="preserve">The purpose of this project is to explore the characteristics of residents of the United States and how those may contribute to their opinions on Capital Punishment and Gun Laws. The descriptive statistics, data visuals, and analysis </w:t>
-      </w:r>
-      <w:proofErr w:type="gramStart"/>
-      <w:r>
-        <w:t>has</w:t>
-      </w:r>
-      <w:proofErr w:type="gramEnd"/>
+        <w:t xml:space="preserve">The purpose of this project is to explore the characteristics of residents of the United States and </w:t>
+      </w:r>
+      <w:r>
+        <w:t>how their concerns, experiences, attitudes, and practices may affect their opinions on various political issues</w:t>
+      </w:r>
+      <w:r>
+        <w:t xml:space="preserve">. The descriptive statistics, data visuals, and analysis </w:t>
+      </w:r>
+      <w:r>
+        <w:t>have</w:t>
+      </w:r>
       <w:r>
         <w:t xml:space="preserve"> been performed utilizing the Python programming language and its various packages/libraries.</w:t>
       </w:r>
     </w:p>
     <w:p>
       <w:r>
-        <w:rPr>
-          <w:b/>
-          <w:bCs/>
-        </w:rPr>
-        <w:t>Research Questions</w:t>
-      </w:r>
-    </w:p>
-    <w:p>
-      <w:r>
-        <w:t>This report addresses the following questions:</w:t>
-      </w:r>
-    </w:p>
-    <w:p>
-      <w:pPr>
-        <w:pStyle w:val="ListParagraph"/>
-        <w:numPr>
-          <w:ilvl w:val="0"/>
-          <w:numId w:val="1"/>
-        </w:numPr>
-      </w:pPr>
-      <w:r>
-        <w:t xml:space="preserve">What are the measurements of central tendency &amp; dispersion for each </w:t>
-      </w:r>
-      <w:proofErr w:type="gramStart"/>
-      <w:r>
-        <w:t>individuals</w:t>
-      </w:r>
-      <w:proofErr w:type="gramEnd"/>
-      <w:r>
-        <w:t xml:space="preserve"> tv hours watched daily, age, and ideal number of children.</w:t>
-      </w:r>
-    </w:p>
-    <w:p>
-      <w:r>
-        <w:lastRenderedPageBreak/>
         <w:pict w14:anchorId="63ED0073">
           <v:rect id="_x0000_i1026" style="width:0;height:1.5pt" o:hralign="center" o:hrstd="t" o:hr="t" fillcolor="#a0a0a0" stroked="f"/>
         </w:pict>
@@ -344,6 +273,10 @@
     </w:p>
     <w:p>
       <w:r>
+        <w:rPr>
+          <w:noProof/>
+        </w:rPr>
+        <w:lastRenderedPageBreak/>
         <w:drawing>
           <wp:inline distT="0" distB="0" distL="0" distR="0" wp14:anchorId="7BDB7295" wp14:editId="2CC7C261">
             <wp:extent cx="4229690" cy="3324689"/>
@@ -360,7 +293,7 @@
                     <pic:cNvPicPr/>
                   </pic:nvPicPr>
                   <pic:blipFill>
-                    <a:blip r:embed="rId6"/>
+                    <a:blip r:embed="rId5"/>
                     <a:stretch>
                       <a:fillRect/>
                     </a:stretch>
@@ -381,7 +314,6 @@
         </w:drawing>
       </w:r>
     </w:p>
-    <w:p/>
     <w:p>
       <w:r>
         <w:rPr>
@@ -536,7 +468,6 @@
         <w:t xml:space="preserve"> </w:t>
       </w:r>
     </w:p>
-    <w:p/>
     <w:p>
       <w:pPr>
         <w:rPr>
@@ -563,8 +494,8 @@
         <w:rPr>
           <w:b/>
           <w:bCs/>
-        </w:rPr>
-        <w:lastRenderedPageBreak/>
+          <w:noProof/>
+        </w:rPr>
         <w:drawing>
           <wp:inline distT="0" distB="0" distL="0" distR="0" wp14:anchorId="1DB413AC" wp14:editId="20FA110F">
             <wp:extent cx="5943600" cy="2740025"/>
@@ -581,7 +512,7 @@
                     <pic:cNvPicPr/>
                   </pic:nvPicPr>
                   <pic:blipFill>
-                    <a:blip r:embed="rId7"/>
+                    <a:blip r:embed="rId6"/>
                     <a:stretch>
                       <a:fillRect/>
                     </a:stretch>
@@ -607,6 +538,7 @@
         <w:rPr>
           <w:noProof/>
         </w:rPr>
+        <w:lastRenderedPageBreak/>
         <w:drawing>
           <wp:inline distT="0" distB="0" distL="0" distR="0" wp14:anchorId="19D4DFC9" wp14:editId="41EF8E9E">
             <wp:extent cx="3175342" cy="5225096"/>
@@ -623,7 +555,7 @@
                     <pic:cNvPicPr/>
                   </pic:nvPicPr>
                   <pic:blipFill>
-                    <a:blip r:embed="rId8">
+                    <a:blip r:embed="rId7">
                       <a:extLst>
                         <a:ext uri="{28A0092B-C50C-407E-A947-70E740481C1C}">
                           <a14:useLocalDpi xmlns:a14="http://schemas.microsoft.com/office/drawing/2010/main" val="0"/>
@@ -650,13 +582,12 @@
         </w:drawing>
       </w:r>
     </w:p>
-    <w:p/>
-    <w:p/>
     <w:p>
       <w:r>
         <w:rPr>
           <w:noProof/>
         </w:rPr>
+        <w:lastRenderedPageBreak/>
         <w:drawing>
           <wp:anchor distT="0" distB="0" distL="114300" distR="114300" simplePos="0" relativeHeight="251659264" behindDoc="0" locked="0" layoutInCell="1" allowOverlap="1" wp14:anchorId="52169A6C" wp14:editId="56D9C704">
             <wp:simplePos x="0" y="0"/>
@@ -683,7 +614,7 @@
                     </pic:cNvPicPr>
                   </pic:nvPicPr>
                   <pic:blipFill>
-                    <a:blip r:embed="rId9" cstate="print">
+                    <a:blip r:embed="rId8" cstate="print">
                       <a:extLst>
                         <a:ext uri="{28A0092B-C50C-407E-A947-70E740481C1C}">
                           <a14:useLocalDpi xmlns:a14="http://schemas.microsoft.com/office/drawing/2010/main" val="0"/>
@@ -755,7 +686,7 @@
                     </pic:cNvPicPr>
                   </pic:nvPicPr>
                   <pic:blipFill>
-                    <a:blip r:embed="rId10" cstate="print">
+                    <a:blip r:embed="rId9" cstate="print">
                       <a:extLst>
                         <a:ext uri="{28A0092B-C50C-407E-A947-70E740481C1C}">
                           <a14:useLocalDpi xmlns:a14="http://schemas.microsoft.com/office/drawing/2010/main" val="0"/>
@@ -812,7 +743,7 @@
         </w:rPr>
         <w:lastRenderedPageBreak/>
         <w:drawing>
-          <wp:inline distT="0" distB="0" distL="0" distR="0" wp14:anchorId="2BAF90CA" wp14:editId="61B69AAE">
+          <wp:inline distT="0" distB="0" distL="0" distR="0" wp14:anchorId="2BAF90CA" wp14:editId="750A2F6C">
             <wp:extent cx="6282323" cy="3190242"/>
             <wp:effectExtent l="0" t="0" r="4445" b="0"/>
             <wp:docPr id="845315666" name="Picture 2"/>
@@ -824,6 +755,60 @@
                 <pic:pic xmlns:pic="http://schemas.openxmlformats.org/drawingml/2006/picture">
                   <pic:nvPicPr>
                     <pic:cNvPr id="845315666" name="Picture 2"/>
+                    <pic:cNvPicPr>
+                      <a:picLocks noChangeAspect="1" noChangeArrowheads="1"/>
+                    </pic:cNvPicPr>
+                  </pic:nvPicPr>
+                  <pic:blipFill>
+                    <a:blip r:embed="rId10" cstate="print">
+                      <a:extLst>
+                        <a:ext uri="{28A0092B-C50C-407E-A947-70E740481C1C}">
+                          <a14:useLocalDpi xmlns:a14="http://schemas.microsoft.com/office/drawing/2010/main" val="0"/>
+                        </a:ext>
+                      </a:extLst>
+                    </a:blip>
+                    <a:stretch>
+                      <a:fillRect/>
+                    </a:stretch>
+                  </pic:blipFill>
+                  <pic:spPr bwMode="auto">
+                    <a:xfrm>
+                      <a:off x="0" y="0"/>
+                      <a:ext cx="6282323" cy="3190242"/>
+                    </a:xfrm>
+                    <a:prstGeom prst="rect">
+                      <a:avLst/>
+                    </a:prstGeom>
+                    <a:noFill/>
+                    <a:ln>
+                      <a:noFill/>
+                    </a:ln>
+                  </pic:spPr>
+                </pic:pic>
+              </a:graphicData>
+            </a:graphic>
+          </wp:inline>
+        </w:drawing>
+      </w:r>
+    </w:p>
+    <w:p>
+      <w:r>
+        <w:rPr>
+          <w:noProof/>
+        </w:rPr>
+        <w:drawing>
+          <wp:inline distT="0" distB="0" distL="0" distR="0" wp14:anchorId="771145E8" wp14:editId="4F6E9E2A">
+            <wp:extent cx="6282323" cy="3190242"/>
+            <wp:effectExtent l="0" t="0" r="4445" b="0"/>
+            <wp:docPr id="129077679" name="Picture 3"/>
+            <wp:cNvGraphicFramePr>
+              <a:graphicFrameLocks xmlns:a="http://schemas.openxmlformats.org/drawingml/2006/main" noChangeAspect="1"/>
+            </wp:cNvGraphicFramePr>
+            <a:graphic xmlns:a="http://schemas.openxmlformats.org/drawingml/2006/main">
+              <a:graphicData uri="http://schemas.openxmlformats.org/drawingml/2006/picture">
+                <pic:pic xmlns:pic="http://schemas.openxmlformats.org/drawingml/2006/picture">
+                  <pic:nvPicPr>
+                    <pic:cNvPr id="129077679" name="Picture 3"/>
                     <pic:cNvPicPr>
                       <a:picLocks noChangeAspect="1" noChangeArrowheads="1"/>
                     </pic:cNvPicPr>
@@ -865,11 +850,12 @@
         <w:rPr>
           <w:noProof/>
         </w:rPr>
+        <w:lastRenderedPageBreak/>
         <w:drawing>
-          <wp:inline distT="0" distB="0" distL="0" distR="0" wp14:anchorId="771145E8" wp14:editId="4F6E9E2A">
+          <wp:inline distT="0" distB="0" distL="0" distR="0" wp14:anchorId="27428874" wp14:editId="264D0D76">
             <wp:extent cx="6282323" cy="3190242"/>
             <wp:effectExtent l="0" t="0" r="4445" b="0"/>
-            <wp:docPr id="129077679" name="Picture 3"/>
+            <wp:docPr id="1393958395" name="Picture 4"/>
             <wp:cNvGraphicFramePr>
               <a:graphicFrameLocks xmlns:a="http://schemas.openxmlformats.org/drawingml/2006/main" noChangeAspect="1"/>
             </wp:cNvGraphicFramePr>
@@ -877,7 +863,7 @@
               <a:graphicData uri="http://schemas.openxmlformats.org/drawingml/2006/picture">
                 <pic:pic xmlns:pic="http://schemas.openxmlformats.org/drawingml/2006/picture">
                   <pic:nvPicPr>
-                    <pic:cNvPr id="129077679" name="Picture 3"/>
+                    <pic:cNvPr id="1393958395" name="Picture 4"/>
                     <pic:cNvPicPr>
                       <a:picLocks noChangeAspect="1" noChangeArrowheads="1"/>
                     </pic:cNvPicPr>
@@ -919,12 +905,11 @@
         <w:rPr>
           <w:noProof/>
         </w:rPr>
-        <w:lastRenderedPageBreak/>
         <w:drawing>
-          <wp:inline distT="0" distB="0" distL="0" distR="0" wp14:anchorId="27428874" wp14:editId="7D083D20">
+          <wp:inline distT="0" distB="0" distL="0" distR="0" wp14:anchorId="1EC64300" wp14:editId="716D05D5">
             <wp:extent cx="6282323" cy="3190242"/>
             <wp:effectExtent l="0" t="0" r="4445" b="0"/>
-            <wp:docPr id="1393958395" name="Picture 4"/>
+            <wp:docPr id="1058948869" name="Picture 5"/>
             <wp:cNvGraphicFramePr>
               <a:graphicFrameLocks xmlns:a="http://schemas.openxmlformats.org/drawingml/2006/main" noChangeAspect="1"/>
             </wp:cNvGraphicFramePr>
@@ -932,7 +917,7 @@
               <a:graphicData uri="http://schemas.openxmlformats.org/drawingml/2006/picture">
                 <pic:pic xmlns:pic="http://schemas.openxmlformats.org/drawingml/2006/picture">
                   <pic:nvPicPr>
-                    <pic:cNvPr id="1393958395" name="Picture 4"/>
+                    <pic:cNvPr id="1058948869" name="Picture 5"/>
                     <pic:cNvPicPr>
                       <a:picLocks noChangeAspect="1" noChangeArrowheads="1"/>
                     </pic:cNvPicPr>
@@ -971,173 +956,89 @@
     </w:p>
     <w:p>
       <w:r>
+        <w:pict w14:anchorId="2D418F78">
+          <v:rect id="_x0000_i1027" style="width:0;height:1.5pt" o:hralign="center" o:hrstd="t" o:hr="t" fillcolor="#a0a0a0" stroked="f"/>
+        </w:pict>
+      </w:r>
+    </w:p>
+    <w:p>
+      <w:pPr>
+        <w:rPr>
+          <w:b/>
+          <w:bCs/>
+        </w:rPr>
+      </w:pPr>
+      <w:r>
+        <w:rPr>
+          <w:b/>
+          <w:bCs/>
+        </w:rPr>
+        <w:t xml:space="preserve">Section </w:t>
+      </w:r>
+      <w:r>
+        <w:rPr>
+          <w:b/>
+          <w:bCs/>
+        </w:rPr>
+        <w:t>2</w:t>
+      </w:r>
+      <w:r>
+        <w:rPr>
+          <w:b/>
+          <w:bCs/>
+        </w:rPr>
+        <w:t xml:space="preserve">: Univariate </w:t>
+      </w:r>
+      <w:r>
+        <w:rPr>
+          <w:b/>
+          <w:bCs/>
+        </w:rPr>
+        <w:t>Categorical</w:t>
+      </w:r>
+      <w:r>
+        <w:rPr>
+          <w:b/>
+          <w:bCs/>
+        </w:rPr>
+        <w:t xml:space="preserve"> Analysis</w:t>
+      </w:r>
+    </w:p>
+    <w:p>
+      <w:pPr>
+        <w:rPr>
+          <w:b/>
+          <w:bCs/>
+        </w:rPr>
+      </w:pPr>
+      <w:r>
+        <w:rPr>
+          <w:b/>
+          <w:bCs/>
+        </w:rPr>
+        <w:t>Objective</w:t>
+      </w:r>
+    </w:p>
+    <w:p>
+      <w:r>
+        <w:t>Comment on the frequency distribution of each variable, including the mode.</w:t>
+      </w:r>
+    </w:p>
+    <w:p>
+      <w:r>
+        <w:rPr>
+          <w:b/>
+          <w:bCs/>
+        </w:rPr>
+        <w:t>Results</w:t>
+      </w:r>
+    </w:p>
+    <w:p>
+      <w:r>
         <w:rPr>
           <w:noProof/>
         </w:rPr>
-        <w:drawing>
-          <wp:inline distT="0" distB="0" distL="0" distR="0" wp14:anchorId="1EC64300" wp14:editId="716D05D5">
-            <wp:extent cx="6282323" cy="3190242"/>
-            <wp:effectExtent l="0" t="0" r="4445" b="0"/>
-            <wp:docPr id="1058948869" name="Picture 5"/>
-            <wp:cNvGraphicFramePr>
-              <a:graphicFrameLocks xmlns:a="http://schemas.openxmlformats.org/drawingml/2006/main" noChangeAspect="1"/>
-            </wp:cNvGraphicFramePr>
-            <a:graphic xmlns:a="http://schemas.openxmlformats.org/drawingml/2006/main">
-              <a:graphicData uri="http://schemas.openxmlformats.org/drawingml/2006/picture">
-                <pic:pic xmlns:pic="http://schemas.openxmlformats.org/drawingml/2006/picture">
-                  <pic:nvPicPr>
-                    <pic:cNvPr id="1058948869" name="Picture 5"/>
-                    <pic:cNvPicPr>
-                      <a:picLocks noChangeAspect="1" noChangeArrowheads="1"/>
-                    </pic:cNvPicPr>
-                  </pic:nvPicPr>
-                  <pic:blipFill>
-                    <a:blip r:embed="rId14" cstate="print">
-                      <a:extLst>
-                        <a:ext uri="{28A0092B-C50C-407E-A947-70E740481C1C}">
-                          <a14:useLocalDpi xmlns:a14="http://schemas.microsoft.com/office/drawing/2010/main" val="0"/>
-                        </a:ext>
-                      </a:extLst>
-                    </a:blip>
-                    <a:stretch>
-                      <a:fillRect/>
-                    </a:stretch>
-                  </pic:blipFill>
-                  <pic:spPr bwMode="auto">
-                    <a:xfrm>
-                      <a:off x="0" y="0"/>
-                      <a:ext cx="6282323" cy="3190242"/>
-                    </a:xfrm>
-                    <a:prstGeom prst="rect">
-                      <a:avLst/>
-                    </a:prstGeom>
-                    <a:noFill/>
-                    <a:ln>
-                      <a:noFill/>
-                    </a:ln>
-                  </pic:spPr>
-                </pic:pic>
-              </a:graphicData>
-            </a:graphic>
-          </wp:inline>
-        </w:drawing>
-      </w:r>
-    </w:p>
-    <w:p>
-      <w:r>
-        <w:pict w14:anchorId="2D418F78">
-          <v:rect id="_x0000_i1032" style="width:0;height:1.5pt" o:hralign="center" o:hrstd="t" o:hr="t" fillcolor="#a0a0a0" stroked="f"/>
-        </w:pict>
-      </w:r>
-    </w:p>
-    <w:p>
-      <w:pPr>
-        <w:rPr>
-          <w:b/>
-          <w:bCs/>
-        </w:rPr>
-      </w:pPr>
-    </w:p>
-    <w:p>
-      <w:pPr>
-        <w:rPr>
-          <w:b/>
-          <w:bCs/>
-        </w:rPr>
-      </w:pPr>
-    </w:p>
-    <w:p>
-      <w:pPr>
-        <w:rPr>
-          <w:b/>
-          <w:bCs/>
-        </w:rPr>
-      </w:pPr>
-    </w:p>
-    <w:p>
-      <w:pPr>
-        <w:rPr>
-          <w:b/>
-          <w:bCs/>
-        </w:rPr>
-      </w:pPr>
-    </w:p>
-    <w:p>
-      <w:pPr>
-        <w:rPr>
-          <w:b/>
-          <w:bCs/>
-        </w:rPr>
-      </w:pPr>
-      <w:r>
-        <w:rPr>
-          <w:b/>
-          <w:bCs/>
-        </w:rPr>
         <w:lastRenderedPageBreak/>
-        <w:t xml:space="preserve">Section </w:t>
-      </w:r>
-      <w:r>
-        <w:rPr>
-          <w:b/>
-          <w:bCs/>
-        </w:rPr>
-        <w:t>2</w:t>
-      </w:r>
-      <w:r>
-        <w:rPr>
-          <w:b/>
-          <w:bCs/>
-        </w:rPr>
-        <w:t xml:space="preserve">: Univariate </w:t>
-      </w:r>
-      <w:r>
-        <w:rPr>
-          <w:b/>
-          <w:bCs/>
-        </w:rPr>
-        <w:t>Categorical</w:t>
-      </w:r>
-      <w:r>
-        <w:rPr>
-          <w:b/>
-          <w:bCs/>
-        </w:rPr>
-        <w:t xml:space="preserve"> Analysis</w:t>
-      </w:r>
-    </w:p>
-    <w:p>
-      <w:pPr>
-        <w:rPr>
-          <w:b/>
-          <w:bCs/>
-        </w:rPr>
-      </w:pPr>
-      <w:r>
-        <w:rPr>
-          <w:b/>
-          <w:bCs/>
-        </w:rPr>
-        <w:t>Objective</w:t>
-      </w:r>
-    </w:p>
-    <w:p>
-      <w:r>
-        <w:t>Comment on the frequency distribution of each variable, including the mode.</w:t>
-      </w:r>
-    </w:p>
-    <w:p/>
-    <w:p>
-      <w:r>
-        <w:rPr>
-          <w:b/>
-          <w:bCs/>
-        </w:rPr>
-        <w:t>Results</w:t>
-      </w:r>
-    </w:p>
-    <w:p>
-      <w:r>
         <w:drawing>
           <wp:inline distT="0" distB="0" distL="0" distR="0" wp14:anchorId="118A725E" wp14:editId="5466E275">
             <wp:extent cx="5943600" cy="991870"/>
@@ -1154,7 +1055,7 @@
                     <pic:cNvPicPr/>
                   </pic:nvPicPr>
                   <pic:blipFill>
-                    <a:blip r:embed="rId15"/>
+                    <a:blip r:embed="rId14"/>
                     <a:stretch>
                       <a:fillRect/>
                     </a:stretch>
@@ -1175,7 +1076,6 @@
         </w:drawing>
       </w:r>
     </w:p>
-    <w:p/>
     <w:p>
       <w:pPr>
         <w:rPr>
@@ -1324,12 +1224,6 @@
         <w:t>the sample and 294 of the respondents. The smaller of the two groups is Oppose, with only 103 respondents and accounting for 25.94% of our sample.</w:t>
       </w:r>
     </w:p>
-    <w:p/>
-    <w:p/>
-    <w:p/>
-    <w:p/>
-    <w:p/>
-    <w:p/>
     <w:p>
       <w:pPr>
         <w:rPr>
@@ -1347,6 +1241,10 @@
     </w:p>
     <w:p>
       <w:r>
+        <w:rPr>
+          <w:noProof/>
+        </w:rPr>
+        <w:lastRenderedPageBreak/>
         <w:drawing>
           <wp:inline distT="0" distB="0" distL="0" distR="0" wp14:anchorId="0327897E" wp14:editId="659A2840">
             <wp:extent cx="3445459" cy="3197387"/>
@@ -1363,7 +1261,7 @@
                     <pic:cNvPicPr/>
                   </pic:nvPicPr>
                   <pic:blipFill>
-                    <a:blip r:embed="rId16"/>
+                    <a:blip r:embed="rId15"/>
                     <a:stretch>
                       <a:fillRect/>
                     </a:stretch>
@@ -1386,6 +1284,9 @@
     </w:p>
     <w:p>
       <w:r>
+        <w:rPr>
+          <w:noProof/>
+        </w:rPr>
         <w:drawing>
           <wp:inline distT="0" distB="0" distL="0" distR="0" wp14:anchorId="7AD06D70" wp14:editId="6979BB6C">
             <wp:extent cx="4403750" cy="3656143"/>
@@ -1402,7 +1303,7 @@
                     <pic:cNvPicPr/>
                   </pic:nvPicPr>
                   <pic:blipFill>
-                    <a:blip r:embed="rId17"/>
+                    <a:blip r:embed="rId16"/>
                     <a:stretch>
                       <a:fillRect/>
                     </a:stretch>
@@ -1425,6 +1326,9 @@
     </w:p>
     <w:p>
       <w:r>
+        <w:rPr>
+          <w:noProof/>
+        </w:rPr>
         <w:lastRenderedPageBreak/>
         <w:drawing>
           <wp:inline distT="0" distB="0" distL="0" distR="0" wp14:anchorId="422D6B1A" wp14:editId="76D79773">
@@ -1442,7 +1346,7 @@
                     <pic:cNvPicPr/>
                   </pic:nvPicPr>
                   <pic:blipFill>
-                    <a:blip r:embed="rId18"/>
+                    <a:blip r:embed="rId17"/>
                     <a:stretch>
                       <a:fillRect/>
                     </a:stretch>
@@ -1463,7 +1367,6 @@
         </w:drawing>
       </w:r>
     </w:p>
-    <w:p/>
     <w:p>
       <w:r>
         <w:rPr>
@@ -1496,7 +1399,7 @@
                     </pic:cNvPicPr>
                   </pic:nvPicPr>
                   <pic:blipFill rotWithShape="1">
-                    <a:blip r:embed="rId19">
+                    <a:blip r:embed="rId18">
                       <a:extLst>
                         <a:ext uri="{28A0092B-C50C-407E-A947-70E740481C1C}">
                           <a14:useLocalDpi xmlns:a14="http://schemas.microsoft.com/office/drawing/2010/main" val="0"/>
@@ -1540,7 +1443,7 @@
         </w:rPr>
         <w:lastRenderedPageBreak/>
         <w:drawing>
-          <wp:inline distT="0" distB="0" distL="0" distR="0" wp14:anchorId="10FDC365" wp14:editId="2CB41497">
+          <wp:inline distT="0" distB="0" distL="0" distR="0" wp14:anchorId="10FDC365" wp14:editId="6E78AB35">
             <wp:extent cx="5998310" cy="3200400"/>
             <wp:effectExtent l="0" t="0" r="2540" b="0"/>
             <wp:docPr id="1428168327" name="Picture 7"/>
@@ -1557,7 +1460,7 @@
                     </pic:cNvPicPr>
                   </pic:nvPicPr>
                   <pic:blipFill rotWithShape="1">
-                    <a:blip r:embed="rId20" cstate="print">
+                    <a:blip r:embed="rId19" cstate="print">
                       <a:extLst>
                         <a:ext uri="{28A0092B-C50C-407E-A947-70E740481C1C}">
                           <a14:useLocalDpi xmlns:a14="http://schemas.microsoft.com/office/drawing/2010/main" val="0"/>
@@ -1617,7 +1520,7 @@
                     </pic:cNvPicPr>
                   </pic:nvPicPr>
                   <pic:blipFill rotWithShape="1">
-                    <a:blip r:embed="rId21">
+                    <a:blip r:embed="rId20">
                       <a:extLst>
                         <a:ext uri="{28A0092B-C50C-407E-A947-70E740481C1C}">
                           <a14:useLocalDpi xmlns:a14="http://schemas.microsoft.com/office/drawing/2010/main" val="0"/>
@@ -1661,7 +1564,7 @@
         </w:rPr>
         <w:lastRenderedPageBreak/>
         <w:drawing>
-          <wp:inline distT="0" distB="0" distL="0" distR="0" wp14:anchorId="3AEC2C01" wp14:editId="4B99A163">
+          <wp:inline distT="0" distB="0" distL="0" distR="0" wp14:anchorId="3AEC2C01" wp14:editId="35BB5355">
             <wp:extent cx="5998464" cy="3256187"/>
             <wp:effectExtent l="0" t="0" r="2540" b="1905"/>
             <wp:docPr id="367024971" name="Picture 9"/>
@@ -1678,7 +1581,7 @@
                     </pic:cNvPicPr>
                   </pic:nvPicPr>
                   <pic:blipFill rotWithShape="1">
-                    <a:blip r:embed="rId22" cstate="print">
+                    <a:blip r:embed="rId21" cstate="print">
                       <a:extLst>
                         <a:ext uri="{28A0092B-C50C-407E-A947-70E740481C1C}">
                           <a14:useLocalDpi xmlns:a14="http://schemas.microsoft.com/office/drawing/2010/main" val="0"/>
@@ -1738,7 +1641,7 @@
                     </pic:cNvPicPr>
                   </pic:nvPicPr>
                   <pic:blipFill rotWithShape="1">
-                    <a:blip r:embed="rId23">
+                    <a:blip r:embed="rId22">
                       <a:extLst>
                         <a:ext uri="{28A0092B-C50C-407E-A947-70E740481C1C}">
                           <a14:useLocalDpi xmlns:a14="http://schemas.microsoft.com/office/drawing/2010/main" val="0"/>
@@ -1782,7 +1685,7 @@
         </w:rPr>
         <w:lastRenderedPageBreak/>
         <w:drawing>
-          <wp:inline distT="0" distB="0" distL="0" distR="0" wp14:anchorId="3D508AE8" wp14:editId="1B387B52">
+          <wp:inline distT="0" distB="0" distL="0" distR="0" wp14:anchorId="3D508AE8" wp14:editId="54FE2AC3">
             <wp:extent cx="5998464" cy="3198347"/>
             <wp:effectExtent l="0" t="0" r="2540" b="2540"/>
             <wp:docPr id="479812512" name="Picture 11"/>
@@ -1799,7 +1702,7 @@
                     </pic:cNvPicPr>
                   </pic:nvPicPr>
                   <pic:blipFill rotWithShape="1">
-                    <a:blip r:embed="rId24" cstate="print">
+                    <a:blip r:embed="rId23" cstate="print">
                       <a:extLst>
                         <a:ext uri="{28A0092B-C50C-407E-A947-70E740481C1C}">
                           <a14:useLocalDpi xmlns:a14="http://schemas.microsoft.com/office/drawing/2010/main" val="0"/>
@@ -1839,7 +1742,7 @@
     <w:p>
       <w:r>
         <w:pict w14:anchorId="6051C620">
-          <v:rect id="_x0000_i1039" style="width:0;height:1.5pt" o:hralign="center" o:hrstd="t" o:hr="t" fillcolor="#a0a0a0" stroked="f"/>
+          <v:rect id="_x0000_i1028" style="width:0;height:1.5pt" o:hralign="center" o:hrstd="t" o:hr="t" fillcolor="#a0a0a0" stroked="f"/>
         </w:pict>
       </w:r>
     </w:p>
@@ -1910,6 +1813,9 @@
     </w:p>
     <w:p>
       <w:r>
+        <w:rPr>
+          <w:noProof/>
+        </w:rPr>
         <w:drawing>
           <wp:inline distT="0" distB="0" distL="0" distR="0" wp14:anchorId="6FB0B628" wp14:editId="69490C66">
             <wp:extent cx="4029637" cy="1552792"/>
@@ -1926,7 +1832,7 @@
                     <pic:cNvPicPr/>
                   </pic:nvPicPr>
                   <pic:blipFill>
-                    <a:blip r:embed="rId25"/>
+                    <a:blip r:embed="rId24"/>
                     <a:stretch>
                       <a:fillRect/>
                     </a:stretch>
@@ -2063,6 +1969,9 @@
     </w:p>
     <w:p>
       <w:r>
+        <w:rPr>
+          <w:noProof/>
+        </w:rPr>
         <w:drawing>
           <wp:inline distT="0" distB="0" distL="0" distR="0" wp14:anchorId="6C2A7760" wp14:editId="4DD39BAD">
             <wp:extent cx="3313786" cy="826891"/>
@@ -2079,7 +1988,7 @@
                     <pic:cNvPicPr/>
                   </pic:nvPicPr>
                   <pic:blipFill>
-                    <a:blip r:embed="rId26"/>
+                    <a:blip r:embed="rId25"/>
                     <a:stretch>
                       <a:fillRect/>
                     </a:stretch>
@@ -2102,6 +2011,9 @@
     </w:p>
     <w:p>
       <w:r>
+        <w:rPr>
+          <w:noProof/>
+        </w:rPr>
         <w:drawing>
           <wp:inline distT="0" distB="0" distL="0" distR="0" wp14:anchorId="4F206B8E" wp14:editId="52C236BC">
             <wp:extent cx="5150367" cy="3306470"/>
@@ -2118,7 +2030,7 @@
                     <pic:cNvPicPr/>
                   </pic:nvPicPr>
                   <pic:blipFill>
-                    <a:blip r:embed="rId27"/>
+                    <a:blip r:embed="rId26"/>
                     <a:stretch>
                       <a:fillRect/>
                     </a:stretch>
@@ -2141,6 +2053,9 @@
     </w:p>
     <w:p>
       <w:r>
+        <w:rPr>
+          <w:noProof/>
+        </w:rPr>
         <w:lastRenderedPageBreak/>
         <w:drawing>
           <wp:inline distT="0" distB="0" distL="0" distR="0" wp14:anchorId="79470558" wp14:editId="4EE9243B">
@@ -2158,7 +2073,7 @@
                     <pic:cNvPicPr/>
                   </pic:nvPicPr>
                   <pic:blipFill>
-                    <a:blip r:embed="rId28"/>
+                    <a:blip r:embed="rId27"/>
                     <a:stretch>
                       <a:fillRect/>
                     </a:stretch>
@@ -2194,7 +2109,7 @@
           <w:noProof/>
         </w:rPr>
         <w:drawing>
-          <wp:inline distT="0" distB="0" distL="0" distR="0" wp14:anchorId="11E6ED41" wp14:editId="1296D30F">
+          <wp:inline distT="0" distB="0" distL="0" distR="0" wp14:anchorId="11E6ED41" wp14:editId="6A22D2CE">
             <wp:extent cx="6149920" cy="3200400"/>
             <wp:effectExtent l="0" t="0" r="3810" b="0"/>
             <wp:docPr id="1371848942" name="Picture 12"/>
@@ -2211,7 +2126,7 @@
                     </pic:cNvPicPr>
                   </pic:nvPicPr>
                   <pic:blipFill rotWithShape="1">
-                    <a:blip r:embed="rId29" cstate="print">
+                    <a:blip r:embed="rId28" cstate="print">
                       <a:extLst>
                         <a:ext uri="{28A0092B-C50C-407E-A947-70E740481C1C}">
                           <a14:useLocalDpi xmlns:a14="http://schemas.microsoft.com/office/drawing/2010/main" val="0"/>
@@ -2255,7 +2170,7 @@
         </w:rPr>
         <w:lastRenderedPageBreak/>
         <w:drawing>
-          <wp:inline distT="0" distB="0" distL="0" distR="0" wp14:anchorId="251041EA" wp14:editId="192CFE0C">
+          <wp:inline distT="0" distB="0" distL="0" distR="0" wp14:anchorId="251041EA" wp14:editId="038D9892">
             <wp:extent cx="6153912" cy="3297979"/>
             <wp:effectExtent l="0" t="0" r="0" b="0"/>
             <wp:docPr id="1352777937" name="Picture 13"/>
@@ -2272,7 +2187,7 @@
                     </pic:cNvPicPr>
                   </pic:nvPicPr>
                   <pic:blipFill rotWithShape="1">
-                    <a:blip r:embed="rId30" cstate="print">
+                    <a:blip r:embed="rId29" cstate="print">
                       <a:extLst>
                         <a:ext uri="{28A0092B-C50C-407E-A947-70E740481C1C}">
                           <a14:useLocalDpi xmlns:a14="http://schemas.microsoft.com/office/drawing/2010/main" val="0"/>
@@ -2315,7 +2230,7 @@
           <w:noProof/>
         </w:rPr>
         <w:drawing>
-          <wp:inline distT="0" distB="0" distL="0" distR="0" wp14:anchorId="76EC2843" wp14:editId="598829DE">
+          <wp:inline distT="0" distB="0" distL="0" distR="0" wp14:anchorId="76EC2843" wp14:editId="19F5BE2E">
             <wp:extent cx="6153912" cy="3290170"/>
             <wp:effectExtent l="0" t="0" r="0" b="5715"/>
             <wp:docPr id="1910690226" name="Picture 14"/>
@@ -2332,7 +2247,7 @@
                     </pic:cNvPicPr>
                   </pic:nvPicPr>
                   <pic:blipFill rotWithShape="1">
-                    <a:blip r:embed="rId31" cstate="print">
+                    <a:blip r:embed="rId30" cstate="print">
                       <a:extLst>
                         <a:ext uri="{28A0092B-C50C-407E-A947-70E740481C1C}">
                           <a14:useLocalDpi xmlns:a14="http://schemas.microsoft.com/office/drawing/2010/main" val="0"/>
@@ -2372,7 +2287,7 @@
     <w:p>
       <w:r>
         <w:pict w14:anchorId="5A313C30">
-          <v:rect id="_x0000_i1043" style="width:0;height:1.5pt" o:hralign="center" o:hrstd="t" o:hr="t" fillcolor="#a0a0a0" stroked="f"/>
+          <v:rect id="_x0000_i1029" style="width:0;height:1.5pt" o:hralign="center" o:hrstd="t" o:hr="t" fillcolor="#a0a0a0" stroked="f"/>
         </w:pict>
       </w:r>
     </w:p>
@@ -2381,34 +2296,85 @@
         <w:rPr>
           <w:b/>
           <w:bCs/>
-        </w:rPr>
-      </w:pPr>
-      <w:r>
-        <w:rPr>
-          <w:b/>
-          <w:bCs/>
-        </w:rPr>
-        <w:t xml:space="preserve">Section 4: </w:t>
-      </w:r>
-      <w:r>
-        <w:rPr>
-          <w:b/>
-          <w:bCs/>
-        </w:rPr>
-        <w:t>Bivariate Analysis 1 Cat 1 Quant</w:t>
-      </w:r>
-    </w:p>
-    <w:p>
-      <w:pPr>
-        <w:rPr>
-          <w:b/>
-          <w:bCs/>
-        </w:rPr>
-      </w:pPr>
-      <w:r>
-        <w:rPr>
-          <w:b/>
-          <w:bCs/>
+          <w:lang w:val="fr-FR"/>
+        </w:rPr>
+      </w:pPr>
+      <w:r>
+        <w:rPr>
+          <w:b/>
+          <w:bCs/>
+          <w:lang w:val="fr-FR"/>
+        </w:rPr>
+        <w:t xml:space="preserve">Section </w:t>
+      </w:r>
+      <w:proofErr w:type="gramStart"/>
+      <w:r>
+        <w:rPr>
+          <w:b/>
+          <w:bCs/>
+          <w:lang w:val="fr-FR"/>
+        </w:rPr>
+        <w:t>4:</w:t>
+      </w:r>
+      <w:proofErr w:type="gramEnd"/>
+      <w:r>
+        <w:rPr>
+          <w:b/>
+          <w:bCs/>
+          <w:lang w:val="fr-FR"/>
+        </w:rPr>
+        <w:t xml:space="preserve"> </w:t>
+      </w:r>
+      <w:proofErr w:type="spellStart"/>
+      <w:r>
+        <w:rPr>
+          <w:b/>
+          <w:bCs/>
+          <w:lang w:val="fr-FR"/>
+        </w:rPr>
+        <w:t>Bivariate</w:t>
+      </w:r>
+      <w:proofErr w:type="spellEnd"/>
+      <w:r>
+        <w:rPr>
+          <w:b/>
+          <w:bCs/>
+          <w:lang w:val="fr-FR"/>
+        </w:rPr>
+        <w:t xml:space="preserve"> </w:t>
+      </w:r>
+      <w:proofErr w:type="spellStart"/>
+      <w:r>
+        <w:rPr>
+          <w:b/>
+          <w:bCs/>
+          <w:lang w:val="fr-FR"/>
+        </w:rPr>
+        <w:t>Analysis</w:t>
+      </w:r>
+      <w:proofErr w:type="spellEnd"/>
+      <w:r>
+        <w:rPr>
+          <w:b/>
+          <w:bCs/>
+          <w:lang w:val="fr-FR"/>
+        </w:rPr>
+        <w:t xml:space="preserve"> 1 Cat 1 Quant</w:t>
+      </w:r>
+    </w:p>
+    <w:p>
+      <w:pPr>
+        <w:rPr>
+          <w:b/>
+          <w:bCs/>
+          <w:lang w:val="fr-FR"/>
+        </w:rPr>
+      </w:pPr>
+      <w:r>
+        <w:rPr>
+          <w:b/>
+          <w:bCs/>
+          <w:lang w:val="fr-FR"/>
         </w:rPr>
         <w:t>Objective</w:t>
       </w:r>
@@ -2439,6 +2405,9 @@
     </w:p>
     <w:p>
       <w:r>
+        <w:rPr>
+          <w:noProof/>
+        </w:rPr>
         <w:drawing>
           <wp:inline distT="0" distB="0" distL="0" distR="0" wp14:anchorId="2013EA6D" wp14:editId="37151A82">
             <wp:extent cx="4410691" cy="1552792"/>
@@ -2455,7 +2424,7 @@
                     <pic:cNvPicPr/>
                   </pic:nvPicPr>
                   <pic:blipFill>
-                    <a:blip r:embed="rId32"/>
+                    <a:blip r:embed="rId31"/>
                     <a:stretch>
                       <a:fillRect/>
                     </a:stretch>
@@ -2491,7 +2460,71 @@
         <w:t>Discussion</w:t>
       </w:r>
     </w:p>
-    <w:p/>
+    <w:p>
+      <w:r>
+        <w:t xml:space="preserve">Figure 16 </w:t>
+      </w:r>
+      <w:r>
+        <w:t xml:space="preserve">shows us that a </w:t>
+      </w:r>
+      <w:proofErr w:type="gramStart"/>
+      <w:r>
+        <w:t>respondents</w:t>
+      </w:r>
+      <w:proofErr w:type="gramEnd"/>
+      <w:r>
+        <w:t xml:space="preserve"> daily TV watch hours vary by their highest achieved degree. </w:t>
+      </w:r>
+      <w:proofErr w:type="gramStart"/>
+      <w:r>
+        <w:t>Respondent’s</w:t>
+      </w:r>
+      <w:proofErr w:type="gramEnd"/>
+      <w:r>
+        <w:t xml:space="preserve"> that did not graduate high school have the highest </w:t>
+      </w:r>
+      <w:r>
+        <w:t xml:space="preserve">median and mean </w:t>
+      </w:r>
+      <w:proofErr w:type="spellStart"/>
+      <w:r>
+        <w:t>tvhours</w:t>
+      </w:r>
+      <w:proofErr w:type="spellEnd"/>
+      <w:r>
+        <w:t xml:space="preserve"> value as well as the highest amount of variability.</w:t>
+      </w:r>
+      <w:r>
+        <w:t xml:space="preserve"> On the opposite end, </w:t>
+      </w:r>
+      <w:proofErr w:type="gramStart"/>
+      <w:r>
+        <w:t>respondent’s</w:t>
+      </w:r>
+      <w:proofErr w:type="gramEnd"/>
+      <w:r>
+        <w:t xml:space="preserve"> with a Bachelor’s or Graduate degree have the lowest median and mean daily TV watch hours out of the 5 categories</w:t>
+      </w:r>
+      <w:r>
+        <w:t xml:space="preserve">, with High School and </w:t>
+      </w:r>
+      <w:proofErr w:type="spellStart"/>
+      <w:r>
+        <w:t>JunColl</w:t>
+      </w:r>
+      <w:proofErr w:type="spellEnd"/>
+      <w:r>
+        <w:t xml:space="preserve"> falling between the two extremes.</w:t>
+      </w:r>
+    </w:p>
+    <w:p>
+      <w:r>
+        <w:t xml:space="preserve">The most interesting relation between these two variables is that it seems the more educated a respondent is, the </w:t>
+      </w:r>
+      <w:r>
+        <w:t>lower their daily TV watch time will be.</w:t>
+      </w:r>
+    </w:p>
     <w:p>
       <w:pPr>
         <w:rPr>
@@ -2509,9 +2542,12 @@
     </w:p>
     <w:p>
       <w:r>
+        <w:rPr>
+          <w:noProof/>
+        </w:rPr>
         <w:drawing>
-          <wp:inline distT="0" distB="0" distL="0" distR="0" wp14:anchorId="45DAF144" wp14:editId="26C1397B">
-            <wp:extent cx="4727710" cy="1697126"/>
+          <wp:inline distT="0" distB="0" distL="0" distR="0" wp14:anchorId="45DAF144" wp14:editId="4B903273">
+            <wp:extent cx="5073964" cy="1931213"/>
             <wp:effectExtent l="0" t="0" r="0" b="0"/>
             <wp:docPr id="325161799" name="Picture 1"/>
             <wp:cNvGraphicFramePr>
@@ -2521,11 +2557,17 @@
               <a:graphicData uri="http://schemas.openxmlformats.org/drawingml/2006/picture">
                 <pic:pic xmlns:pic="http://schemas.openxmlformats.org/drawingml/2006/picture">
                   <pic:nvPicPr>
-                    <pic:cNvPr id="325161799" name=""/>
+                    <pic:cNvPr id="325161799" name="Picture 1"/>
                     <pic:cNvPicPr/>
                   </pic:nvPicPr>
                   <pic:blipFill>
-                    <a:blip r:embed="rId33"/>
+                    <a:blip r:embed="rId32">
+                      <a:extLst>
+                        <a:ext uri="{28A0092B-C50C-407E-A947-70E740481C1C}">
+                          <a14:useLocalDpi xmlns:a14="http://schemas.microsoft.com/office/drawing/2010/main" val="0"/>
+                        </a:ext>
+                      </a:extLst>
+                    </a:blip>
                     <a:stretch>
                       <a:fillRect/>
                     </a:stretch>
@@ -2533,7 +2575,7 @@
                   <pic:spPr>
                     <a:xfrm>
                       <a:off x="0" y="0"/>
-                      <a:ext cx="4754696" cy="1706813"/>
+                      <a:ext cx="5078181" cy="1932818"/>
                     </a:xfrm>
                     <a:prstGeom prst="rect">
                       <a:avLst/>
@@ -2569,7 +2611,6 @@
           <w:b/>
           <w:bCs/>
         </w:rPr>
-        <w:lastRenderedPageBreak/>
         <w:t>Figures</w:t>
       </w:r>
     </w:p>
@@ -2579,9 +2620,9 @@
           <w:noProof/>
         </w:rPr>
         <w:drawing>
-          <wp:inline distT="0" distB="0" distL="0" distR="0" wp14:anchorId="6414A5E1" wp14:editId="7B029380">
-            <wp:extent cx="6418954" cy="3429000"/>
-            <wp:effectExtent l="0" t="0" r="1270" b="0"/>
+          <wp:inline distT="0" distB="0" distL="0" distR="0" wp14:anchorId="6414A5E1" wp14:editId="57C60A6A">
+            <wp:extent cx="6153912" cy="3293283"/>
+            <wp:effectExtent l="0" t="0" r="0" b="2540"/>
             <wp:docPr id="205280485" name="Picture 15"/>
             <wp:cNvGraphicFramePr>
               <a:graphicFrameLocks xmlns:a="http://schemas.openxmlformats.org/drawingml/2006/main" noChangeAspect="1"/>
@@ -2590,20 +2631,20 @@
               <a:graphicData uri="http://schemas.openxmlformats.org/drawingml/2006/picture">
                 <pic:pic xmlns:pic="http://schemas.openxmlformats.org/drawingml/2006/picture">
                   <pic:nvPicPr>
-                    <pic:cNvPr id="0" name="Picture 24"/>
+                    <pic:cNvPr id="205280485" name="Picture 15"/>
                     <pic:cNvPicPr>
                       <a:picLocks noChangeAspect="1" noChangeArrowheads="1"/>
                     </pic:cNvPicPr>
                   </pic:nvPicPr>
                   <pic:blipFill rotWithShape="1">
-                    <a:blip r:embed="rId34" cstate="print">
+                    <a:blip r:embed="rId33" cstate="print">
                       <a:extLst>
                         <a:ext uri="{28A0092B-C50C-407E-A947-70E740481C1C}">
                           <a14:useLocalDpi xmlns:a14="http://schemas.microsoft.com/office/drawing/2010/main" val="0"/>
                         </a:ext>
                       </a:extLst>
                     </a:blip>
-                    <a:srcRect l="8877" r="2469" b="6769"/>
+                    <a:srcRect l="8646" r="2470" b="6329"/>
                     <a:stretch>
                       <a:fillRect/>
                     </a:stretch>
@@ -2611,7 +2652,7 @@
                   <pic:spPr bwMode="auto">
                     <a:xfrm>
                       <a:off x="0" y="0"/>
-                      <a:ext cx="6418954" cy="3429000"/>
+                      <a:ext cx="6153912" cy="3293283"/>
                     </a:xfrm>
                     <a:prstGeom prst="rect">
                       <a:avLst/>
@@ -2636,7 +2677,7 @@
     <w:p>
       <w:r>
         <w:pict w14:anchorId="7074D16E">
-          <v:rect id="_x0000_i1044" style="width:0;height:1.5pt" o:hralign="center" o:hrstd="t" o:hr="t" fillcolor="#a0a0a0" stroked="f"/>
+          <v:rect id="_x0000_i1030" style="width:0;height:1.5pt" o:hralign="center" o:hrstd="t" o:hr="t" fillcolor="#a0a0a0" stroked="f"/>
         </w:pict>
       </w:r>
     </w:p>
@@ -2701,12 +2742,36 @@
       </w:r>
     </w:p>
     <w:p>
-      <w:pPr>
-        <w:rPr>
-          <w:b/>
-          <w:bCs/>
-        </w:rPr>
-      </w:pPr>
+      <w:r>
+        <w:t>While there is a slightly positive regression line found in Figure 17</w:t>
+      </w:r>
+      <w:r>
+        <w:t xml:space="preserve">, there appears to be no correlation between </w:t>
+      </w:r>
+      <w:r>
+        <w:t xml:space="preserve">a respondent’s age and the number of hours they spend watching tv daily. </w:t>
+      </w:r>
+      <w:r>
+        <w:t xml:space="preserve">The </w:t>
+      </w:r>
+      <w:proofErr w:type="spellStart"/>
+      <w:r>
+        <w:t>tvhours</w:t>
+      </w:r>
+      <w:proofErr w:type="spellEnd"/>
+      <w:r>
+        <w:t xml:space="preserve"> variables variation is almost the exact same throughout the </w:t>
+      </w:r>
+      <w:r>
+        <w:t xml:space="preserve">scatterplot, </w:t>
+      </w:r>
+      <w:r>
+        <w:lastRenderedPageBreak/>
+        <w:t>with few extreme outliers, which are the likely cause of the positive skew in the regression line.</w:t>
+      </w:r>
+      <w:r>
+        <w:t xml:space="preserve"> However, based on the overall shape, strength, and direction we can conclude that there is little to no correlation between the two variables.</w:t>
+      </w:r>
     </w:p>
     <w:p>
       <w:pPr>
@@ -2734,6 +2799,7 @@
         <w:rPr>
           <w:b/>
           <w:bCs/>
+          <w:noProof/>
         </w:rPr>
         <w:drawing>
           <wp:inline distT="0" distB="0" distL="0" distR="0" wp14:anchorId="7A4583E2" wp14:editId="03C13392">
@@ -2751,7 +2817,7 @@
                     <pic:cNvPicPr/>
                   </pic:nvPicPr>
                   <pic:blipFill>
-                    <a:blip r:embed="rId35"/>
+                    <a:blip r:embed="rId34"/>
                     <a:stretch>
                       <a:fillRect/>
                     </a:stretch>
@@ -2800,9 +2866,8 @@
           <w:bCs/>
           <w:noProof/>
         </w:rPr>
-        <w:lastRenderedPageBreak/>
         <w:drawing>
-          <wp:inline distT="0" distB="0" distL="0" distR="0" wp14:anchorId="02AD14C3" wp14:editId="26994FD1">
+          <wp:inline distT="0" distB="0" distL="0" distR="0" wp14:anchorId="02AD14C3" wp14:editId="49117E58">
             <wp:extent cx="6238751" cy="3200400"/>
             <wp:effectExtent l="0" t="0" r="0" b="0"/>
             <wp:docPr id="1338591661" name="Picture 16"/>
@@ -2819,7 +2884,7 @@
                     </pic:cNvPicPr>
                   </pic:nvPicPr>
                   <pic:blipFill rotWithShape="1">
-                    <a:blip r:embed="rId36" cstate="print">
+                    <a:blip r:embed="rId35" cstate="print">
                       <a:extLst>
                         <a:ext uri="{28A0092B-C50C-407E-A947-70E740481C1C}">
                           <a14:useLocalDpi xmlns:a14="http://schemas.microsoft.com/office/drawing/2010/main" val="0"/>
@@ -2859,7 +2924,7 @@
     <w:p>
       <w:r>
         <w:pict w14:anchorId="7CC4629C">
-          <v:rect id="_x0000_i1045" style="width:0;height:1.5pt" o:hralign="center" o:hrstd="t" o:hr="t" fillcolor="#a0a0a0" stroked="f"/>
+          <v:rect id="_x0000_i1031" style="width:0;height:1.5pt" o:hralign="center" o:hrstd="t" o:hr="t" fillcolor="#a0a0a0" stroked="f"/>
         </w:pict>
       </w:r>
     </w:p>
@@ -2927,7 +2992,9 @@
         <w:rPr>
           <w:b/>
           <w:bCs/>
-        </w:rPr>
+          <w:noProof/>
+        </w:rPr>
+        <w:lastRenderedPageBreak/>
         <w:drawing>
           <wp:inline distT="0" distB="0" distL="0" distR="0" wp14:anchorId="69EACEEF" wp14:editId="7011A42D">
             <wp:extent cx="2715004" cy="2553056"/>
@@ -2944,7 +3011,7 @@
                     <pic:cNvPicPr/>
                   </pic:nvPicPr>
                   <pic:blipFill>
-                    <a:blip r:embed="rId37"/>
+                    <a:blip r:embed="rId36"/>
                     <a:stretch>
                       <a:fillRect/>
                     </a:stretch>
@@ -2972,20 +3039,11 @@
           <w:bCs/>
         </w:rPr>
       </w:pPr>
-    </w:p>
-    <w:p>
-      <w:pPr>
-        <w:rPr>
-          <w:b/>
-          <w:bCs/>
-        </w:rPr>
-      </w:pPr>
-      <w:r>
-        <w:rPr>
-          <w:b/>
-          <w:bCs/>
-        </w:rPr>
-        <w:lastRenderedPageBreak/>
+      <w:r>
+        <w:rPr>
+          <w:b/>
+          <w:bCs/>
+        </w:rPr>
         <w:t>Discussion</w:t>
       </w:r>
     </w:p>
@@ -3012,7 +3070,49 @@
         <w:t>99% - (-3.3322, 9.5237)</w:t>
       </w:r>
     </w:p>
-    <w:p/>
+    <w:p>
+      <w:r>
+        <w:t xml:space="preserve">Due to the three intervals containing 0, they do not indicate anything of statistical significance. </w:t>
+      </w:r>
+      <w:r>
+        <w:t xml:space="preserve">However, </w:t>
+      </w:r>
+      <w:r>
+        <w:t xml:space="preserve">what I notice when the confidence level increases </w:t>
+      </w:r>
+      <w:r>
+        <w:t>are</w:t>
+      </w:r>
+      <w:r>
+        <w:t xml:space="preserve"> the intervals become larger. This is </w:t>
+      </w:r>
+      <w:r>
+        <w:t xml:space="preserve">because </w:t>
+      </w:r>
+      <w:proofErr w:type="gramStart"/>
+      <w:r>
+        <w:t>in order to</w:t>
+      </w:r>
+      <w:proofErr w:type="gramEnd"/>
+      <w:r>
+        <w:t xml:space="preserve"> be more confident</w:t>
+      </w:r>
+      <w:r>
+        <w:t xml:space="preserve"> about our answer containing the correct value</w:t>
+      </w:r>
+      <w:r>
+        <w:t>, we need to increase our margin for error</w:t>
+      </w:r>
+      <w:r>
+        <w:t>, which in turn makes our confidence intervals wide</w:t>
+      </w:r>
+      <w:r>
+        <w:t>r</w:t>
+      </w:r>
+      <w:r>
+        <w:t>.</w:t>
+      </w:r>
+    </w:p>
     <w:p>
       <w:pPr>
         <w:rPr>
@@ -3039,6 +3139,7 @@
         <w:rPr>
           <w:b/>
           <w:bCs/>
+          <w:noProof/>
         </w:rPr>
         <w:drawing>
           <wp:inline distT="0" distB="0" distL="0" distR="0" wp14:anchorId="6619E269" wp14:editId="40754C79">
@@ -3056,7 +3157,7 @@
                     <pic:cNvPicPr/>
                   </pic:nvPicPr>
                   <pic:blipFill>
-                    <a:blip r:embed="rId38"/>
+                    <a:blip r:embed="rId37"/>
                     <a:stretch>
                       <a:fillRect/>
                     </a:stretch>
@@ -3080,7 +3181,7 @@
     <w:p>
       <w:r>
         <w:pict w14:anchorId="3395E134">
-          <v:rect id="_x0000_i1046" style="width:0;height:1.5pt" o:hralign="center" o:hrstd="t" o:hr="t" fillcolor="#a0a0a0" stroked="f"/>
+          <v:rect id="_x0000_i1032" style="width:0;height:1.5pt" o:hralign="center" o:hrstd="t" o:hr="t" fillcolor="#a0a0a0" stroked="f"/>
         </w:pict>
       </w:r>
     </w:p>
@@ -3134,15 +3235,19 @@
           <w:b/>
           <w:bCs/>
         </w:rPr>
+        <w:lastRenderedPageBreak/>
         <w:t>Results</w:t>
       </w:r>
     </w:p>
     <w:p>
       <w:r>
+        <w:rPr>
+          <w:noProof/>
+        </w:rPr>
         <w:drawing>
-          <wp:inline distT="0" distB="0" distL="0" distR="0" wp14:anchorId="78DDD23C" wp14:editId="70D73A5C">
-            <wp:extent cx="4039164" cy="2095792"/>
-            <wp:effectExtent l="0" t="0" r="0" b="0"/>
+          <wp:inline distT="0" distB="0" distL="0" distR="0" wp14:anchorId="78DDD23C" wp14:editId="55774E26">
+            <wp:extent cx="4039164" cy="1787023"/>
+            <wp:effectExtent l="0" t="0" r="0" b="3810"/>
             <wp:docPr id="1162012176" name="Picture 1"/>
             <wp:cNvGraphicFramePr>
               <a:graphicFrameLocks xmlns:a="http://schemas.openxmlformats.org/drawingml/2006/main" noChangeAspect="1"/>
@@ -3151,11 +3256,17 @@
               <a:graphicData uri="http://schemas.openxmlformats.org/drawingml/2006/picture">
                 <pic:pic xmlns:pic="http://schemas.openxmlformats.org/drawingml/2006/picture">
                   <pic:nvPicPr>
-                    <pic:cNvPr id="1162012176" name=""/>
+                    <pic:cNvPr id="1162012176" name="Picture 1"/>
                     <pic:cNvPicPr/>
                   </pic:nvPicPr>
                   <pic:blipFill>
-                    <a:blip r:embed="rId39"/>
+                    <a:blip r:embed="rId38">
+                      <a:extLst>
+                        <a:ext uri="{28A0092B-C50C-407E-A947-70E740481C1C}">
+                          <a14:useLocalDpi xmlns:a14="http://schemas.microsoft.com/office/drawing/2010/main" val="0"/>
+                        </a:ext>
+                      </a:extLst>
+                    </a:blip>
                     <a:stretch>
                       <a:fillRect/>
                     </a:stretch>
@@ -3163,7 +3274,7 @@
                   <pic:spPr>
                     <a:xfrm>
                       <a:off x="0" y="0"/>
-                      <a:ext cx="4039164" cy="2095792"/>
+                      <a:ext cx="4039164" cy="1787023"/>
                     </a:xfrm>
                     <a:prstGeom prst="rect">
                       <a:avLst/>
@@ -3210,40 +3321,121 @@
         <w:t xml:space="preserve"> Th</w:t>
       </w:r>
       <w:r>
-        <w:t xml:space="preserve">e reasoning behind my cut points is that I </w:t>
-      </w:r>
-      <w:r>
+        <w:t xml:space="preserve">e reasoning behind my cut points </w:t>
+      </w:r>
+      <w:r>
+        <w:t>is</w:t>
+      </w:r>
+      <w:r>
+        <w:t xml:space="preserve"> that I wanted each group to generally fall into a </w:t>
+      </w:r>
+      <w:r>
+        <w:t>10-year</w:t>
+      </w:r>
+      <w:r>
+        <w:t xml:space="preserve"> age range with three exceptions</w:t>
+      </w:r>
+      <w:r>
+        <w:t>; Under 18, 18-24, and 65+.</w:t>
+      </w:r>
+    </w:p>
+    <w:p>
+      <w:r>
+        <w:t xml:space="preserve">One of the interesting relationships </w:t>
+      </w:r>
+      <w:r>
+        <w:t xml:space="preserve">I noticed is between a respondent’s age range and their ideal number of children. </w:t>
+      </w:r>
+      <w:proofErr w:type="gramStart"/>
+      <w:r>
+        <w:t xml:space="preserve">With the exception </w:t>
+      </w:r>
+      <w:r>
+        <w:t>of</w:t>
+      </w:r>
+      <w:proofErr w:type="gramEnd"/>
+      <w:r>
+        <w:t xml:space="preserve"> respondents aged 18-24, a given </w:t>
+      </w:r>
+      <w:r>
+        <w:t>respondent’s</w:t>
+      </w:r>
+      <w:r>
+        <w:t xml:space="preserve"> </w:t>
+      </w:r>
+      <w:r>
+        <w:t xml:space="preserve">ideal number of children seems to positively increase as they </w:t>
+      </w:r>
+      <w:r>
+        <w:t xml:space="preserve">age. </w:t>
+      </w:r>
+      <w:r>
+        <w:t xml:space="preserve">A potential hypothesis </w:t>
+      </w:r>
+      <w:r>
+        <w:t xml:space="preserve">for this observation is that generally as a person ages, they </w:t>
+      </w:r>
+      <w:r>
+        <w:t xml:space="preserve">have more </w:t>
+      </w:r>
+      <w:r>
+        <w:t>free time</w:t>
+      </w:r>
+      <w:r>
+        <w:t xml:space="preserve">, which can be observed in the </w:t>
+      </w:r>
+      <w:r>
+        <w:t>number</w:t>
+      </w:r>
+      <w:r>
+        <w:t xml:space="preserve"> of daily hours of tv watched. </w:t>
+      </w:r>
+      <w:r>
+        <w:t xml:space="preserve">As a person ages, their daily time spent watching tv decreases initially but begins to gradually increase on average at ages 35-44. </w:t>
+      </w:r>
+      <w:r>
+        <w:t>Both</w:t>
+      </w:r>
+      <w:r>
+        <w:t xml:space="preserve"> variables </w:t>
+      </w:r>
+      <w:r>
+        <w:t xml:space="preserve">observe a </w:t>
+      </w:r>
+      <w:r>
+        <w:t>sharp increase after retirement age</w:t>
+      </w:r>
+      <w:r>
+        <w:t xml:space="preserve">, with a </w:t>
+      </w:r>
+      <w:r>
+        <w:t>~</w:t>
+      </w:r>
+      <w:r>
+        <w:t>0.4 increase in their mean for both quantitative variables after retirement.</w:t>
+      </w:r>
+    </w:p>
+    <w:p>
+      <w:pPr>
+        <w:rPr>
+          <w:b/>
+          <w:bCs/>
+        </w:rPr>
+      </w:pPr>
+      <w:r>
+        <w:rPr>
+          <w:b/>
+          <w:bCs/>
+        </w:rPr>
+        <w:t>Code Snippet</w:t>
+      </w:r>
+    </w:p>
+    <w:p>
+      <w:r>
+        <w:rPr>
+          <w:noProof/>
+        </w:rPr>
         <w:lastRenderedPageBreak/>
-        <w:t xml:space="preserve">wanted each group to generally fall into a </w:t>
-      </w:r>
-      <w:r>
-        <w:t>10-year</w:t>
-      </w:r>
-      <w:r>
-        <w:t xml:space="preserve"> age range with three exceptions</w:t>
-      </w:r>
-      <w:r>
-        <w:t>; Under 18, 18-24, and 65+.</w:t>
-      </w:r>
-    </w:p>
-    <w:p/>
-    <w:p>
-      <w:pPr>
-        <w:rPr>
-          <w:b/>
-          <w:bCs/>
-        </w:rPr>
-      </w:pPr>
-      <w:r>
-        <w:rPr>
-          <w:b/>
-          <w:bCs/>
-        </w:rPr>
-        <w:t>Code Snippet</w:t>
-      </w:r>
-    </w:p>
-    <w:p>
-      <w:r>
         <w:drawing>
           <wp:inline distT="0" distB="0" distL="0" distR="0" wp14:anchorId="48916441" wp14:editId="34A85309">
             <wp:extent cx="4468427" cy="4301338"/>
@@ -3260,7 +3452,7 @@
                     <pic:cNvPicPr/>
                   </pic:nvPicPr>
                   <pic:blipFill>
-                    <a:blip r:embed="rId40"/>
+                    <a:blip r:embed="rId39"/>
                     <a:stretch>
                       <a:fillRect/>
                     </a:stretch>
@@ -3284,7 +3476,7 @@
     <w:p>
       <w:r>
         <w:pict w14:anchorId="382F66D6">
-          <v:rect id="_x0000_i1047" style="width:0;height:1.5pt" o:hralign="center" o:hrstd="t" o:hr="t" fillcolor="#a0a0a0" stroked="f"/>
+          <v:rect id="_x0000_i1036" style="width:0;height:1.5pt" o:hralign="center" o:bullet="t" o:hrstd="t" o:hr="t" fillcolor="#a0a0a0" stroked="f"/>
         </w:pict>
       </w:r>
     </w:p>
@@ -3326,12 +3518,12 @@
       </w:r>
     </w:p>
     <w:p>
-      <w:pPr>
-        <w:rPr>
-          <w:b/>
-          <w:bCs/>
-        </w:rPr>
-      </w:pPr>
+      <w:r>
+        <w:t xml:space="preserve">Generate a random sample of 30 observations and export </w:t>
+      </w:r>
+      <w:r>
+        <w:t>them to a new CSV file with the proper naming convention.</w:t>
+      </w:r>
     </w:p>
     <w:p>
       <w:pPr>
@@ -3355,43 +3547,61 @@
           <w:bCs/>
         </w:rPr>
       </w:pPr>
-    </w:p>
-    <w:p>
-      <w:pPr>
-        <w:rPr>
-          <w:b/>
-          <w:bCs/>
-        </w:rPr>
-      </w:pPr>
-      <w:r>
-        <w:rPr>
-          <w:b/>
-          <w:bCs/>
-        </w:rPr>
-        <w:t>Discussion</w:t>
-      </w:r>
-    </w:p>
-    <w:p>
-      <w:pPr>
-        <w:rPr>
-          <w:b/>
-          <w:bCs/>
-        </w:rPr>
-      </w:pPr>
-    </w:p>
-    <w:p>
-      <w:pPr>
-        <w:rPr>
-          <w:b/>
-          <w:bCs/>
-        </w:rPr>
-      </w:pPr>
       <w:r>
         <w:rPr>
           <w:b/>
           <w:bCs/>
         </w:rPr>
         <w:lastRenderedPageBreak/>
+        <w:drawing>
+          <wp:inline distT="0" distB="0" distL="0" distR="0" wp14:anchorId="1F09092C" wp14:editId="7C0981EC">
+            <wp:extent cx="5943600" cy="4429125"/>
+            <wp:effectExtent l="0" t="0" r="0" b="9525"/>
+            <wp:docPr id="546877953" name="Picture 1"/>
+            <wp:cNvGraphicFramePr>
+              <a:graphicFrameLocks xmlns:a="http://schemas.openxmlformats.org/drawingml/2006/main" noChangeAspect="1"/>
+            </wp:cNvGraphicFramePr>
+            <a:graphic xmlns:a="http://schemas.openxmlformats.org/drawingml/2006/main">
+              <a:graphicData uri="http://schemas.openxmlformats.org/drawingml/2006/picture">
+                <pic:pic xmlns:pic="http://schemas.openxmlformats.org/drawingml/2006/picture">
+                  <pic:nvPicPr>
+                    <pic:cNvPr id="546877953" name=""/>
+                    <pic:cNvPicPr/>
+                  </pic:nvPicPr>
+                  <pic:blipFill>
+                    <a:blip r:embed="rId40"/>
+                    <a:stretch>
+                      <a:fillRect/>
+                    </a:stretch>
+                  </pic:blipFill>
+                  <pic:spPr>
+                    <a:xfrm>
+                      <a:off x="0" y="0"/>
+                      <a:ext cx="5943600" cy="4429125"/>
+                    </a:xfrm>
+                    <a:prstGeom prst="rect">
+                      <a:avLst/>
+                    </a:prstGeom>
+                  </pic:spPr>
+                </pic:pic>
+              </a:graphicData>
+            </a:graphic>
+          </wp:inline>
+        </w:drawing>
+      </w:r>
+    </w:p>
+    <w:p>
+      <w:pPr>
+        <w:rPr>
+          <w:b/>
+          <w:bCs/>
+        </w:rPr>
+      </w:pPr>
+      <w:r>
+        <w:rPr>
+          <w:b/>
+          <w:bCs/>
+        </w:rPr>
         <w:t>Code Snippet</w:t>
       </w:r>
     </w:p>
@@ -3402,20 +3612,46 @@
           <w:bCs/>
         </w:rPr>
       </w:pPr>
-    </w:p>
-    <w:p>
-      <w:pPr>
-        <w:rPr>
-          <w:b/>
-          <w:bCs/>
-        </w:rPr>
-      </w:pPr>
-      <w:r>
-        <w:rPr>
-          <w:b/>
-          <w:bCs/>
-        </w:rPr>
-        <w:t>Figures</w:t>
+      <w:r>
+        <w:rPr>
+          <w:b/>
+          <w:bCs/>
+        </w:rPr>
+        <w:drawing>
+          <wp:inline distT="0" distB="0" distL="0" distR="0" wp14:anchorId="074D3685" wp14:editId="70EDFCF9">
+            <wp:extent cx="5943600" cy="865505"/>
+            <wp:effectExtent l="0" t="0" r="0" b="0"/>
+            <wp:docPr id="649835062" name="Picture 1"/>
+            <wp:cNvGraphicFramePr>
+              <a:graphicFrameLocks xmlns:a="http://schemas.openxmlformats.org/drawingml/2006/main" noChangeAspect="1"/>
+            </wp:cNvGraphicFramePr>
+            <a:graphic xmlns:a="http://schemas.openxmlformats.org/drawingml/2006/main">
+              <a:graphicData uri="http://schemas.openxmlformats.org/drawingml/2006/picture">
+                <pic:pic xmlns:pic="http://schemas.openxmlformats.org/drawingml/2006/picture">
+                  <pic:nvPicPr>
+                    <pic:cNvPr id="649835062" name=""/>
+                    <pic:cNvPicPr/>
+                  </pic:nvPicPr>
+                  <pic:blipFill>
+                    <a:blip r:embed="rId41"/>
+                    <a:stretch>
+                      <a:fillRect/>
+                    </a:stretch>
+                  </pic:blipFill>
+                  <pic:spPr>
+                    <a:xfrm>
+                      <a:off x="0" y="0"/>
+                      <a:ext cx="5943600" cy="865505"/>
+                    </a:xfrm>
+                    <a:prstGeom prst="rect">
+                      <a:avLst/>
+                    </a:prstGeom>
+                  </pic:spPr>
+                </pic:pic>
+              </a:graphicData>
+            </a:graphic>
+          </wp:inline>
+        </w:drawing>
       </w:r>
     </w:p>
     <w:sectPr>
@@ -3430,6 +3666,11 @@
 
 <file path=word/numbering.xml><?xml version="1.0" encoding="utf-8"?>
 <w:numbering xmlns:wpc="http://schemas.microsoft.com/office/word/2010/wordprocessingCanvas" xmlns:cx="http://schemas.microsoft.com/office/drawing/2014/chartex" xmlns:cx1="http://schemas.microsoft.com/office/drawing/2015/9/8/chartex" xmlns:cx2="http://schemas.microsoft.com/office/drawing/2015/10/21/chartex" xmlns:cx3="http://schemas.microsoft.com/office/drawing/2016/5/9/chartex" xmlns:cx4="http://schemas.microsoft.com/office/drawing/2016/5/10/chartex" xmlns:cx5="http://schemas.microsoft.com/office/drawing/2016/5/11/chartex" xmlns:cx6="http://schemas.microsoft.com/office/drawing/2016/5/12/chartex" xmlns:cx7="http://schemas.microsoft.com/office/drawing/2016/5/13/chartex" xmlns:cx8="http://schemas.microsoft.com/office/drawing/2016/5/14/chartex" xmlns:mc="http://schemas.openxmlformats.org/markup-compatibility/2006" xmlns:aink="http://schemas.microsoft.com/office/drawing/2016/ink" xmlns:am3d="http://schemas.microsoft.com/office/drawing/2017/model3d" xmlns:o="urn:schemas-microsoft-com:office:office" xmlns:oel="http://schemas.microsoft.com/office/2019/extlst" xmlns:r="http://schemas.openxmlformats.org/officeDocument/2006/relationships" xmlns:m="http://schemas.openxmlformats.org/officeDocument/2006/math" xmlns:v="urn:schemas-microsoft-com:vml" xmlns:wp14="http://schemas.microsoft.com/office/word/2010/wordprocessingDrawing" xmlns:wp="http://schemas.openxmlformats.org/drawingml/2006/wordprocessingDrawing" xmlns:w10="urn:schemas-microsoft-com:office:word" xmlns:w="http://schemas.openxmlformats.org/wordprocessingml/2006/main" xmlns:w14="http://schemas.microsoft.com/office/word/2010/wordml" xmlns:w15="http://schemas.microsoft.com/office/word/2012/wordml" xmlns:w16cex="http://schemas.microsoft.com/office/word/2018/wordml/cex" xmlns:w16cid="http://schemas.microsoft.com/office/word/2016/wordml/cid" xmlns:w16="http://schemas.microsoft.com/office/word/2018/wordml" xmlns:w16du="http://schemas.microsoft.com/office/word/2023/wordml/word16du" xmlns:w16sdtdh="http://schemas.microsoft.com/office/word/2020/wordml/sdtdatahash" xmlns:w16sdtfl="http://schemas.microsoft.com/office/word/2024/wordml/sdtformatlock" xmlns:w16se="http://schemas.microsoft.com/office/word/2015/wordml/symex" xmlns:wpg="http://schemas.microsoft.com/office/word/2010/wordprocessingGroup" xmlns:wpi="http://schemas.microsoft.com/office/word/2010/wordprocessingInk" xmlns:wne="http://schemas.microsoft.com/office/word/2006/wordml" xmlns:wps="http://schemas.microsoft.com/office/word/2010/wordprocessingShape" mc:Ignorable="w14 w15 w16se w16cid w16 w16cex w16sdtdh w16sdtfl w16du wp14">
+  <w:numPicBullet w:numPicBulletId="0">
+    <w:pict>
+      <v:rect id="_x0000_i1025" style="width:0;height:1.5pt" o:hralign="center" o:bullet="t" o:hrstd="t" o:hr="t" fillcolor="#a0a0a0" stroked="f"/>
+    </w:pict>
+  </w:numPicBullet>
   <w:abstractNum w:abstractNumId="0" w15:restartNumberingAfterBreak="0">
     <w:nsid w:val="2B1A34BB"/>
     <w:multiLevelType w:val="hybridMultilevel"/>
